--- a/pr-preview/pr-393/data-handout-tracked-changes.docx
+++ b/pr-preview/pr-393/data-handout-tracked-changes.docx
@@ -16,7 +16,7 @@
       </w:pPr>
       <w:del w:id="1" w:author="PR Preview" w:date="2026-01-01T00:00:00Z">
         <w:r>
-          <w:delText xml:space="preserve">Last modified: 2026-10-19 11:24:13 (PDT)</w:delText>
+          <w:delText xml:space="preserve">Last modified: 2026-10-19 14:20:11 (PDT)</w:delText>
         </w:r>
       </w:del>
     </w:p>
@@ -26,7 +26,7 @@
       </w:pPr>
       <w:ins w:id="2" w:author="PR Preview" w:date="2026-01-01T00:00:00Z">
         <w:r>
-          <w:t xml:space="preserve">Last modified: 2026-10-19 11:47:34 (PDT)</w:t>
+          <w:t xml:space="preserve">Last modified: 2026-10-19 14:17:09 (PDT)</w:t>
         </w:r>
       </w:ins>
     </w:p>
@@ -121,143 +121,310 @@
       <w:pPr>
         <w:pStyle w:val="BodyText"/>
       </w:pPr>
-      <w:r>
-        <w:rPr>
-          <w:b/>
-          <w:bCs/>
-        </w:rPr>
-        <w:t xml:space="preserve">Definition 1 (Numerical variable (quantitative variable))</w:t>
-      </w:r>
-      <w:r>
-        <w:t xml:space="preserve"> </w:t>
-      </w:r>
-      <w:r>
-        <w:t xml:space="preserve">A</w:t>
-      </w:r>
-      <w:r>
-        <w:t xml:space="preserve"> </w:t>
-      </w:r>
-      <w:r>
-        <w:rPr>
-          <w:b/>
-          <w:bCs/>
-        </w:rPr>
-        <w:t xml:space="preserve">numerical</w:t>
-      </w:r>
-      <w:r>
-        <w:t xml:space="preserve"> </w:t>
-      </w:r>
-      <w:r>
-        <w:t xml:space="preserve">(or</w:t>
-      </w:r>
-      <w:r>
-        <w:t xml:space="preserve"> </w:t>
-      </w:r>
-      <w:r>
-        <w:rPr>
-          <w:b/>
-          <w:bCs/>
-        </w:rPr>
-        <w:t xml:space="preserve">quantitative</w:t>
-      </w:r>
-      <w:r>
-        <w:t xml:space="preserve">) variable is a variable that takes</w:t>
-      </w:r>
-      <w:r>
-        <w:t xml:space="preserve"> </w:t>
-      </w:r>
-      <w:r>
-        <w:t xml:space="preserve">values on a numeric scale,</w:t>
-      </w:r>
-      <w:r>
-        <w:t xml:space="preserve"> </w:t>
-      </w:r>
-      <w:r>
-        <w:t xml:space="preserve">where arithmetic operations such as subtraction (and possibly division)</w:t>
-      </w:r>
-      <w:r>
-        <w:t xml:space="preserve"> </w:t>
-      </w:r>
-      <w:r>
-        <w:t xml:space="preserve">are meaningful.</w:t>
-      </w:r>
-      <w:r>
-        <w:t xml:space="preserve"> </w:t>
-      </w:r>
-      <w:r>
-        <w:t xml:space="preserve">Numerical variables may be further classified as</w:t>
-      </w:r>
-      <w:r>
-        <w:t xml:space="preserve"> </w:t>
-      </w:r>
+      <w:del w:id="3" w:author="PR Preview" w:date="2026-01-01T00:00:00Z">
+        <w:r>
+          <w:rPr>
+            <w:b/>
+            <w:bCs/>
+          </w:rPr>
+          <w:delText xml:space="preserve">Definition 1 (Numerical variable (quantitative variable))</w:delText>
+        </w:r>
+      </w:del>
+      <w:del w:id="4" w:author="PR Preview" w:date="2026-01-01T00:00:00Z">
+        <w:r>
+          <w:delText xml:space="preserve"> </w:delText>
+        </w:r>
+      </w:del>
+      <w:del w:id="5" w:author="PR Preview" w:date="2026-01-01T00:00:00Z">
+        <w:r>
+          <w:delText xml:space="preserve">A</w:delText>
+        </w:r>
+      </w:del>
+      <w:del w:id="6" w:author="PR Preview" w:date="2026-01-01T00:00:00Z">
+        <w:r>
+          <w:delText xml:space="preserve"> </w:delText>
+        </w:r>
+      </w:del>
+      <w:del w:id="7" w:author="PR Preview" w:date="2026-01-01T00:00:00Z">
+        <w:r>
+          <w:rPr>
+            <w:b/>
+            <w:bCs/>
+          </w:rPr>
+          <w:delText xml:space="preserve">numerical</w:delText>
+        </w:r>
+      </w:del>
+      <w:del w:id="8" w:author="PR Preview" w:date="2026-01-01T00:00:00Z">
+        <w:r>
+          <w:delText xml:space="preserve"> </w:delText>
+        </w:r>
+      </w:del>
+      <w:del w:id="9" w:author="PR Preview" w:date="2026-01-01T00:00:00Z">
+        <w:r>
+          <w:delText xml:space="preserve">(or</w:delText>
+        </w:r>
+      </w:del>
+      <w:del w:id="10" w:author="PR Preview" w:date="2026-01-01T00:00:00Z">
+        <w:r>
+          <w:delText xml:space="preserve"> </w:delText>
+        </w:r>
+      </w:del>
+      <w:del w:id="11" w:author="PR Preview" w:date="2026-01-01T00:00:00Z">
+        <w:r>
+          <w:rPr>
+            <w:b/>
+            <w:bCs/>
+          </w:rPr>
+          <w:delText xml:space="preserve">quantitative</w:delText>
+        </w:r>
+      </w:del>
+      <w:del w:id="12" w:author="PR Preview" w:date="2026-01-01T00:00:00Z">
+        <w:r>
+          <w:delText xml:space="preserve">) variable is a variable that takes</w:delText>
+        </w:r>
+      </w:del>
+      <w:del w:id="13" w:author="PR Preview" w:date="2026-01-01T00:00:00Z">
+        <w:r>
+          <w:delText xml:space="preserve"> </w:delText>
+        </w:r>
+      </w:del>
+      <w:del w:id="14" w:author="PR Preview" w:date="2026-01-01T00:00:00Z">
+        <w:r>
+          <w:delText xml:space="preserve">values on a numeric scale,</w:delText>
+        </w:r>
+      </w:del>
+      <w:del w:id="15" w:author="PR Preview" w:date="2026-01-01T00:00:00Z">
+        <w:r>
+          <w:delText xml:space="preserve"> </w:delText>
+        </w:r>
+      </w:del>
+      <w:del w:id="16" w:author="PR Preview" w:date="2026-01-01T00:00:00Z">
+        <w:r>
+          <w:delText xml:space="preserve">where arithmetic operations such as subtraction (and possibly division)</w:delText>
+        </w:r>
+      </w:del>
+      <w:del w:id="17" w:author="PR Preview" w:date="2026-01-01T00:00:00Z">
+        <w:r>
+          <w:delText xml:space="preserve"> </w:delText>
+        </w:r>
+      </w:del>
+      <w:del w:id="18" w:author="PR Preview" w:date="2026-01-01T00:00:00Z">
+        <w:r>
+          <w:delText xml:space="preserve">are meaningful.</w:delText>
+        </w:r>
+      </w:del>
+    </w:p>
+    <w:p>
+      <w:pPr>
+        <w:pStyle w:val="BodyText"/>
+      </w:pPr>
+      <w:ins w:id="19" w:author="PR Preview" w:date="2026-01-01T00:00:00Z">
+        <w:r>
+          <w:rPr>
+            <w:b/>
+            <w:bCs/>
+          </w:rPr>
+          <w:t xml:space="preserve">Definition 1 (Numerical variable (quantitative variable))</w:t>
+        </w:r>
+      </w:ins>
+      <w:ins w:id="20" w:author="PR Preview" w:date="2026-01-01T00:00:00Z">
+        <w:r>
+          <w:t xml:space="preserve"> </w:t>
+        </w:r>
+      </w:ins>
+      <w:ins w:id="21" w:author="PR Preview" w:date="2026-01-01T00:00:00Z">
+        <w:r>
+          <w:t xml:space="preserve">A</w:t>
+        </w:r>
+      </w:ins>
+      <w:ins w:id="22" w:author="PR Preview" w:date="2026-01-01T00:00:00Z">
+        <w:r>
+          <w:t xml:space="preserve"> </w:t>
+        </w:r>
+      </w:ins>
+      <w:ins w:id="23" w:author="PR Preview" w:date="2026-01-01T00:00:00Z">
+        <w:r>
+          <w:rPr>
+            <w:b/>
+            <w:bCs/>
+          </w:rPr>
+          <w:t xml:space="preserve">numerical</w:t>
+        </w:r>
+      </w:ins>
+      <w:ins w:id="24" w:author="PR Preview" w:date="2026-01-01T00:00:00Z">
+        <w:r>
+          <w:t xml:space="preserve"> </w:t>
+        </w:r>
+      </w:ins>
+      <w:ins w:id="25" w:author="PR Preview" w:date="2026-01-01T00:00:00Z">
+        <w:r>
+          <w:t xml:space="preserve">(or</w:t>
+        </w:r>
+      </w:ins>
+      <w:ins w:id="26" w:author="PR Preview" w:date="2026-01-01T00:00:00Z">
+        <w:r>
+          <w:t xml:space="preserve"> </w:t>
+        </w:r>
+      </w:ins>
+      <w:ins w:id="27" w:author="PR Preview" w:date="2026-01-01T00:00:00Z">
+        <w:r>
+          <w:rPr>
+            <w:b/>
+            <w:bCs/>
+          </w:rPr>
+          <w:t xml:space="preserve">quantitative</w:t>
+        </w:r>
+      </w:ins>
+      <w:ins w:id="28" w:author="PR Preview" w:date="2026-01-01T00:00:00Z">
+        <w:r>
+          <w:t xml:space="preserve">) variable is a variable that takes</w:t>
+        </w:r>
+      </w:ins>
+      <w:ins w:id="29" w:author="PR Preview" w:date="2026-01-01T00:00:00Z">
+        <w:r>
+          <w:t xml:space="preserve"> </w:t>
+        </w:r>
+      </w:ins>
+      <w:ins w:id="30" w:author="PR Preview" w:date="2026-01-01T00:00:00Z">
+        <w:r>
+          <w:t xml:space="preserve">values on a numeric scale,</w:t>
+        </w:r>
+      </w:ins>
+      <w:ins w:id="31" w:author="PR Preview" w:date="2026-01-01T00:00:00Z">
+        <w:r>
+          <w:t xml:space="preserve"> </w:t>
+        </w:r>
+      </w:ins>
+      <w:ins w:id="32" w:author="PR Preview" w:date="2026-01-01T00:00:00Z">
+        <w:r>
+          <w:t xml:space="preserve">where arithmetic operations such as subtraction (and possibly division)</w:t>
+        </w:r>
+      </w:ins>
+      <w:ins w:id="33" w:author="PR Preview" w:date="2026-01-01T00:00:00Z">
+        <w:r>
+          <w:t xml:space="preserve"> </w:t>
+        </w:r>
+      </w:ins>
+      <w:ins w:id="34" w:author="PR Preview" w:date="2026-01-01T00:00:00Z">
+        <w:r>
+          <w:t xml:space="preserve">are meaningful.</w:t>
+        </w:r>
+      </w:ins>
+      <w:ins w:id="35" w:author="PR Preview" w:date="2026-01-01T00:00:00Z">
+        <w:r>
+          <w:t xml:space="preserve"> </w:t>
+        </w:r>
+      </w:ins>
+      <w:ins w:id="36" w:author="PR Preview" w:date="2026-01-01T00:00:00Z">
+        <w:r>
+          <w:t xml:space="preserve">Numerical variables may be further classified as</w:t>
+        </w:r>
+      </w:ins>
+      <w:ins w:id="37" w:author="PR Preview" w:date="2026-01-01T00:00:00Z">
+        <w:r>
+          <w:t xml:space="preserve"> </w:t>
+        </w:r>
+      </w:ins>
       <w:hyperlink w:anchor="def-interval-var">
-        <w:r>
-          <w:rPr>
-            <w:rStyle w:val="Hyperlink"/>
-          </w:rPr>
-          <w:t xml:space="preserve">interval</w:t>
-        </w:r>
+        <w:ins w:id="38" w:author="PR Preview" w:date="2026-01-01T00:00:00Z">
+          <w:r>
+            <w:rPr>
+              <w:rStyle w:val="Hyperlink"/>
+            </w:rPr>
+            <w:t xml:space="preserve">interval</w:t>
+          </w:r>
+        </w:ins>
       </w:hyperlink>
-      <w:r>
-        <w:t xml:space="preserve"> </w:t>
-      </w:r>
-      <w:r>
-        <w:t xml:space="preserve">or</w:t>
-      </w:r>
-      <w:r>
-        <w:t xml:space="preserve"> </w:t>
-      </w:r>
+      <w:ins w:id="39" w:author="PR Preview" w:date="2026-01-01T00:00:00Z">
+        <w:r>
+          <w:t xml:space="preserve"> </w:t>
+        </w:r>
+      </w:ins>
+      <w:ins w:id="40" w:author="PR Preview" w:date="2026-01-01T00:00:00Z">
+        <w:r>
+          <w:t xml:space="preserve">or</w:t>
+        </w:r>
+      </w:ins>
+      <w:ins w:id="41" w:author="PR Preview" w:date="2026-01-01T00:00:00Z">
+        <w:r>
+          <w:t xml:space="preserve"> </w:t>
+        </w:r>
+      </w:ins>
       <w:hyperlink w:anchor="def-ratio-var">
-        <w:r>
-          <w:rPr>
-            <w:rStyle w:val="Hyperlink"/>
-          </w:rPr>
-          <w:t xml:space="preserve">ratio</w:t>
-        </w:r>
+        <w:ins w:id="42" w:author="PR Preview" w:date="2026-01-01T00:00:00Z">
+          <w:r>
+            <w:rPr>
+              <w:rStyle w:val="Hyperlink"/>
+            </w:rPr>
+            <w:t xml:space="preserve">ratio</w:t>
+          </w:r>
+        </w:ins>
       </w:hyperlink>
-      <w:r>
-        <w:t xml:space="preserve"> </w:t>
-      </w:r>
-      <w:r>
-        <w:t xml:space="preserve">variables,</w:t>
-      </w:r>
-      <w:r>
-        <w:t xml:space="preserve"> </w:t>
-      </w:r>
-      <w:r>
-        <w:t xml:space="preserve">and as</w:t>
-      </w:r>
-      <w:r>
-        <w:t xml:space="preserve"> </w:t>
-      </w:r>
+      <w:ins w:id="43" w:author="PR Preview" w:date="2026-01-01T00:00:00Z">
+        <w:r>
+          <w:t xml:space="preserve"> </w:t>
+        </w:r>
+      </w:ins>
+      <w:ins w:id="44" w:author="PR Preview" w:date="2026-01-01T00:00:00Z">
+        <w:r>
+          <w:t xml:space="preserve">variables,</w:t>
+        </w:r>
+      </w:ins>
+      <w:ins w:id="45" w:author="PR Preview" w:date="2026-01-01T00:00:00Z">
+        <w:r>
+          <w:t xml:space="preserve"> </w:t>
+        </w:r>
+      </w:ins>
+      <w:ins w:id="46" w:author="PR Preview" w:date="2026-01-01T00:00:00Z">
+        <w:r>
+          <w:t xml:space="preserve">and as</w:t>
+        </w:r>
+      </w:ins>
+      <w:ins w:id="47" w:author="PR Preview" w:date="2026-01-01T00:00:00Z">
+        <w:r>
+          <w:t xml:space="preserve"> </w:t>
+        </w:r>
+      </w:ins>
       <w:hyperlink w:anchor="def-continuous-var">
-        <w:r>
-          <w:rPr>
-            <w:rStyle w:val="Hyperlink"/>
-          </w:rPr>
-          <w:t xml:space="preserve">continuous</w:t>
-        </w:r>
+        <w:ins w:id="48" w:author="PR Preview" w:date="2026-01-01T00:00:00Z">
+          <w:r>
+            <w:rPr>
+              <w:rStyle w:val="Hyperlink"/>
+            </w:rPr>
+            <w:t xml:space="preserve">continuous</w:t>
+          </w:r>
+        </w:ins>
       </w:hyperlink>
-      <w:r>
-        <w:t xml:space="preserve"> </w:t>
-      </w:r>
-      <w:r>
-        <w:t xml:space="preserve">or</w:t>
-      </w:r>
-      <w:r>
-        <w:t xml:space="preserve"> </w:t>
-      </w:r>
+      <w:ins w:id="49" w:author="PR Preview" w:date="2026-01-01T00:00:00Z">
+        <w:r>
+          <w:t xml:space="preserve"> </w:t>
+        </w:r>
+      </w:ins>
+      <w:ins w:id="50" w:author="PR Preview" w:date="2026-01-01T00:00:00Z">
+        <w:r>
+          <w:t xml:space="preserve">or</w:t>
+        </w:r>
+      </w:ins>
+      <w:ins w:id="51" w:author="PR Preview" w:date="2026-01-01T00:00:00Z">
+        <w:r>
+          <w:t xml:space="preserve"> </w:t>
+        </w:r>
+      </w:ins>
       <w:hyperlink w:anchor="def-discrete-var">
-        <w:r>
-          <w:rPr>
-            <w:rStyle w:val="Hyperlink"/>
-          </w:rPr>
-          <w:t xml:space="preserve">discrete</w:t>
-        </w:r>
+        <w:ins w:id="52" w:author="PR Preview" w:date="2026-01-01T00:00:00Z">
+          <w:r>
+            <w:rPr>
+              <w:rStyle w:val="Hyperlink"/>
+            </w:rPr>
+            <w:t xml:space="preserve">discrete</w:t>
+          </w:r>
+        </w:ins>
       </w:hyperlink>
-      <w:r>
-        <w:t xml:space="preserve">.</w:t>
-      </w:r>
+      <w:ins w:id="53" w:author="PR Preview" w:date="2026-01-01T00:00:00Z">
+        <w:r>
+          <w:t xml:space="preserve">.</w:t>
+        </w:r>
+      </w:ins>
     </w:p>
     <w:bookmarkEnd w:id="9"/>
     <w:bookmarkStart w:id="10" w:name="exm-numerical-var"/>
@@ -647,57 +814,328 @@
       <w:pPr>
         <w:pStyle w:val="FirstParagraph"/>
       </w:pPr>
-      <w:r>
-        <w:rPr>
-          <w:i/>
-          <w:iCs/>
-        </w:rPr>
-        <w:t xml:space="preserve">Remark 1</w:t>
-      </w:r>
-      <w:r>
-        <w:t xml:space="preserve"> (Types of discrete variables). </w:t>
-      </w:r>
-      <w:r>
-        <w:t xml:space="preserve">Discrete variables include both numerical types</w:t>
-      </w:r>
-      <w:r>
-        <w:t xml:space="preserve"> </w:t>
-      </w:r>
-      <w:r>
-        <w:t xml:space="preserve">(such as</w:t>
-      </w:r>
-      <w:r>
-        <w:t xml:space="preserve"> </w:t>
-      </w:r>
+      <w:del w:id="54" w:author="PR Preview" w:date="2026-01-01T00:00:00Z">
+        <w:r>
+          <w:rPr>
+            <w:i/>
+            <w:iCs/>
+          </w:rPr>
+          <w:delText xml:space="preserve">Remark 1</w:delText>
+        </w:r>
+      </w:del>
+      <w:del w:id="55" w:author="PR Preview" w:date="2026-01-01T00:00:00Z">
+        <w:r>
+          <w:delText xml:space="preserve"> (Subtypes of numerical variables). </w:delText>
+        </w:r>
+      </w:del>
+      <w:del w:id="56" w:author="PR Preview" w:date="2026-01-01T00:00:00Z">
+        <w:r>
+          <w:delText xml:space="preserve">A</w:delText>
+        </w:r>
+      </w:del>
+      <w:del w:id="57" w:author="PR Preview" w:date="2026-01-01T00:00:00Z">
+        <w:r>
+          <w:delText xml:space="preserve"> </w:delText>
+        </w:r>
+      </w:del>
+      <w:hyperlink w:anchor="def-numerical-var">
+        <w:del w:id="58" w:author="PR Preview" w:date="2026-01-01T00:00:00Z">
+          <w:r>
+            <w:rPr>
+              <w:rStyle w:val="Hyperlink"/>
+            </w:rPr>
+            <w:delText xml:space="preserve">numerical variable</w:delText>
+          </w:r>
+        </w:del>
+      </w:hyperlink>
+      <w:del w:id="59" w:author="PR Preview" w:date="2026-01-01T00:00:00Z">
+        <w:r>
+          <w:delText xml:space="preserve"> </w:delText>
+        </w:r>
+      </w:del>
+      <w:del w:id="60" w:author="PR Preview" w:date="2026-01-01T00:00:00Z">
+        <w:r>
+          <w:delText xml:space="preserve">may be classified in two ways:</w:delText>
+        </w:r>
+      </w:del>
+      <w:del w:id="61" w:author="PR Preview" w:date="2026-01-01T00:00:00Z">
+        <w:r>
+          <w:delText xml:space="preserve"> </w:delText>
+        </w:r>
+      </w:del>
+      <w:del w:id="62" w:author="PR Preview" w:date="2026-01-01T00:00:00Z">
+        <w:r>
+          <w:delText xml:space="preserve">as an</w:delText>
+        </w:r>
+      </w:del>
+      <w:del w:id="63" w:author="PR Preview" w:date="2026-01-01T00:00:00Z">
+        <w:r>
+          <w:delText xml:space="preserve"> </w:delText>
+        </w:r>
+      </w:del>
+      <w:hyperlink w:anchor="def-interval-var">
+        <w:del w:id="64" w:author="PR Preview" w:date="2026-01-01T00:00:00Z">
+          <w:r>
+            <w:rPr>
+              <w:rStyle w:val="Hyperlink"/>
+            </w:rPr>
+            <w:delText xml:space="preserve">interval variable</w:delText>
+          </w:r>
+        </w:del>
+      </w:hyperlink>
+      <w:del w:id="65" w:author="PR Preview" w:date="2026-01-01T00:00:00Z">
+        <w:r>
+          <w:delText xml:space="preserve"> </w:delText>
+        </w:r>
+      </w:del>
+      <w:del w:id="66" w:author="PR Preview" w:date="2026-01-01T00:00:00Z">
+        <w:r>
+          <w:delText xml:space="preserve">or a</w:delText>
+        </w:r>
+      </w:del>
+      <w:del w:id="67" w:author="PR Preview" w:date="2026-01-01T00:00:00Z">
+        <w:r>
+          <w:delText xml:space="preserve"> </w:delText>
+        </w:r>
+      </w:del>
+      <w:hyperlink w:anchor="def-ratio-var">
+        <w:del w:id="68" w:author="PR Preview" w:date="2026-01-01T00:00:00Z">
+          <w:r>
+            <w:rPr>
+              <w:rStyle w:val="Hyperlink"/>
+            </w:rPr>
+            <w:delText xml:space="preserve">ratio variable</w:delText>
+          </w:r>
+        </w:del>
+      </w:hyperlink>
+      <w:del w:id="69" w:author="PR Preview" w:date="2026-01-01T00:00:00Z">
+        <w:r>
+          <w:delText xml:space="preserve">,</w:delText>
+        </w:r>
+      </w:del>
+      <w:del w:id="70" w:author="PR Preview" w:date="2026-01-01T00:00:00Z">
+        <w:r>
+          <w:delText xml:space="preserve"> </w:delText>
+        </w:r>
+      </w:del>
+      <w:del w:id="71" w:author="PR Preview" w:date="2026-01-01T00:00:00Z">
+        <w:r>
+          <w:delText xml:space="preserve">and as a</w:delText>
+        </w:r>
+      </w:del>
+      <w:del w:id="72" w:author="PR Preview" w:date="2026-01-01T00:00:00Z">
+        <w:r>
+          <w:delText xml:space="preserve"> </w:delText>
+        </w:r>
+      </w:del>
+      <w:hyperlink w:anchor="def-continuous-var">
+        <w:del w:id="73" w:author="PR Preview" w:date="2026-01-01T00:00:00Z">
+          <w:r>
+            <w:rPr>
+              <w:rStyle w:val="Hyperlink"/>
+            </w:rPr>
+            <w:delText xml:space="preserve">continuous variable</w:delText>
+          </w:r>
+        </w:del>
+      </w:hyperlink>
+      <w:del w:id="74" w:author="PR Preview" w:date="2026-01-01T00:00:00Z">
+        <w:r>
+          <w:delText xml:space="preserve"> </w:delText>
+        </w:r>
+      </w:del>
+      <w:del w:id="75" w:author="PR Preview" w:date="2026-01-01T00:00:00Z">
+        <w:r>
+          <w:delText xml:space="preserve">or a</w:delText>
+        </w:r>
+      </w:del>
+      <w:del w:id="76" w:author="PR Preview" w:date="2026-01-01T00:00:00Z">
+        <w:r>
+          <w:delText xml:space="preserve"> </w:delText>
+        </w:r>
+      </w:del>
+      <w:hyperlink w:anchor="def-discrete-var">
+        <w:del w:id="77" w:author="PR Preview" w:date="2026-01-01T00:00:00Z">
+          <w:r>
+            <w:rPr>
+              <w:rStyle w:val="Hyperlink"/>
+            </w:rPr>
+            <w:delText xml:space="preserve">discrete variable</w:delText>
+          </w:r>
+        </w:del>
+      </w:hyperlink>
+      <w:del w:id="78" w:author="PR Preview" w:date="2026-01-01T00:00:00Z">
+        <w:r>
+          <w:delText xml:space="preserve">.</w:delText>
+        </w:r>
+      </w:del>
+    </w:p>
+    <w:p>
+      <w:pPr>
+        <w:pStyle w:val="BodyText"/>
+      </w:pPr>
+      <w:del w:id="79" w:author="PR Preview" w:date="2026-01-01T00:00:00Z">
+        <w:r>
+          <w:rPr>
+            <w:i/>
+            <w:iCs/>
+          </w:rPr>
+          <w:delText xml:space="preserve">Remark 2</w:delText>
+        </w:r>
+      </w:del>
+      <w:del w:id="80" w:author="PR Preview" w:date="2026-01-01T00:00:00Z">
+        <w:r>
+          <w:delText xml:space="preserve"> (Types of discrete variables). </w:delText>
+        </w:r>
+      </w:del>
+      <w:del w:id="81" w:author="PR Preview" w:date="2026-01-01T00:00:00Z">
+        <w:r>
+          <w:delText xml:space="preserve">Discrete variables include both numerical types</w:delText>
+        </w:r>
+      </w:del>
+      <w:del w:id="82" w:author="PR Preview" w:date="2026-01-01T00:00:00Z">
+        <w:r>
+          <w:delText xml:space="preserve"> </w:delText>
+        </w:r>
+      </w:del>
+      <w:del w:id="83" w:author="PR Preview" w:date="2026-01-01T00:00:00Z">
+        <w:r>
+          <w:delText xml:space="preserve">(such as</w:delText>
+        </w:r>
+      </w:del>
+      <w:del w:id="84" w:author="PR Preview" w:date="2026-01-01T00:00:00Z">
+        <w:r>
+          <w:delText xml:space="preserve"> </w:delText>
+        </w:r>
+      </w:del>
       <w:hyperlink w:anchor="def-count">
+        <w:del w:id="85" w:author="PR Preview" w:date="2026-01-01T00:00:00Z">
+          <w:r>
+            <w:rPr>
+              <w:rStyle w:val="Hyperlink"/>
+            </w:rPr>
+            <w:delText xml:space="preserve">count variables</w:delText>
+          </w:r>
+        </w:del>
+      </w:hyperlink>
+      <w:del w:id="86" w:author="PR Preview" w:date="2026-01-01T00:00:00Z">
+        <w:r>
+          <w:delText xml:space="preserve">) and</w:delText>
+        </w:r>
+      </w:del>
+      <w:del w:id="87" w:author="PR Preview" w:date="2026-01-01T00:00:00Z">
+        <w:r>
+          <w:delText xml:space="preserve"> </w:delText>
+        </w:r>
+      </w:del>
+      <w:del w:id="88" w:author="PR Preview" w:date="2026-01-01T00:00:00Z">
+        <w:r>
+          <w:delText xml:space="preserve">categorical types</w:delText>
+        </w:r>
+      </w:del>
+      <w:del w:id="89" w:author="PR Preview" w:date="2026-01-01T00:00:00Z">
+        <w:r>
+          <w:delText xml:space="preserve"> </w:delText>
+        </w:r>
+      </w:del>
+      <w:del w:id="90" w:author="PR Preview" w:date="2026-01-01T00:00:00Z">
+        <w:r>
+          <w:delText xml:space="preserve">(such as binary, nominal, and ordinal variables).</w:delText>
+        </w:r>
+      </w:del>
+      <w:del w:id="91" w:author="PR Preview" w:date="2026-01-01T00:00:00Z">
+        <w:r>
+          <w:delText xml:space="preserve"> </w:delText>
+        </w:r>
+      </w:del>
+      <w:del w:id="92" w:author="PR Preview" w:date="2026-01-01T00:00:00Z">
+        <w:r>
+          <w:delText xml:space="preserve">In contrast, continuous variables are always numerical.</w:delText>
+        </w:r>
+      </w:del>
+    </w:p>
+    <w:p>
+      <w:pPr>
+        <w:pStyle w:val="FirstParagraph"/>
+      </w:pPr>
+      <w:ins w:id="93" w:author="PR Preview" w:date="2026-01-01T00:00:00Z">
         <w:r>
           <w:rPr>
-            <w:rStyle w:val="Hyperlink"/>
+            <w:i/>
+            <w:iCs/>
           </w:rPr>
-          <w:t xml:space="preserve">count variables</w:t>
-        </w:r>
+          <w:t xml:space="preserve">Remark 1</w:t>
+        </w:r>
+      </w:ins>
+      <w:ins w:id="94" w:author="PR Preview" w:date="2026-01-01T00:00:00Z">
+        <w:r>
+          <w:t xml:space="preserve"> (Types of discrete variables). </w:t>
+        </w:r>
+      </w:ins>
+      <w:ins w:id="95" w:author="PR Preview" w:date="2026-01-01T00:00:00Z">
+        <w:r>
+          <w:t xml:space="preserve">Discrete variables include both numerical types</w:t>
+        </w:r>
+      </w:ins>
+      <w:ins w:id="96" w:author="PR Preview" w:date="2026-01-01T00:00:00Z">
+        <w:r>
+          <w:t xml:space="preserve"> </w:t>
+        </w:r>
+      </w:ins>
+      <w:ins w:id="97" w:author="PR Preview" w:date="2026-01-01T00:00:00Z">
+        <w:r>
+          <w:t xml:space="preserve">(such as</w:t>
+        </w:r>
+      </w:ins>
+      <w:ins w:id="98" w:author="PR Preview" w:date="2026-01-01T00:00:00Z">
+        <w:r>
+          <w:t xml:space="preserve"> </w:t>
+        </w:r>
+      </w:ins>
+      <w:hyperlink w:anchor="def-count">
+        <w:ins w:id="99" w:author="PR Preview" w:date="2026-01-01T00:00:00Z">
+          <w:r>
+            <w:rPr>
+              <w:rStyle w:val="Hyperlink"/>
+            </w:rPr>
+            <w:t xml:space="preserve">count variables</w:t>
+          </w:r>
+        </w:ins>
       </w:hyperlink>
-      <w:r>
-        <w:t xml:space="preserve">) and</w:t>
-      </w:r>
-      <w:r>
-        <w:t xml:space="preserve"> </w:t>
-      </w:r>
-      <w:r>
-        <w:t xml:space="preserve">categorical types</w:t>
-      </w:r>
-      <w:r>
-        <w:t xml:space="preserve"> </w:t>
-      </w:r>
-      <w:r>
-        <w:t xml:space="preserve">(such as binary, nominal, and ordinal variables).</w:t>
-      </w:r>
-      <w:r>
-        <w:t xml:space="preserve"> </w:t>
-      </w:r>
-      <w:r>
-        <w:t xml:space="preserve">In contrast, continuous variables are always numerical.</w:t>
-      </w:r>
+      <w:ins w:id="100" w:author="PR Preview" w:date="2026-01-01T00:00:00Z">
+        <w:r>
+          <w:t xml:space="preserve">) and</w:t>
+        </w:r>
+      </w:ins>
+      <w:ins w:id="101" w:author="PR Preview" w:date="2026-01-01T00:00:00Z">
+        <w:r>
+          <w:t xml:space="preserve"> </w:t>
+        </w:r>
+      </w:ins>
+      <w:ins w:id="102" w:author="PR Preview" w:date="2026-01-01T00:00:00Z">
+        <w:r>
+          <w:t xml:space="preserve">categorical types</w:t>
+        </w:r>
+      </w:ins>
+      <w:ins w:id="103" w:author="PR Preview" w:date="2026-01-01T00:00:00Z">
+        <w:r>
+          <w:t xml:space="preserve"> </w:t>
+        </w:r>
+      </w:ins>
+      <w:ins w:id="104" w:author="PR Preview" w:date="2026-01-01T00:00:00Z">
+        <w:r>
+          <w:t xml:space="preserve">(such as binary, nominal, and ordinal variables).</w:t>
+        </w:r>
+      </w:ins>
+      <w:ins w:id="105" w:author="PR Preview" w:date="2026-01-01T00:00:00Z">
+        <w:r>
+          <w:t xml:space="preserve"> </w:t>
+        </w:r>
+      </w:ins>
+      <w:ins w:id="106" w:author="PR Preview" w:date="2026-01-01T00:00:00Z">
+        <w:r>
+          <w:t xml:space="preserve">In contrast, continuous variables are always numerical.</w:t>
+        </w:r>
+      </w:ins>
     </w:p>
     <w:bookmarkEnd w:id="19"/>
     <w:bookmarkStart w:id="20" w:name="def-categorical-var"/>
@@ -792,25 +1230,69 @@
       <w:pPr>
         <w:pStyle w:val="BodyText"/>
       </w:pPr>
-      <w:r>
-        <w:rPr>
-          <w:i/>
-          <w:iCs/>
-        </w:rPr>
-        <w:t xml:space="preserve">Remark 2</w:t>
-      </w:r>
-      <w:r>
-        <w:t xml:space="preserve"> (Kinds of categorical variables). </w:t>
-      </w:r>
-      <w:r>
-        <w:t xml:space="preserve">Categorical variables may be nominal (unordered) or ordinal (ordered),</w:t>
-      </w:r>
-      <w:r>
-        <w:t xml:space="preserve"> </w:t>
-      </w:r>
-      <w:r>
-        <w:t xml:space="preserve">and are always discrete.</w:t>
-      </w:r>
+      <w:del w:id="107" w:author="PR Preview" w:date="2026-01-01T00:00:00Z">
+        <w:r>
+          <w:rPr>
+            <w:i/>
+            <w:iCs/>
+          </w:rPr>
+          <w:delText xml:space="preserve">Remark 3</w:delText>
+        </w:r>
+      </w:del>
+      <w:del w:id="108" w:author="PR Preview" w:date="2026-01-01T00:00:00Z">
+        <w:r>
+          <w:delText xml:space="preserve"> (Kinds of categorical variables). </w:delText>
+        </w:r>
+      </w:del>
+      <w:del w:id="109" w:author="PR Preview" w:date="2026-01-01T00:00:00Z">
+        <w:r>
+          <w:delText xml:space="preserve">Categorical variables may be nominal (unordered) or ordinal (ordered),</w:delText>
+        </w:r>
+      </w:del>
+      <w:del w:id="110" w:author="PR Preview" w:date="2026-01-01T00:00:00Z">
+        <w:r>
+          <w:delText xml:space="preserve"> </w:delText>
+        </w:r>
+      </w:del>
+      <w:del w:id="111" w:author="PR Preview" w:date="2026-01-01T00:00:00Z">
+        <w:r>
+          <w:delText xml:space="preserve">and are always discrete.</w:delText>
+        </w:r>
+      </w:del>
+    </w:p>
+    <w:p>
+      <w:pPr>
+        <w:pStyle w:val="BodyText"/>
+      </w:pPr>
+      <w:ins w:id="112" w:author="PR Preview" w:date="2026-01-01T00:00:00Z">
+        <w:r>
+          <w:rPr>
+            <w:i/>
+            <w:iCs/>
+          </w:rPr>
+          <w:t xml:space="preserve">Remark 2</w:t>
+        </w:r>
+      </w:ins>
+      <w:ins w:id="113" w:author="PR Preview" w:date="2026-01-01T00:00:00Z">
+        <w:r>
+          <w:t xml:space="preserve"> (Kinds of categorical variables). </w:t>
+        </w:r>
+      </w:ins>
+      <w:ins w:id="114" w:author="PR Preview" w:date="2026-01-01T00:00:00Z">
+        <w:r>
+          <w:t xml:space="preserve">Categorical variables may be nominal (unordered) or ordinal (ordered),</w:t>
+        </w:r>
+      </w:ins>
+      <w:ins w:id="115" w:author="PR Preview" w:date="2026-01-01T00:00:00Z">
+        <w:r>
+          <w:t xml:space="preserve"> </w:t>
+        </w:r>
+      </w:ins>
+      <w:ins w:id="116" w:author="PR Preview" w:date="2026-01-01T00:00:00Z">
+        <w:r>
+          <w:t xml:space="preserve">and are always discrete.</w:t>
+        </w:r>
+      </w:ins>
     </w:p>
     <w:bookmarkEnd w:id="22"/>
     <w:bookmarkStart w:id="23" w:name="def-nominal-var"/>
@@ -1598,28 +2080,40 @@
       <w:pPr>
         <w:pStyle w:val="BodyText"/>
       </w:pPr>
-      <w:r>
-        <w:rPr>
-          <w:i/>
-          <w:iCs/>
-        </w:rPr>
-        <w:t xml:space="preserve">Remark 3</w:t>
-      </w:r>
-      <w:r>
-        <w:t xml:space="preserve"> (Other ways to code dummy variables). </w:t>
-      </w:r>
-      <w:r>
-        <w:t xml:space="preserve">There are other ways to construct dummy variables.</w:t>
-      </w:r>
-      <w:r>
-        <w:t xml:space="preserve"> </w:t>
-      </w:r>
-      <w:r>
-        <w:t xml:space="preserve">One is to use the values</w:t>
-      </w:r>
-      <w:r>
-        <w:t xml:space="preserve"> </w:t>
-      </w:r>
+      <w:del w:id="117" w:author="PR Preview" w:date="2026-01-01T00:00:00Z">
+        <w:r>
+          <w:rPr>
+            <w:i/>
+            <w:iCs/>
+          </w:rPr>
+          <w:delText xml:space="preserve">Remark 4</w:delText>
+        </w:r>
+      </w:del>
+      <w:del w:id="118" w:author="PR Preview" w:date="2026-01-01T00:00:00Z">
+        <w:r>
+          <w:delText xml:space="preserve"> (Other ways to code dummy variables). </w:delText>
+        </w:r>
+      </w:del>
+      <w:del w:id="119" w:author="PR Preview" w:date="2026-01-01T00:00:00Z">
+        <w:r>
+          <w:delText xml:space="preserve">There are other ways to construct dummy variables.</w:delText>
+        </w:r>
+      </w:del>
+      <w:del w:id="120" w:author="PR Preview" w:date="2026-01-01T00:00:00Z">
+        <w:r>
+          <w:delText xml:space="preserve"> </w:delText>
+        </w:r>
+      </w:del>
+      <w:del w:id="121" w:author="PR Preview" w:date="2026-01-01T00:00:00Z">
+        <w:r>
+          <w:delText xml:space="preserve">One is to use the values</w:delText>
+        </w:r>
+      </w:del>
+      <w:del w:id="122" w:author="PR Preview" w:date="2026-01-01T00:00:00Z">
+        <w:r>
+          <w:delText xml:space="preserve"> </w:delText>
+        </w:r>
+      </w:del>
       <m:oMath>
         <m:r>
           <m:rPr>
@@ -1631,32 +2125,46 @@
           <m:t>1</m:t>
         </m:r>
       </m:oMath>
-      <w:r>
-        <w:t xml:space="preserve"> </w:t>
-      </w:r>
-      <w:r>
-        <w:t xml:space="preserve">and</w:t>
-      </w:r>
-      <w:r>
-        <w:t xml:space="preserve"> </w:t>
-      </w:r>
+      <w:del w:id="123" w:author="PR Preview" w:date="2026-01-01T00:00:00Z">
+        <w:r>
+          <w:delText xml:space="preserve"> </w:delText>
+        </w:r>
+      </w:del>
+      <w:del w:id="124" w:author="PR Preview" w:date="2026-01-01T00:00:00Z">
+        <w:r>
+          <w:delText xml:space="preserve">and</w:delText>
+        </w:r>
+      </w:del>
+      <w:del w:id="125" w:author="PR Preview" w:date="2026-01-01T00:00:00Z">
+        <w:r>
+          <w:delText xml:space="preserve"> </w:delText>
+        </w:r>
+      </w:del>
       <m:oMath>
         <m:r>
           <m:t>1</m:t>
         </m:r>
       </m:oMath>
-      <w:r>
-        <w:t xml:space="preserve">:</w:t>
-      </w:r>
-      <w:r>
-        <w:t xml:space="preserve"> </w:t>
-      </w:r>
-      <w:r>
-        <w:t xml:space="preserve">for example,</w:t>
-      </w:r>
-      <w:r>
-        <w:t xml:space="preserve"> </w:t>
-      </w:r>
+      <w:del w:id="126" w:author="PR Preview" w:date="2026-01-01T00:00:00Z">
+        <w:r>
+          <w:delText xml:space="preserve">:</w:delText>
+        </w:r>
+      </w:del>
+      <w:del w:id="127" w:author="PR Preview" w:date="2026-01-01T00:00:00Z">
+        <w:r>
+          <w:delText xml:space="preserve"> </w:delText>
+        </w:r>
+      </w:del>
+      <w:del w:id="128" w:author="PR Preview" w:date="2026-01-01T00:00:00Z">
+        <w:r>
+          <w:delText xml:space="preserve">for example,</w:delText>
+        </w:r>
+      </w:del>
+      <w:del w:id="129" w:author="PR Preview" w:date="2026-01-01T00:00:00Z">
+        <w:r>
+          <w:delText xml:space="preserve"> </w:delText>
+        </w:r>
+      </w:del>
       <m:oMath>
         <m:r>
           <m:rPr>
@@ -1668,209 +2176,135 @@
           <m:t>1</m:t>
         </m:r>
       </m:oMath>
-      <w:r>
-        <w:t xml:space="preserve"> </w:t>
-      </w:r>
-      <w:r>
-        <w:t xml:space="preserve">for</w:t>
-      </w:r>
-      <w:r>
-        <w:t xml:space="preserve"> </w:t>
-      </w:r>
-      <w:r>
-        <w:t xml:space="preserve">“female”</w:t>
-      </w:r>
-      <w:r>
-        <w:t xml:space="preserve"> </w:t>
-      </w:r>
-      <w:r>
-        <w:t xml:space="preserve">and</w:t>
-      </w:r>
-      <w:r>
-        <w:t xml:space="preserve"> </w:t>
-      </w:r>
+      <w:del w:id="130" w:author="PR Preview" w:date="2026-01-01T00:00:00Z">
+        <w:r>
+          <w:delText xml:space="preserve"> </w:delText>
+        </w:r>
+      </w:del>
+      <w:del w:id="131" w:author="PR Preview" w:date="2026-01-01T00:00:00Z">
+        <w:r>
+          <w:delText xml:space="preserve">for</w:delText>
+        </w:r>
+      </w:del>
+      <w:del w:id="132" w:author="PR Preview" w:date="2026-01-01T00:00:00Z">
+        <w:r>
+          <w:delText xml:space="preserve"> </w:delText>
+        </w:r>
+      </w:del>
+      <w:del w:id="133" w:author="PR Preview" w:date="2026-01-01T00:00:00Z">
+        <w:r>
+          <w:delText xml:space="preserve">“female”</w:delText>
+        </w:r>
+      </w:del>
+      <w:del w:id="134" w:author="PR Preview" w:date="2026-01-01T00:00:00Z">
+        <w:r>
+          <w:delText xml:space="preserve"> </w:delText>
+        </w:r>
+      </w:del>
+      <w:del w:id="135" w:author="PR Preview" w:date="2026-01-01T00:00:00Z">
+        <w:r>
+          <w:delText xml:space="preserve">and</w:delText>
+        </w:r>
+      </w:del>
+      <w:del w:id="136" w:author="PR Preview" w:date="2026-01-01T00:00:00Z">
+        <w:r>
+          <w:delText xml:space="preserve"> </w:delText>
+        </w:r>
+      </w:del>
       <m:oMath>
         <m:r>
           <m:t>1</m:t>
         </m:r>
       </m:oMath>
-      <w:r>
-        <w:t xml:space="preserve"> </w:t>
-      </w:r>
-      <w:r>
-        <w:t xml:space="preserve">for</w:t>
-      </w:r>
-      <w:r>
-        <w:t xml:space="preserve"> </w:t>
-      </w:r>
-      <w:r>
-        <w:t xml:space="preserve">“male”</w:t>
-      </w:r>
-      <w:r>
-        <w:t xml:space="preserve">.</w:t>
-      </w:r>
-      <w:r>
-        <w:t xml:space="preserve"> </w:t>
-      </w:r>
-      <w:r>
-        <w:t xml:space="preserve">See</w:t>
-      </w:r>
-      <w:r>
-        <w:t xml:space="preserve"> </w:t>
-      </w:r>
-      <w:r>
-        <w:t xml:space="preserve">Dobson and Barnett [1]</w:t>
-      </w:r>
-      <w:r>
-        <w:t xml:space="preserve">, section 2.4, for details.</w:t>
-      </w:r>
-    </w:p>
-    <w:bookmarkEnd w:id="34"/>
-    <w:bookmarkStart w:id="35" w:name="def-indicator-variable"/>
-    <w:p>
-      <w:pPr>
-        <w:pStyle w:val="BodyText"/>
-      </w:pPr>
-      <w:r>
-        <w:rPr>
-          <w:b/>
-          <w:bCs/>
-        </w:rPr>
-        <w:t xml:space="preserve">Definition 11 (Indicator variable)</w:t>
-      </w:r>
-      <w:r>
-        <w:t xml:space="preserve"> </w:t>
-      </w:r>
-      <w:r>
-        <w:t xml:space="preserve">An</w:t>
-      </w:r>
-      <w:r>
-        <w:t xml:space="preserve"> </w:t>
-      </w:r>
-      <w:r>
-        <w:rPr>
-          <w:b/>
-          <w:bCs/>
-        </w:rPr>
-        <w:t xml:space="preserve">indicator variable</w:t>
-      </w:r>
-      <w:r>
-        <w:t xml:space="preserve"> </w:t>
-      </w:r>
-      <w:r>
-        <w:t xml:space="preserve">is a</w:t>
-      </w:r>
-      <w:r>
-        <w:t xml:space="preserve"> </w:t>
-      </w:r>
-      <w:hyperlink w:anchor="def-dummy-variable">
-        <w:r>
-          <w:rPr>
-            <w:rStyle w:val="Hyperlink"/>
-          </w:rPr>
-          <w:t xml:space="preserve">dummy variable</w:t>
-        </w:r>
-      </w:hyperlink>
-      <w:r>
-        <w:t xml:space="preserve"> </w:t>
-      </w:r>
-      <w:r>
-        <w:t xml:space="preserve">whose only values are 0 and 1.</w:t>
-      </w:r>
+      <w:del w:id="137" w:author="PR Preview" w:date="2026-01-01T00:00:00Z">
+        <w:r>
+          <w:delText xml:space="preserve"> </w:delText>
+        </w:r>
+      </w:del>
+      <w:del w:id="138" w:author="PR Preview" w:date="2026-01-01T00:00:00Z">
+        <w:r>
+          <w:delText xml:space="preserve">for</w:delText>
+        </w:r>
+      </w:del>
+      <w:del w:id="139" w:author="PR Preview" w:date="2026-01-01T00:00:00Z">
+        <w:r>
+          <w:delText xml:space="preserve"> </w:delText>
+        </w:r>
+      </w:del>
+      <w:del w:id="140" w:author="PR Preview" w:date="2026-01-01T00:00:00Z">
+        <w:r>
+          <w:delText xml:space="preserve">“male”</w:delText>
+        </w:r>
+      </w:del>
+      <w:del w:id="141" w:author="PR Preview" w:date="2026-01-01T00:00:00Z">
+        <w:r>
+          <w:delText xml:space="preserve">.</w:delText>
+        </w:r>
+      </w:del>
+      <w:del w:id="142" w:author="PR Preview" w:date="2026-01-01T00:00:00Z">
+        <w:r>
+          <w:delText xml:space="preserve"> </w:delText>
+        </w:r>
+      </w:del>
+      <w:del w:id="143" w:author="PR Preview" w:date="2026-01-01T00:00:00Z">
+        <w:r>
+          <w:delText xml:space="preserve">See</w:delText>
+        </w:r>
+      </w:del>
+      <w:del w:id="144" w:author="PR Preview" w:date="2026-01-01T00:00:00Z">
+        <w:r>
+          <w:delText xml:space="preserve"> </w:delText>
+        </w:r>
+      </w:del>
+      <w:del w:id="145" w:author="PR Preview" w:date="2026-01-01T00:00:00Z">
+        <w:r>
+          <w:delText xml:space="preserve">Dobson and Barnett [1]</w:delText>
+        </w:r>
+      </w:del>
+      <w:del w:id="146" w:author="PR Preview" w:date="2026-01-01T00:00:00Z">
+        <w:r>
+          <w:delText xml:space="preserve">, section 2.4, for details.</w:delText>
+        </w:r>
+      </w:del>
     </w:p>
     <w:p>
       <w:pPr>
         <w:pStyle w:val="BodyText"/>
       </w:pPr>
-      <w:r>
-        <w:t xml:space="preserve">Source:</w:t>
-      </w:r>
-      <w:r>
-        <w:t xml:space="preserve"> </w:t>
-      </w:r>
-      <w:r>
-        <w:t xml:space="preserve">Dobson and Barnett [1, Sec. 2.4]</w:t>
-      </w:r>
-      <w:r>
-        <w:t xml:space="preserve">.</w:t>
-      </w:r>
-    </w:p>
-    <w:bookmarkEnd w:id="35"/>
-    <w:bookmarkStart w:id="36" w:name="exm-indicator-sex"/>
-    <w:p>
-      <w:pPr>
-        <w:pStyle w:val="BodyText"/>
-      </w:pPr>
-      <w:r>
-        <w:rPr>
-          <w:b/>
-          <w:bCs/>
-        </w:rPr>
-        <w:t xml:space="preserve">Example 11 (Indicator variables for chromosomal sex)</w:t>
-      </w:r>
-      <w:r>
-        <w:t xml:space="preserve"> </w:t>
-      </w:r>
-      <w:r>
-        <w:t xml:space="preserve">In</w:t>
-      </w:r>
-      <w:r>
-        <w:t xml:space="preserve"> </w:t>
-      </w:r>
-      <w:hyperlink w:anchor="exm-dummy-sex">
+      <w:ins w:id="147" w:author="PR Preview" w:date="2026-01-01T00:00:00Z">
         <w:r>
           <w:rPr>
-            <w:rStyle w:val="Hyperlink"/>
+            <w:i/>
+            <w:iCs/>
           </w:rPr>
-          <w:t xml:space="preserve">Example 10</w:t>
-        </w:r>
-      </w:hyperlink>
-      <w:r>
-        <w:t xml:space="preserve">,</w:t>
-      </w:r>
-      <w:r>
-        <w:t xml:space="preserve"> </w:t>
-      </w:r>
-      <m:oMath>
-        <m:r>
-          <m:t>M</m:t>
-        </m:r>
-      </m:oMath>
-      <w:r>
-        <w:t xml:space="preserve"> </w:t>
-      </w:r>
-      <w:r>
-        <w:t xml:space="preserve">and</w:t>
-      </w:r>
-      <w:r>
-        <w:t xml:space="preserve"> </w:t>
-      </w:r>
-      <m:oMath>
-        <m:r>
-          <m:t>F</m:t>
-        </m:r>
-      </m:oMath>
-      <w:r>
-        <w:t xml:space="preserve"> </w:t>
-      </w:r>
-      <w:r>
-        <w:t xml:space="preserve">are indicator variables:</w:t>
-      </w:r>
-      <w:r>
-        <w:t xml:space="preserve"> </w:t>
-      </w:r>
-      <w:r>
-        <w:t xml:space="preserve">each takes only the values 0 and 1.</w:t>
-      </w:r>
-      <w:r>
-        <w:t xml:space="preserve"> </w:t>
-      </w:r>
-      <w:r>
-        <w:t xml:space="preserve">A dummy variable that uses the values</w:t>
-      </w:r>
-      <w:r>
-        <w:t xml:space="preserve"> </w:t>
-      </w:r>
+          <w:t xml:space="preserve">Remark 3</w:t>
+        </w:r>
+      </w:ins>
+      <w:ins w:id="148" w:author="PR Preview" w:date="2026-01-01T00:00:00Z">
+        <w:r>
+          <w:t xml:space="preserve"> (Other ways to code dummy variables). </w:t>
+        </w:r>
+      </w:ins>
+      <w:ins w:id="149" w:author="PR Preview" w:date="2026-01-01T00:00:00Z">
+        <w:r>
+          <w:t xml:space="preserve">There are other ways to construct dummy variables.</w:t>
+        </w:r>
+      </w:ins>
+      <w:ins w:id="150" w:author="PR Preview" w:date="2026-01-01T00:00:00Z">
+        <w:r>
+          <w:t xml:space="preserve"> </w:t>
+        </w:r>
+      </w:ins>
+      <w:ins w:id="151" w:author="PR Preview" w:date="2026-01-01T00:00:00Z">
+        <w:r>
+          <w:t xml:space="preserve">One is to use the values</w:t>
+        </w:r>
+      </w:ins>
+      <w:ins w:id="152" w:author="PR Preview" w:date="2026-01-01T00:00:00Z">
+        <w:r>
+          <w:t xml:space="preserve"> </w:t>
+        </w:r>
+      </w:ins>
       <m:oMath>
         <m:r>
           <m:rPr>
@@ -1882,37 +2316,549 @@
           <m:t>1</m:t>
         </m:r>
       </m:oMath>
-      <w:r>
-        <w:t xml:space="preserve"> </w:t>
-      </w:r>
-      <w:r>
-        <w:t xml:space="preserve">and</w:t>
-      </w:r>
-      <w:r>
-        <w:t xml:space="preserve"> </w:t>
-      </w:r>
+      <w:ins w:id="153" w:author="PR Preview" w:date="2026-01-01T00:00:00Z">
+        <w:r>
+          <w:t xml:space="preserve"> </w:t>
+        </w:r>
+      </w:ins>
+      <w:ins w:id="154" w:author="PR Preview" w:date="2026-01-01T00:00:00Z">
+        <w:r>
+          <w:t xml:space="preserve">and</w:t>
+        </w:r>
+      </w:ins>
+      <w:ins w:id="155" w:author="PR Preview" w:date="2026-01-01T00:00:00Z">
+        <w:r>
+          <w:t xml:space="preserve"> </w:t>
+        </w:r>
+      </w:ins>
       <m:oMath>
         <m:r>
           <m:t>1</m:t>
         </m:r>
       </m:oMath>
-      <w:r>
-        <w:t xml:space="preserve"> </w:t>
-      </w:r>
-      <w:r>
-        <w:t xml:space="preserve">(</w:t>
-      </w:r>
-      <w:hyperlink w:anchor="rem-dummy-other-codings">
+      <w:ins w:id="156" w:author="PR Preview" w:date="2026-01-01T00:00:00Z">
+        <w:r>
+          <w:t xml:space="preserve">:</w:t>
+        </w:r>
+      </w:ins>
+      <w:ins w:id="157" w:author="PR Preview" w:date="2026-01-01T00:00:00Z">
+        <w:r>
+          <w:t xml:space="preserve"> </w:t>
+        </w:r>
+      </w:ins>
+      <w:ins w:id="158" w:author="PR Preview" w:date="2026-01-01T00:00:00Z">
+        <w:r>
+          <w:t xml:space="preserve">for example,</w:t>
+        </w:r>
+      </w:ins>
+      <w:ins w:id="159" w:author="PR Preview" w:date="2026-01-01T00:00:00Z">
+        <w:r>
+          <w:t xml:space="preserve"> </w:t>
+        </w:r>
+      </w:ins>
+      <m:oMath>
+        <m:r>
+          <m:rPr>
+            <m:sty m:val="p"/>
+          </m:rPr>
+          <m:t>−</m:t>
+        </m:r>
+        <m:r>
+          <m:t>1</m:t>
+        </m:r>
+      </m:oMath>
+      <w:ins w:id="160" w:author="PR Preview" w:date="2026-01-01T00:00:00Z">
+        <w:r>
+          <w:t xml:space="preserve"> </w:t>
+        </w:r>
+      </w:ins>
+      <w:ins w:id="161" w:author="PR Preview" w:date="2026-01-01T00:00:00Z">
+        <w:r>
+          <w:t xml:space="preserve">for</w:t>
+        </w:r>
+      </w:ins>
+      <w:ins w:id="162" w:author="PR Preview" w:date="2026-01-01T00:00:00Z">
+        <w:r>
+          <w:t xml:space="preserve"> </w:t>
+        </w:r>
+      </w:ins>
+      <w:ins w:id="163" w:author="PR Preview" w:date="2026-01-01T00:00:00Z">
+        <w:r>
+          <w:t xml:space="preserve">“female”</w:t>
+        </w:r>
+      </w:ins>
+      <w:ins w:id="164" w:author="PR Preview" w:date="2026-01-01T00:00:00Z">
+        <w:r>
+          <w:t xml:space="preserve"> </w:t>
+        </w:r>
+      </w:ins>
+      <w:ins w:id="165" w:author="PR Preview" w:date="2026-01-01T00:00:00Z">
+        <w:r>
+          <w:t xml:space="preserve">and</w:t>
+        </w:r>
+      </w:ins>
+      <w:ins w:id="166" w:author="PR Preview" w:date="2026-01-01T00:00:00Z">
+        <w:r>
+          <w:t xml:space="preserve"> </w:t>
+        </w:r>
+      </w:ins>
+      <m:oMath>
+        <m:r>
+          <m:t>1</m:t>
+        </m:r>
+      </m:oMath>
+      <w:ins w:id="167" w:author="PR Preview" w:date="2026-01-01T00:00:00Z">
+        <w:r>
+          <w:t xml:space="preserve"> </w:t>
+        </w:r>
+      </w:ins>
+      <w:ins w:id="168" w:author="PR Preview" w:date="2026-01-01T00:00:00Z">
+        <w:r>
+          <w:t xml:space="preserve">for</w:t>
+        </w:r>
+      </w:ins>
+      <w:ins w:id="169" w:author="PR Preview" w:date="2026-01-01T00:00:00Z">
+        <w:r>
+          <w:t xml:space="preserve"> </w:t>
+        </w:r>
+      </w:ins>
+      <w:ins w:id="170" w:author="PR Preview" w:date="2026-01-01T00:00:00Z">
+        <w:r>
+          <w:t xml:space="preserve">“male”</w:t>
+        </w:r>
+      </w:ins>
+      <w:ins w:id="171" w:author="PR Preview" w:date="2026-01-01T00:00:00Z">
+        <w:r>
+          <w:t xml:space="preserve">.</w:t>
+        </w:r>
+      </w:ins>
+      <w:ins w:id="172" w:author="PR Preview" w:date="2026-01-01T00:00:00Z">
+        <w:r>
+          <w:t xml:space="preserve"> </w:t>
+        </w:r>
+      </w:ins>
+      <w:ins w:id="173" w:author="PR Preview" w:date="2026-01-01T00:00:00Z">
+        <w:r>
+          <w:t xml:space="preserve">See</w:t>
+        </w:r>
+      </w:ins>
+      <w:ins w:id="174" w:author="PR Preview" w:date="2026-01-01T00:00:00Z">
+        <w:r>
+          <w:t xml:space="preserve"> </w:t>
+        </w:r>
+      </w:ins>
+      <w:ins w:id="175" w:author="PR Preview" w:date="2026-01-01T00:00:00Z">
+        <w:r>
+          <w:t xml:space="preserve">Dobson and Barnett [1]</w:t>
+        </w:r>
+      </w:ins>
+      <w:ins w:id="176" w:author="PR Preview" w:date="2026-01-01T00:00:00Z">
+        <w:r>
+          <w:t xml:space="preserve">, section 2.4, for details.</w:t>
+        </w:r>
+      </w:ins>
+    </w:p>
+    <w:bookmarkEnd w:id="34"/>
+    <w:bookmarkStart w:id="35" w:name="def-indicator-variable"/>
+    <w:p>
+      <w:pPr>
+        <w:pStyle w:val="BodyText"/>
+      </w:pPr>
+      <w:r>
+        <w:rPr>
+          <w:b/>
+          <w:bCs/>
+        </w:rPr>
+        <w:t xml:space="preserve">Definition 11 (Indicator variable)</w:t>
+      </w:r>
+      <w:r>
+        <w:t xml:space="preserve"> </w:t>
+      </w:r>
+      <w:r>
+        <w:t xml:space="preserve">An</w:t>
+      </w:r>
+      <w:r>
+        <w:t xml:space="preserve"> </w:t>
+      </w:r>
+      <w:r>
+        <w:rPr>
+          <w:b/>
+          <w:bCs/>
+        </w:rPr>
+        <w:t xml:space="preserve">indicator variable</w:t>
+      </w:r>
+      <w:r>
+        <w:t xml:space="preserve"> </w:t>
+      </w:r>
+      <w:r>
+        <w:t xml:space="preserve">is a</w:t>
+      </w:r>
+      <w:r>
+        <w:t xml:space="preserve"> </w:t>
+      </w:r>
+      <w:hyperlink w:anchor="def-dummy-variable">
         <w:r>
           <w:rPr>
             <w:rStyle w:val="Hyperlink"/>
           </w:rPr>
-          <w:t xml:space="preserve">Remark 3</w:t>
+          <w:t xml:space="preserve">dummy variable</w:t>
         </w:r>
       </w:hyperlink>
       <w:r>
-        <w:t xml:space="preserve">) is not an indicator variable.</w:t>
-      </w:r>
+        <w:t xml:space="preserve"> </w:t>
+      </w:r>
+      <w:r>
+        <w:t xml:space="preserve">whose only values are 0 and 1.</w:t>
+      </w:r>
+    </w:p>
+    <w:p>
+      <w:pPr>
+        <w:pStyle w:val="BodyText"/>
+      </w:pPr>
+      <w:r>
+        <w:t xml:space="preserve">Source:</w:t>
+      </w:r>
+      <w:r>
+        <w:t xml:space="preserve"> </w:t>
+      </w:r>
+      <w:r>
+        <w:t xml:space="preserve">Dobson and Barnett [1, Sec. 2.4]</w:t>
+      </w:r>
+      <w:r>
+        <w:t xml:space="preserve">.</w:t>
+      </w:r>
+    </w:p>
+    <w:bookmarkEnd w:id="35"/>
+    <w:bookmarkStart w:id="36" w:name="exm-indicator-sex"/>
+    <w:p>
+      <w:pPr>
+        <w:pStyle w:val="BodyText"/>
+      </w:pPr>
+      <w:del w:id="177" w:author="PR Preview" w:date="2026-01-01T00:00:00Z">
+        <w:r>
+          <w:rPr>
+            <w:b/>
+            <w:bCs/>
+          </w:rPr>
+          <w:delText xml:space="preserve">Example 11 (Indicator variables for chromosomal sex)</w:delText>
+        </w:r>
+      </w:del>
+      <w:del w:id="178" w:author="PR Preview" w:date="2026-01-01T00:00:00Z">
+        <w:r>
+          <w:delText xml:space="preserve"> </w:delText>
+        </w:r>
+      </w:del>
+      <w:del w:id="179" w:author="PR Preview" w:date="2026-01-01T00:00:00Z">
+        <w:r>
+          <w:delText xml:space="preserve">In</w:delText>
+        </w:r>
+      </w:del>
+      <w:del w:id="180" w:author="PR Preview" w:date="2026-01-01T00:00:00Z">
+        <w:r>
+          <w:delText xml:space="preserve"> </w:delText>
+        </w:r>
+      </w:del>
+      <w:hyperlink w:anchor="exm-dummy-sex">
+        <w:del w:id="181" w:author="PR Preview" w:date="2026-01-01T00:00:00Z">
+          <w:r>
+            <w:rPr>
+              <w:rStyle w:val="Hyperlink"/>
+            </w:rPr>
+            <w:delText xml:space="preserve">Example 10</w:delText>
+          </w:r>
+        </w:del>
+      </w:hyperlink>
+      <w:del w:id="182" w:author="PR Preview" w:date="2026-01-01T00:00:00Z">
+        <w:r>
+          <w:delText xml:space="preserve">,</w:delText>
+        </w:r>
+      </w:del>
+      <w:del w:id="183" w:author="PR Preview" w:date="2026-01-01T00:00:00Z">
+        <w:r>
+          <w:delText xml:space="preserve"> </w:delText>
+        </w:r>
+      </w:del>
+      <m:oMath>
+        <m:r>
+          <m:t>M</m:t>
+        </m:r>
+      </m:oMath>
+      <w:del w:id="184" w:author="PR Preview" w:date="2026-01-01T00:00:00Z">
+        <w:r>
+          <w:delText xml:space="preserve"> </w:delText>
+        </w:r>
+      </w:del>
+      <w:del w:id="185" w:author="PR Preview" w:date="2026-01-01T00:00:00Z">
+        <w:r>
+          <w:delText xml:space="preserve">and</w:delText>
+        </w:r>
+      </w:del>
+      <w:del w:id="186" w:author="PR Preview" w:date="2026-01-01T00:00:00Z">
+        <w:r>
+          <w:delText xml:space="preserve"> </w:delText>
+        </w:r>
+      </w:del>
+      <m:oMath>
+        <m:r>
+          <m:t>F</m:t>
+        </m:r>
+      </m:oMath>
+      <w:del w:id="187" w:author="PR Preview" w:date="2026-01-01T00:00:00Z">
+        <w:r>
+          <w:delText xml:space="preserve"> </w:delText>
+        </w:r>
+      </w:del>
+      <w:del w:id="188" w:author="PR Preview" w:date="2026-01-01T00:00:00Z">
+        <w:r>
+          <w:delText xml:space="preserve">are indicator variables:</w:delText>
+        </w:r>
+      </w:del>
+      <w:del w:id="189" w:author="PR Preview" w:date="2026-01-01T00:00:00Z">
+        <w:r>
+          <w:delText xml:space="preserve"> </w:delText>
+        </w:r>
+      </w:del>
+      <w:del w:id="190" w:author="PR Preview" w:date="2026-01-01T00:00:00Z">
+        <w:r>
+          <w:delText xml:space="preserve">each takes only the values 0 and 1.</w:delText>
+        </w:r>
+      </w:del>
+      <w:del w:id="191" w:author="PR Preview" w:date="2026-01-01T00:00:00Z">
+        <w:r>
+          <w:delText xml:space="preserve"> </w:delText>
+        </w:r>
+      </w:del>
+      <w:del w:id="192" w:author="PR Preview" w:date="2026-01-01T00:00:00Z">
+        <w:r>
+          <w:delText xml:space="preserve">A dummy variable that uses the values</w:delText>
+        </w:r>
+      </w:del>
+      <w:del w:id="193" w:author="PR Preview" w:date="2026-01-01T00:00:00Z">
+        <w:r>
+          <w:delText xml:space="preserve"> </w:delText>
+        </w:r>
+      </w:del>
+      <m:oMath>
+        <m:r>
+          <m:rPr>
+            <m:sty m:val="p"/>
+          </m:rPr>
+          <m:t>−</m:t>
+        </m:r>
+        <m:r>
+          <m:t>1</m:t>
+        </m:r>
+      </m:oMath>
+      <w:del w:id="194" w:author="PR Preview" w:date="2026-01-01T00:00:00Z">
+        <w:r>
+          <w:delText xml:space="preserve"> </w:delText>
+        </w:r>
+      </w:del>
+      <w:del w:id="195" w:author="PR Preview" w:date="2026-01-01T00:00:00Z">
+        <w:r>
+          <w:delText xml:space="preserve">and</w:delText>
+        </w:r>
+      </w:del>
+      <w:del w:id="196" w:author="PR Preview" w:date="2026-01-01T00:00:00Z">
+        <w:r>
+          <w:delText xml:space="preserve"> </w:delText>
+        </w:r>
+      </w:del>
+      <m:oMath>
+        <m:r>
+          <m:t>1</m:t>
+        </m:r>
+      </m:oMath>
+      <w:del w:id="197" w:author="PR Preview" w:date="2026-01-01T00:00:00Z">
+        <w:r>
+          <w:delText xml:space="preserve"> </w:delText>
+        </w:r>
+      </w:del>
+      <w:del w:id="198" w:author="PR Preview" w:date="2026-01-01T00:00:00Z">
+        <w:r>
+          <w:delText xml:space="preserve">(</w:delText>
+        </w:r>
+      </w:del>
+      <w:hyperlink w:anchor="rem-dummy-other-codings">
+        <w:del w:id="199" w:author="PR Preview" w:date="2026-01-01T00:00:00Z">
+          <w:r>
+            <w:rPr>
+              <w:rStyle w:val="Hyperlink"/>
+            </w:rPr>
+            <w:delText xml:space="preserve">Remark 4</w:delText>
+          </w:r>
+        </w:del>
+      </w:hyperlink>
+      <w:del w:id="200" w:author="PR Preview" w:date="2026-01-01T00:00:00Z">
+        <w:r>
+          <w:delText xml:space="preserve">) is not an indicator variable.</w:delText>
+        </w:r>
+      </w:del>
+    </w:p>
+    <w:p>
+      <w:pPr>
+        <w:pStyle w:val="BodyText"/>
+      </w:pPr>
+      <w:ins w:id="201" w:author="PR Preview" w:date="2026-01-01T00:00:00Z">
+        <w:r>
+          <w:rPr>
+            <w:b/>
+            <w:bCs/>
+          </w:rPr>
+          <w:t xml:space="preserve">Example 11 (Indicator variables for chromosomal sex)</w:t>
+        </w:r>
+      </w:ins>
+      <w:ins w:id="202" w:author="PR Preview" w:date="2026-01-01T00:00:00Z">
+        <w:r>
+          <w:t xml:space="preserve"> </w:t>
+        </w:r>
+      </w:ins>
+      <w:ins w:id="203" w:author="PR Preview" w:date="2026-01-01T00:00:00Z">
+        <w:r>
+          <w:t xml:space="preserve">In</w:t>
+        </w:r>
+      </w:ins>
+      <w:ins w:id="204" w:author="PR Preview" w:date="2026-01-01T00:00:00Z">
+        <w:r>
+          <w:t xml:space="preserve"> </w:t>
+        </w:r>
+      </w:ins>
+      <w:hyperlink w:anchor="exm-dummy-sex">
+        <w:ins w:id="205" w:author="PR Preview" w:date="2026-01-01T00:00:00Z">
+          <w:r>
+            <w:rPr>
+              <w:rStyle w:val="Hyperlink"/>
+            </w:rPr>
+            <w:t xml:space="preserve">Example 10</w:t>
+          </w:r>
+        </w:ins>
+      </w:hyperlink>
+      <w:ins w:id="206" w:author="PR Preview" w:date="2026-01-01T00:00:00Z">
+        <w:r>
+          <w:t xml:space="preserve">,</w:t>
+        </w:r>
+      </w:ins>
+      <w:ins w:id="207" w:author="PR Preview" w:date="2026-01-01T00:00:00Z">
+        <w:r>
+          <w:t xml:space="preserve"> </w:t>
+        </w:r>
+      </w:ins>
+      <m:oMath>
+        <m:r>
+          <m:t>M</m:t>
+        </m:r>
+      </m:oMath>
+      <w:ins w:id="208" w:author="PR Preview" w:date="2026-01-01T00:00:00Z">
+        <w:r>
+          <w:t xml:space="preserve"> </w:t>
+        </w:r>
+      </w:ins>
+      <w:ins w:id="209" w:author="PR Preview" w:date="2026-01-01T00:00:00Z">
+        <w:r>
+          <w:t xml:space="preserve">and</w:t>
+        </w:r>
+      </w:ins>
+      <w:ins w:id="210" w:author="PR Preview" w:date="2026-01-01T00:00:00Z">
+        <w:r>
+          <w:t xml:space="preserve"> </w:t>
+        </w:r>
+      </w:ins>
+      <m:oMath>
+        <m:r>
+          <m:t>F</m:t>
+        </m:r>
+      </m:oMath>
+      <w:ins w:id="211" w:author="PR Preview" w:date="2026-01-01T00:00:00Z">
+        <w:r>
+          <w:t xml:space="preserve"> </w:t>
+        </w:r>
+      </w:ins>
+      <w:ins w:id="212" w:author="PR Preview" w:date="2026-01-01T00:00:00Z">
+        <w:r>
+          <w:t xml:space="preserve">are indicator variables:</w:t>
+        </w:r>
+      </w:ins>
+      <w:ins w:id="213" w:author="PR Preview" w:date="2026-01-01T00:00:00Z">
+        <w:r>
+          <w:t xml:space="preserve"> </w:t>
+        </w:r>
+      </w:ins>
+      <w:ins w:id="214" w:author="PR Preview" w:date="2026-01-01T00:00:00Z">
+        <w:r>
+          <w:t xml:space="preserve">each takes only the values 0 and 1.</w:t>
+        </w:r>
+      </w:ins>
+      <w:ins w:id="215" w:author="PR Preview" w:date="2026-01-01T00:00:00Z">
+        <w:r>
+          <w:t xml:space="preserve"> </w:t>
+        </w:r>
+      </w:ins>
+      <w:ins w:id="216" w:author="PR Preview" w:date="2026-01-01T00:00:00Z">
+        <w:r>
+          <w:t xml:space="preserve">A dummy variable that uses the values</w:t>
+        </w:r>
+      </w:ins>
+      <w:ins w:id="217" w:author="PR Preview" w:date="2026-01-01T00:00:00Z">
+        <w:r>
+          <w:t xml:space="preserve"> </w:t>
+        </w:r>
+      </w:ins>
+      <m:oMath>
+        <m:r>
+          <m:rPr>
+            <m:sty m:val="p"/>
+          </m:rPr>
+          <m:t>−</m:t>
+        </m:r>
+        <m:r>
+          <m:t>1</m:t>
+        </m:r>
+      </m:oMath>
+      <w:ins w:id="218" w:author="PR Preview" w:date="2026-01-01T00:00:00Z">
+        <w:r>
+          <w:t xml:space="preserve"> </w:t>
+        </w:r>
+      </w:ins>
+      <w:ins w:id="219" w:author="PR Preview" w:date="2026-01-01T00:00:00Z">
+        <w:r>
+          <w:t xml:space="preserve">and</w:t>
+        </w:r>
+      </w:ins>
+      <w:ins w:id="220" w:author="PR Preview" w:date="2026-01-01T00:00:00Z">
+        <w:r>
+          <w:t xml:space="preserve"> </w:t>
+        </w:r>
+      </w:ins>
+      <m:oMath>
+        <m:r>
+          <m:t>1</m:t>
+        </m:r>
+      </m:oMath>
+      <w:ins w:id="221" w:author="PR Preview" w:date="2026-01-01T00:00:00Z">
+        <w:r>
+          <w:t xml:space="preserve"> </w:t>
+        </w:r>
+      </w:ins>
+      <w:ins w:id="222" w:author="PR Preview" w:date="2026-01-01T00:00:00Z">
+        <w:r>
+          <w:t xml:space="preserve">(</w:t>
+        </w:r>
+      </w:ins>
+      <w:hyperlink w:anchor="rem-dummy-other-codings">
+        <w:ins w:id="223" w:author="PR Preview" w:date="2026-01-01T00:00:00Z">
+          <w:r>
+            <w:rPr>
+              <w:rStyle w:val="Hyperlink"/>
+            </w:rPr>
+            <w:t xml:space="preserve">Remark 3</w:t>
+          </w:r>
+        </w:ins>
+      </w:hyperlink>
+      <w:ins w:id="224" w:author="PR Preview" w:date="2026-01-01T00:00:00Z">
+        <w:r>
+          <w:t xml:space="preserve">) is not an indicator variable.</w:t>
+        </w:r>
+      </w:ins>
     </w:p>
     <w:bookmarkEnd w:id="36"/>
     <w:bookmarkStart w:id="37" w:name="def-reference-level"/>
@@ -1988,22 +2934,59 @@
       <w:pPr>
         <w:pStyle w:val="BodyText"/>
       </w:pPr>
-      <w:r>
-        <w:rPr>
-          <w:i/>
-          <w:iCs/>
-        </w:rPr>
-        <w:t xml:space="preserve">Remark 4</w:t>
-      </w:r>
-      <w:r>
-        <w:t xml:space="preserve"> (Source: Reference level). </w:t>
-      </w:r>
-      <w:r>
-        <w:t xml:space="preserve">Dobson and Barnett [1, Sec. 2.4]</w:t>
-      </w:r>
-      <w:r>
-        <w:t xml:space="preserve">, who call this the corner point parameterization.</w:t>
-      </w:r>
+      <w:del w:id="225" w:author="PR Preview" w:date="2026-01-01T00:00:00Z">
+        <w:r>
+          <w:rPr>
+            <w:i/>
+            <w:iCs/>
+          </w:rPr>
+          <w:delText xml:space="preserve">Remark 5</w:delText>
+        </w:r>
+      </w:del>
+      <w:del w:id="226" w:author="PR Preview" w:date="2026-01-01T00:00:00Z">
+        <w:r>
+          <w:delText xml:space="preserve"> (Source: Reference level). </w:delText>
+        </w:r>
+      </w:del>
+      <w:del w:id="227" w:author="PR Preview" w:date="2026-01-01T00:00:00Z">
+        <w:r>
+          <w:delText xml:space="preserve">Dobson and Barnett [1, Sec. 2.4]</w:delText>
+        </w:r>
+      </w:del>
+      <w:del w:id="228" w:author="PR Preview" w:date="2026-01-01T00:00:00Z">
+        <w:r>
+          <w:delText xml:space="preserve">, who call this the corner point parameterization.</w:delText>
+        </w:r>
+      </w:del>
+    </w:p>
+    <w:p>
+      <w:pPr>
+        <w:pStyle w:val="BodyText"/>
+      </w:pPr>
+      <w:ins w:id="229" w:author="PR Preview" w:date="2026-01-01T00:00:00Z">
+        <w:r>
+          <w:rPr>
+            <w:i/>
+            <w:iCs/>
+          </w:rPr>
+          <w:t xml:space="preserve">Remark 4</w:t>
+        </w:r>
+      </w:ins>
+      <w:ins w:id="230" w:author="PR Preview" w:date="2026-01-01T00:00:00Z">
+        <w:r>
+          <w:t xml:space="preserve"> (Source: Reference level). </w:t>
+        </w:r>
+      </w:ins>
+      <w:ins w:id="231" w:author="PR Preview" w:date="2026-01-01T00:00:00Z">
+        <w:r>
+          <w:t xml:space="preserve">Dobson and Barnett [1, Sec. 2.4]</w:t>
+        </w:r>
+      </w:ins>
+      <w:ins w:id="232" w:author="PR Preview" w:date="2026-01-01T00:00:00Z">
+        <w:r>
+          <w:t xml:space="preserve">, who call this the corner point parameterization.</w:t>
+        </w:r>
+      </w:ins>
     </w:p>
     <w:bookmarkEnd w:id="38"/>
     <w:bookmarkStart w:id="39" w:name="exm-reference-level-sex"/>
@@ -2179,98 +3162,299 @@
       <w:pPr>
         <w:pStyle w:val="BodyText"/>
       </w:pPr>
-      <w:r>
-        <w:rPr>
-          <w:i/>
-          <w:iCs/>
-        </w:rPr>
-        <w:t xml:space="preserve">Remark 5</w:t>
-      </w:r>
-      <w:r>
-        <w:t xml:space="preserve"> (Any category can be the reference level). </w:t>
-      </w:r>
-      <w:r>
-        <w:t xml:space="preserve">The choice of reference level changes how we code the categories.</w:t>
-      </w:r>
-      <w:r>
-        <w:t xml:space="preserve"> </w:t>
-      </w:r>
-      <w:r>
-        <w:t xml:space="preserve">It does not change what the data say.</w:t>
-      </w:r>
-      <w:r>
-        <w:t xml:space="preserve"> </w:t>
-      </w:r>
-      <w:r>
-        <w:t xml:space="preserve">For example, in</w:t>
-      </w:r>
-      <w:r>
-        <w:t xml:space="preserve"> </w:t>
-      </w:r>
+      <w:del w:id="233" w:author="PR Preview" w:date="2026-01-01T00:00:00Z">
+        <w:r>
+          <w:rPr>
+            <w:i/>
+            <w:iCs/>
+          </w:rPr>
+          <w:delText xml:space="preserve">Remark 6</w:delText>
+        </w:r>
+      </w:del>
+      <w:del w:id="234" w:author="PR Preview" w:date="2026-01-01T00:00:00Z">
+        <w:r>
+          <w:delText xml:space="preserve"> (Any category can be the reference level). </w:delText>
+        </w:r>
+      </w:del>
+      <w:del w:id="235" w:author="PR Preview" w:date="2026-01-01T00:00:00Z">
+        <w:r>
+          <w:delText xml:space="preserve">The choice of reference level changes how we code the categories.</w:delText>
+        </w:r>
+      </w:del>
+      <w:del w:id="236" w:author="PR Preview" w:date="2026-01-01T00:00:00Z">
+        <w:r>
+          <w:delText xml:space="preserve"> </w:delText>
+        </w:r>
+      </w:del>
+      <w:del w:id="237" w:author="PR Preview" w:date="2026-01-01T00:00:00Z">
+        <w:r>
+          <w:delText xml:space="preserve">It does not change what the data say.</w:delText>
+        </w:r>
+      </w:del>
+      <w:del w:id="238" w:author="PR Preview" w:date="2026-01-01T00:00:00Z">
+        <w:r>
+          <w:delText xml:space="preserve"> </w:delText>
+        </w:r>
+      </w:del>
+      <w:del w:id="239" w:author="PR Preview" w:date="2026-01-01T00:00:00Z">
+        <w:r>
+          <w:delText xml:space="preserve">For example, in</w:delText>
+        </w:r>
+      </w:del>
+      <w:del w:id="240" w:author="PR Preview" w:date="2026-01-01T00:00:00Z">
+        <w:r>
+          <w:delText xml:space="preserve"> </w:delText>
+        </w:r>
+      </w:del>
       <w:hyperlink w:anchor="exm-reference-level-sex">
-        <w:r>
-          <w:rPr>
-            <w:rStyle w:val="Hyperlink"/>
-          </w:rPr>
-          <w:t xml:space="preserve">Example 12</w:t>
-        </w:r>
+        <w:del w:id="241" w:author="PR Preview" w:date="2026-01-01T00:00:00Z">
+          <w:r>
+            <w:rPr>
+              <w:rStyle w:val="Hyperlink"/>
+            </w:rPr>
+            <w:delText xml:space="preserve">Example 12</w:delText>
+          </w:r>
+        </w:del>
       </w:hyperlink>
-      <w:r>
-        <w:t xml:space="preserve">,</w:t>
-      </w:r>
-      <w:r>
-        <w:t xml:space="preserve"> </w:t>
-      </w:r>
-      <w:r>
-        <w:t xml:space="preserve">we could instead use</w:t>
-      </w:r>
-      <w:r>
-        <w:t xml:space="preserve"> </w:t>
-      </w:r>
-      <w:r>
-        <w:t xml:space="preserve">“male”</w:t>
-      </w:r>
-      <w:r>
-        <w:t xml:space="preserve"> </w:t>
-      </w:r>
-      <w:r>
-        <w:t xml:space="preserve">as the reference level</w:t>
-      </w:r>
-      <w:r>
-        <w:t xml:space="preserve"> </w:t>
-      </w:r>
-      <w:r>
-        <w:t xml:space="preserve">and the indicator variable</w:t>
-      </w:r>
-      <w:r>
-        <w:t xml:space="preserve"> </w:t>
-      </w:r>
+      <w:del w:id="242" w:author="PR Preview" w:date="2026-01-01T00:00:00Z">
+        <w:r>
+          <w:delText xml:space="preserve">,</w:delText>
+        </w:r>
+      </w:del>
+      <w:del w:id="243" w:author="PR Preview" w:date="2026-01-01T00:00:00Z">
+        <w:r>
+          <w:delText xml:space="preserve"> </w:delText>
+        </w:r>
+      </w:del>
+      <w:del w:id="244" w:author="PR Preview" w:date="2026-01-01T00:00:00Z">
+        <w:r>
+          <w:delText xml:space="preserve">we could instead use</w:delText>
+        </w:r>
+      </w:del>
+      <w:del w:id="245" w:author="PR Preview" w:date="2026-01-01T00:00:00Z">
+        <w:r>
+          <w:delText xml:space="preserve"> </w:delText>
+        </w:r>
+      </w:del>
+      <w:del w:id="246" w:author="PR Preview" w:date="2026-01-01T00:00:00Z">
+        <w:r>
+          <w:delText xml:space="preserve">“male”</w:delText>
+        </w:r>
+      </w:del>
+      <w:del w:id="247" w:author="PR Preview" w:date="2026-01-01T00:00:00Z">
+        <w:r>
+          <w:delText xml:space="preserve"> </w:delText>
+        </w:r>
+      </w:del>
+      <w:del w:id="248" w:author="PR Preview" w:date="2026-01-01T00:00:00Z">
+        <w:r>
+          <w:delText xml:space="preserve">as the reference level</w:delText>
+        </w:r>
+      </w:del>
+      <w:del w:id="249" w:author="PR Preview" w:date="2026-01-01T00:00:00Z">
+        <w:r>
+          <w:delText xml:space="preserve"> </w:delText>
+        </w:r>
+      </w:del>
+      <w:del w:id="250" w:author="PR Preview" w:date="2026-01-01T00:00:00Z">
+        <w:r>
+          <w:delText xml:space="preserve">and the indicator variable</w:delText>
+        </w:r>
+      </w:del>
+      <w:del w:id="251" w:author="PR Preview" w:date="2026-01-01T00:00:00Z">
+        <w:r>
+          <w:delText xml:space="preserve"> </w:delText>
+        </w:r>
+      </w:del>
       <m:oMath>
         <m:r>
           <m:t>F</m:t>
         </m:r>
       </m:oMath>
-      <w:r>
-        <w:t xml:space="preserve"> </w:t>
-      </w:r>
-      <w:r>
-        <w:t xml:space="preserve">for</w:t>
-      </w:r>
-      <w:r>
-        <w:t xml:space="preserve"> </w:t>
-      </w:r>
-      <w:r>
-        <w:t xml:space="preserve">“female”</w:t>
-      </w:r>
-      <w:r>
-        <w:t xml:space="preserve">.</w:t>
-      </w:r>
-      <w:r>
-        <w:t xml:space="preserve"> </w:t>
-      </w:r>
-      <w:r>
-        <w:t xml:space="preserve">Both choices describe the same two groups.</w:t>
-      </w:r>
+      <w:del w:id="252" w:author="PR Preview" w:date="2026-01-01T00:00:00Z">
+        <w:r>
+          <w:delText xml:space="preserve"> </w:delText>
+        </w:r>
+      </w:del>
+      <w:del w:id="253" w:author="PR Preview" w:date="2026-01-01T00:00:00Z">
+        <w:r>
+          <w:delText xml:space="preserve">for</w:delText>
+        </w:r>
+      </w:del>
+      <w:del w:id="254" w:author="PR Preview" w:date="2026-01-01T00:00:00Z">
+        <w:r>
+          <w:delText xml:space="preserve"> </w:delText>
+        </w:r>
+      </w:del>
+      <w:del w:id="255" w:author="PR Preview" w:date="2026-01-01T00:00:00Z">
+        <w:r>
+          <w:delText xml:space="preserve">“female”</w:delText>
+        </w:r>
+      </w:del>
+      <w:del w:id="256" w:author="PR Preview" w:date="2026-01-01T00:00:00Z">
+        <w:r>
+          <w:delText xml:space="preserve">.</w:delText>
+        </w:r>
+      </w:del>
+      <w:del w:id="257" w:author="PR Preview" w:date="2026-01-01T00:00:00Z">
+        <w:r>
+          <w:delText xml:space="preserve"> </w:delText>
+        </w:r>
+      </w:del>
+      <w:del w:id="258" w:author="PR Preview" w:date="2026-01-01T00:00:00Z">
+        <w:r>
+          <w:delText xml:space="preserve">Both choices describe the same two groups.</w:delText>
+        </w:r>
+      </w:del>
+    </w:p>
+    <w:p>
+      <w:pPr>
+        <w:pStyle w:val="BodyText"/>
+      </w:pPr>
+      <w:ins w:id="259" w:author="PR Preview" w:date="2026-01-01T00:00:00Z">
+        <w:r>
+          <w:rPr>
+            <w:i/>
+            <w:iCs/>
+          </w:rPr>
+          <w:t xml:space="preserve">Remark 5</w:t>
+        </w:r>
+      </w:ins>
+      <w:ins w:id="260" w:author="PR Preview" w:date="2026-01-01T00:00:00Z">
+        <w:r>
+          <w:t xml:space="preserve"> (Any category can be the reference level). </w:t>
+        </w:r>
+      </w:ins>
+      <w:ins w:id="261" w:author="PR Preview" w:date="2026-01-01T00:00:00Z">
+        <w:r>
+          <w:t xml:space="preserve">The choice of reference level changes how we code the categories.</w:t>
+        </w:r>
+      </w:ins>
+      <w:ins w:id="262" w:author="PR Preview" w:date="2026-01-01T00:00:00Z">
+        <w:r>
+          <w:t xml:space="preserve"> </w:t>
+        </w:r>
+      </w:ins>
+      <w:ins w:id="263" w:author="PR Preview" w:date="2026-01-01T00:00:00Z">
+        <w:r>
+          <w:t xml:space="preserve">It does not change what the data say.</w:t>
+        </w:r>
+      </w:ins>
+      <w:ins w:id="264" w:author="PR Preview" w:date="2026-01-01T00:00:00Z">
+        <w:r>
+          <w:t xml:space="preserve"> </w:t>
+        </w:r>
+      </w:ins>
+      <w:ins w:id="265" w:author="PR Preview" w:date="2026-01-01T00:00:00Z">
+        <w:r>
+          <w:t xml:space="preserve">For example, in</w:t>
+        </w:r>
+      </w:ins>
+      <w:ins w:id="266" w:author="PR Preview" w:date="2026-01-01T00:00:00Z">
+        <w:r>
+          <w:t xml:space="preserve"> </w:t>
+        </w:r>
+      </w:ins>
+      <w:hyperlink w:anchor="exm-reference-level-sex">
+        <w:ins w:id="267" w:author="PR Preview" w:date="2026-01-01T00:00:00Z">
+          <w:r>
+            <w:rPr>
+              <w:rStyle w:val="Hyperlink"/>
+            </w:rPr>
+            <w:t xml:space="preserve">Example 12</w:t>
+          </w:r>
+        </w:ins>
+      </w:hyperlink>
+      <w:ins w:id="268" w:author="PR Preview" w:date="2026-01-01T00:00:00Z">
+        <w:r>
+          <w:t xml:space="preserve">,</w:t>
+        </w:r>
+      </w:ins>
+      <w:ins w:id="269" w:author="PR Preview" w:date="2026-01-01T00:00:00Z">
+        <w:r>
+          <w:t xml:space="preserve"> </w:t>
+        </w:r>
+      </w:ins>
+      <w:ins w:id="270" w:author="PR Preview" w:date="2026-01-01T00:00:00Z">
+        <w:r>
+          <w:t xml:space="preserve">we could instead use</w:t>
+        </w:r>
+      </w:ins>
+      <w:ins w:id="271" w:author="PR Preview" w:date="2026-01-01T00:00:00Z">
+        <w:r>
+          <w:t xml:space="preserve"> </w:t>
+        </w:r>
+      </w:ins>
+      <w:ins w:id="272" w:author="PR Preview" w:date="2026-01-01T00:00:00Z">
+        <w:r>
+          <w:t xml:space="preserve">“male”</w:t>
+        </w:r>
+      </w:ins>
+      <w:ins w:id="273" w:author="PR Preview" w:date="2026-01-01T00:00:00Z">
+        <w:r>
+          <w:t xml:space="preserve"> </w:t>
+        </w:r>
+      </w:ins>
+      <w:ins w:id="274" w:author="PR Preview" w:date="2026-01-01T00:00:00Z">
+        <w:r>
+          <w:t xml:space="preserve">as the reference level</w:t>
+        </w:r>
+      </w:ins>
+      <w:ins w:id="275" w:author="PR Preview" w:date="2026-01-01T00:00:00Z">
+        <w:r>
+          <w:t xml:space="preserve"> </w:t>
+        </w:r>
+      </w:ins>
+      <w:ins w:id="276" w:author="PR Preview" w:date="2026-01-01T00:00:00Z">
+        <w:r>
+          <w:t xml:space="preserve">and the indicator variable</w:t>
+        </w:r>
+      </w:ins>
+      <w:ins w:id="277" w:author="PR Preview" w:date="2026-01-01T00:00:00Z">
+        <w:r>
+          <w:t xml:space="preserve"> </w:t>
+        </w:r>
+      </w:ins>
+      <m:oMath>
+        <m:r>
+          <m:t>F</m:t>
+        </m:r>
+      </m:oMath>
+      <w:ins w:id="278" w:author="PR Preview" w:date="2026-01-01T00:00:00Z">
+        <w:r>
+          <w:t xml:space="preserve"> </w:t>
+        </w:r>
+      </w:ins>
+      <w:ins w:id="279" w:author="PR Preview" w:date="2026-01-01T00:00:00Z">
+        <w:r>
+          <w:t xml:space="preserve">for</w:t>
+        </w:r>
+      </w:ins>
+      <w:ins w:id="280" w:author="PR Preview" w:date="2026-01-01T00:00:00Z">
+        <w:r>
+          <w:t xml:space="preserve"> </w:t>
+        </w:r>
+      </w:ins>
+      <w:ins w:id="281" w:author="PR Preview" w:date="2026-01-01T00:00:00Z">
+        <w:r>
+          <w:t xml:space="preserve">“female”</w:t>
+        </w:r>
+      </w:ins>
+      <w:ins w:id="282" w:author="PR Preview" w:date="2026-01-01T00:00:00Z">
+        <w:r>
+          <w:t xml:space="preserve">.</w:t>
+        </w:r>
+      </w:ins>
+      <w:ins w:id="283" w:author="PR Preview" w:date="2026-01-01T00:00:00Z">
+        <w:r>
+          <w:t xml:space="preserve"> </w:t>
+        </w:r>
+      </w:ins>
+      <w:ins w:id="284" w:author="PR Preview" w:date="2026-01-01T00:00:00Z">
+        <w:r>
+          <w:t xml:space="preserve">Both choices describe the same two groups.</w:t>
+        </w:r>
+      </w:ins>
     </w:p>
     <w:bookmarkEnd w:id="40"/>
     <w:bookmarkEnd w:id="41"/>
@@ -7533,7 +8717,7 @@
       <w:pPr>
         <w:pStyle w:val="BodyText"/>
       </w:pPr>
-      <w:del w:id="3" w:author="PR Preview" w:date="2026-01-01T00:00:00Z">
+      <w:del w:id="285" w:author="PR Preview" w:date="2026-01-01T00:00:00Z">
         <w:r>
           <w:rPr>
             <w:b/>
@@ -7542,12 +8726,12 @@
           <w:delText xml:space="preserve">Exercise 2 (Examples of binary variables)</w:delText>
         </w:r>
       </w:del>
-      <w:del w:id="4" w:author="PR Preview" w:date="2026-01-01T00:00:00Z">
+      <w:del w:id="286" w:author="PR Preview" w:date="2026-01-01T00:00:00Z">
         <w:r>
           <w:delText xml:space="preserve"> </w:delText>
         </w:r>
       </w:del>
-      <w:del w:id="5" w:author="PR Preview" w:date="2026-01-01T00:00:00Z">
+      <w:del w:id="287" w:author="PR Preview" w:date="2026-01-01T00:00:00Z">
         <w:r>
           <w:delText xml:space="preserve">What are some examples of binary variables in health sciences and data science?</w:delText>
         </w:r>
@@ -7557,7 +8741,7 @@
       <w:pPr>
         <w:pStyle w:val="BodyText"/>
       </w:pPr>
-      <w:ins w:id="6" w:author="PR Preview" w:date="2026-01-01T00:00:00Z">
+      <w:ins w:id="288" w:author="PR Preview" w:date="2026-01-01T00:00:00Z">
         <w:r>
           <w:rPr>
             <w:b/>
@@ -7566,23 +8750,23 @@
           <w:t xml:space="preserve">Exercise 2 (Examples of binary variables)</w:t>
         </w:r>
       </w:ins>
-      <w:ins w:id="7" w:author="PR Preview" w:date="2026-01-01T00:00:00Z">
+      <w:ins w:id="289" w:author="PR Preview" w:date="2026-01-01T00:00:00Z">
         <w:r>
           <w:t xml:space="preserve"> </w:t>
         </w:r>
       </w:ins>
-      <w:ins w:id="8" w:author="PR Preview" w:date="2026-01-01T00:00:00Z">
+      <w:ins w:id="290" w:author="PR Preview" w:date="2026-01-01T00:00:00Z">
         <w:r>
           <w:t xml:space="preserve">What are some examples of</w:t>
         </w:r>
       </w:ins>
-      <w:ins w:id="9" w:author="PR Preview" w:date="2026-01-01T00:00:00Z">
+      <w:ins w:id="291" w:author="PR Preview" w:date="2026-01-01T00:00:00Z">
         <w:r>
           <w:t xml:space="preserve"> </w:t>
         </w:r>
       </w:ins>
       <w:hyperlink w:anchor="def-binary-var">
-        <w:ins w:id="10" w:author="PR Preview" w:date="2026-01-01T00:00:00Z">
+        <w:ins w:id="292" w:author="PR Preview" w:date="2026-01-01T00:00:00Z">
           <w:r>
             <w:rPr>
               <w:rStyle w:val="Hyperlink"/>
@@ -7591,12 +8775,12 @@
           </w:r>
         </w:ins>
       </w:hyperlink>
-      <w:ins w:id="11" w:author="PR Preview" w:date="2026-01-01T00:00:00Z">
+      <w:ins w:id="293" w:author="PR Preview" w:date="2026-01-01T00:00:00Z">
         <w:r>
           <w:t xml:space="preserve"> </w:t>
         </w:r>
       </w:ins>
-      <w:ins w:id="12" w:author="PR Preview" w:date="2026-01-01T00:00:00Z">
+      <w:ins w:id="294" w:author="PR Preview" w:date="2026-01-01T00:00:00Z">
         <w:r>
           <w:t xml:space="preserve">in the health sciences?</w:t>
         </w:r>

--- a/pr-preview/pr-393/data-handout-tracked-changes.docx
+++ b/pr-preview/pr-393/data-handout-tracked-changes.docx
@@ -16,7 +16,7 @@
       </w:pPr>
       <w:del w:id="1" w:author="PR Preview" w:date="2026-01-01T00:00:00Z">
         <w:r>
-          <w:delText xml:space="preserve">Last modified: 2026-10-19 14:20:11 (PDT)</w:delText>
+          <w:delText xml:space="preserve">Last modified: 2026-10-19 14:31:55 (PDT)</w:delText>
         </w:r>
       </w:del>
     </w:p>
@@ -26,11 +26,11 @@
       </w:pPr>
       <w:ins w:id="2" w:author="PR Preview" w:date="2026-01-01T00:00:00Z">
         <w:r>
-          <w:t xml:space="preserve">Last modified: 2026-10-19 14:17:09 (PDT)</w:t>
+          <w:t xml:space="preserve">Last modified: 2026-10-19 14:36:39 (PDT)</w:t>
         </w:r>
       </w:ins>
     </w:p>
-    <w:bookmarkStart w:id="29" w:name="types-of-variables"/>
+    <w:bookmarkStart w:id="30" w:name="types-of-variables"/>
     <w:p>
       <w:pPr>
         <w:pStyle w:val="Heading2"/>
@@ -121,310 +121,66 @@
       <w:pPr>
         <w:pStyle w:val="BodyText"/>
       </w:pPr>
-      <w:del w:id="3" w:author="PR Preview" w:date="2026-01-01T00:00:00Z">
-        <w:r>
-          <w:rPr>
-            <w:b/>
-            <w:bCs/>
-          </w:rPr>
-          <w:delText xml:space="preserve">Definition 1 (Numerical variable (quantitative variable))</w:delText>
-        </w:r>
-      </w:del>
-      <w:del w:id="4" w:author="PR Preview" w:date="2026-01-01T00:00:00Z">
-        <w:r>
-          <w:delText xml:space="preserve"> </w:delText>
-        </w:r>
-      </w:del>
-      <w:del w:id="5" w:author="PR Preview" w:date="2026-01-01T00:00:00Z">
-        <w:r>
-          <w:delText xml:space="preserve">A</w:delText>
-        </w:r>
-      </w:del>
-      <w:del w:id="6" w:author="PR Preview" w:date="2026-01-01T00:00:00Z">
-        <w:r>
-          <w:delText xml:space="preserve"> </w:delText>
-        </w:r>
-      </w:del>
-      <w:del w:id="7" w:author="PR Preview" w:date="2026-01-01T00:00:00Z">
-        <w:r>
-          <w:rPr>
-            <w:b/>
-            <w:bCs/>
-          </w:rPr>
-          <w:delText xml:space="preserve">numerical</w:delText>
-        </w:r>
-      </w:del>
-      <w:del w:id="8" w:author="PR Preview" w:date="2026-01-01T00:00:00Z">
-        <w:r>
-          <w:delText xml:space="preserve"> </w:delText>
-        </w:r>
-      </w:del>
-      <w:del w:id="9" w:author="PR Preview" w:date="2026-01-01T00:00:00Z">
-        <w:r>
-          <w:delText xml:space="preserve">(or</w:delText>
-        </w:r>
-      </w:del>
-      <w:del w:id="10" w:author="PR Preview" w:date="2026-01-01T00:00:00Z">
-        <w:r>
-          <w:delText xml:space="preserve"> </w:delText>
-        </w:r>
-      </w:del>
-      <w:del w:id="11" w:author="PR Preview" w:date="2026-01-01T00:00:00Z">
-        <w:r>
-          <w:rPr>
-            <w:b/>
-            <w:bCs/>
-          </w:rPr>
-          <w:delText xml:space="preserve">quantitative</w:delText>
-        </w:r>
-      </w:del>
-      <w:del w:id="12" w:author="PR Preview" w:date="2026-01-01T00:00:00Z">
-        <w:r>
-          <w:delText xml:space="preserve">) variable is a variable that takes</w:delText>
-        </w:r>
-      </w:del>
-      <w:del w:id="13" w:author="PR Preview" w:date="2026-01-01T00:00:00Z">
-        <w:r>
-          <w:delText xml:space="preserve"> </w:delText>
-        </w:r>
-      </w:del>
-      <w:del w:id="14" w:author="PR Preview" w:date="2026-01-01T00:00:00Z">
-        <w:r>
-          <w:delText xml:space="preserve">values on a numeric scale,</w:delText>
-        </w:r>
-      </w:del>
-      <w:del w:id="15" w:author="PR Preview" w:date="2026-01-01T00:00:00Z">
-        <w:r>
-          <w:delText xml:space="preserve"> </w:delText>
-        </w:r>
-      </w:del>
-      <w:del w:id="16" w:author="PR Preview" w:date="2026-01-01T00:00:00Z">
-        <w:r>
-          <w:delText xml:space="preserve">where arithmetic operations such as subtraction (and possibly division)</w:delText>
-        </w:r>
-      </w:del>
-      <w:del w:id="17" w:author="PR Preview" w:date="2026-01-01T00:00:00Z">
-        <w:r>
-          <w:delText xml:space="preserve"> </w:delText>
-        </w:r>
-      </w:del>
-      <w:del w:id="18" w:author="PR Preview" w:date="2026-01-01T00:00:00Z">
-        <w:r>
-          <w:delText xml:space="preserve">are meaningful.</w:delText>
-        </w:r>
-      </w:del>
-    </w:p>
-    <w:p>
-      <w:pPr>
-        <w:pStyle w:val="BodyText"/>
-      </w:pPr>
-      <w:ins w:id="19" w:author="PR Preview" w:date="2026-01-01T00:00:00Z">
-        <w:r>
-          <w:rPr>
-            <w:b/>
-            <w:bCs/>
-          </w:rPr>
-          <w:t xml:space="preserve">Definition 1 (Numerical variable (quantitative variable))</w:t>
-        </w:r>
-      </w:ins>
-      <w:ins w:id="20" w:author="PR Preview" w:date="2026-01-01T00:00:00Z">
-        <w:r>
-          <w:t xml:space="preserve"> </w:t>
-        </w:r>
-      </w:ins>
-      <w:ins w:id="21" w:author="PR Preview" w:date="2026-01-01T00:00:00Z">
-        <w:r>
-          <w:t xml:space="preserve">A</w:t>
-        </w:r>
-      </w:ins>
-      <w:ins w:id="22" w:author="PR Preview" w:date="2026-01-01T00:00:00Z">
-        <w:r>
-          <w:t xml:space="preserve"> </w:t>
-        </w:r>
-      </w:ins>
-      <w:ins w:id="23" w:author="PR Preview" w:date="2026-01-01T00:00:00Z">
-        <w:r>
-          <w:rPr>
-            <w:b/>
-            <w:bCs/>
-          </w:rPr>
-          <w:t xml:space="preserve">numerical</w:t>
-        </w:r>
-      </w:ins>
-      <w:ins w:id="24" w:author="PR Preview" w:date="2026-01-01T00:00:00Z">
-        <w:r>
-          <w:t xml:space="preserve"> </w:t>
-        </w:r>
-      </w:ins>
-      <w:ins w:id="25" w:author="PR Preview" w:date="2026-01-01T00:00:00Z">
-        <w:r>
-          <w:t xml:space="preserve">(or</w:t>
-        </w:r>
-      </w:ins>
-      <w:ins w:id="26" w:author="PR Preview" w:date="2026-01-01T00:00:00Z">
-        <w:r>
-          <w:t xml:space="preserve"> </w:t>
-        </w:r>
-      </w:ins>
-      <w:ins w:id="27" w:author="PR Preview" w:date="2026-01-01T00:00:00Z">
-        <w:r>
-          <w:rPr>
-            <w:b/>
-            <w:bCs/>
-          </w:rPr>
-          <w:t xml:space="preserve">quantitative</w:t>
-        </w:r>
-      </w:ins>
-      <w:ins w:id="28" w:author="PR Preview" w:date="2026-01-01T00:00:00Z">
-        <w:r>
-          <w:t xml:space="preserve">) variable is a variable that takes</w:t>
-        </w:r>
-      </w:ins>
-      <w:ins w:id="29" w:author="PR Preview" w:date="2026-01-01T00:00:00Z">
-        <w:r>
-          <w:t xml:space="preserve"> </w:t>
-        </w:r>
-      </w:ins>
-      <w:ins w:id="30" w:author="PR Preview" w:date="2026-01-01T00:00:00Z">
-        <w:r>
-          <w:t xml:space="preserve">values on a numeric scale,</w:t>
-        </w:r>
-      </w:ins>
-      <w:ins w:id="31" w:author="PR Preview" w:date="2026-01-01T00:00:00Z">
-        <w:r>
-          <w:t xml:space="preserve"> </w:t>
-        </w:r>
-      </w:ins>
-      <w:ins w:id="32" w:author="PR Preview" w:date="2026-01-01T00:00:00Z">
-        <w:r>
-          <w:t xml:space="preserve">where arithmetic operations such as subtraction (and possibly division)</w:t>
-        </w:r>
-      </w:ins>
-      <w:ins w:id="33" w:author="PR Preview" w:date="2026-01-01T00:00:00Z">
-        <w:r>
-          <w:t xml:space="preserve"> </w:t>
-        </w:r>
-      </w:ins>
-      <w:ins w:id="34" w:author="PR Preview" w:date="2026-01-01T00:00:00Z">
-        <w:r>
-          <w:t xml:space="preserve">are meaningful.</w:t>
-        </w:r>
-      </w:ins>
-      <w:ins w:id="35" w:author="PR Preview" w:date="2026-01-01T00:00:00Z">
-        <w:r>
-          <w:t xml:space="preserve"> </w:t>
-        </w:r>
-      </w:ins>
-      <w:ins w:id="36" w:author="PR Preview" w:date="2026-01-01T00:00:00Z">
-        <w:r>
-          <w:t xml:space="preserve">Numerical variables may be further classified as</w:t>
-        </w:r>
-      </w:ins>
-      <w:ins w:id="37" w:author="PR Preview" w:date="2026-01-01T00:00:00Z">
-        <w:r>
-          <w:t xml:space="preserve"> </w:t>
-        </w:r>
-      </w:ins>
-      <w:hyperlink w:anchor="def-interval-var">
-        <w:ins w:id="38" w:author="PR Preview" w:date="2026-01-01T00:00:00Z">
-          <w:r>
-            <w:rPr>
-              <w:rStyle w:val="Hyperlink"/>
-            </w:rPr>
-            <w:t xml:space="preserve">interval</w:t>
-          </w:r>
-        </w:ins>
-      </w:hyperlink>
-      <w:ins w:id="39" w:author="PR Preview" w:date="2026-01-01T00:00:00Z">
-        <w:r>
-          <w:t xml:space="preserve"> </w:t>
-        </w:r>
-      </w:ins>
-      <w:ins w:id="40" w:author="PR Preview" w:date="2026-01-01T00:00:00Z">
-        <w:r>
-          <w:t xml:space="preserve">or</w:t>
-        </w:r>
-      </w:ins>
-      <w:ins w:id="41" w:author="PR Preview" w:date="2026-01-01T00:00:00Z">
-        <w:r>
-          <w:t xml:space="preserve"> </w:t>
-        </w:r>
-      </w:ins>
-      <w:hyperlink w:anchor="def-ratio-var">
-        <w:ins w:id="42" w:author="PR Preview" w:date="2026-01-01T00:00:00Z">
-          <w:r>
-            <w:rPr>
-              <w:rStyle w:val="Hyperlink"/>
-            </w:rPr>
-            <w:t xml:space="preserve">ratio</w:t>
-          </w:r>
-        </w:ins>
-      </w:hyperlink>
-      <w:ins w:id="43" w:author="PR Preview" w:date="2026-01-01T00:00:00Z">
-        <w:r>
-          <w:t xml:space="preserve"> </w:t>
-        </w:r>
-      </w:ins>
-      <w:ins w:id="44" w:author="PR Preview" w:date="2026-01-01T00:00:00Z">
-        <w:r>
-          <w:t xml:space="preserve">variables,</w:t>
-        </w:r>
-      </w:ins>
-      <w:ins w:id="45" w:author="PR Preview" w:date="2026-01-01T00:00:00Z">
-        <w:r>
-          <w:t xml:space="preserve"> </w:t>
-        </w:r>
-      </w:ins>
-      <w:ins w:id="46" w:author="PR Preview" w:date="2026-01-01T00:00:00Z">
-        <w:r>
-          <w:t xml:space="preserve">and as</w:t>
-        </w:r>
-      </w:ins>
-      <w:ins w:id="47" w:author="PR Preview" w:date="2026-01-01T00:00:00Z">
-        <w:r>
-          <w:t xml:space="preserve"> </w:t>
-        </w:r>
-      </w:ins>
-      <w:hyperlink w:anchor="def-continuous-var">
-        <w:ins w:id="48" w:author="PR Preview" w:date="2026-01-01T00:00:00Z">
-          <w:r>
-            <w:rPr>
-              <w:rStyle w:val="Hyperlink"/>
-            </w:rPr>
-            <w:t xml:space="preserve">continuous</w:t>
-          </w:r>
-        </w:ins>
-      </w:hyperlink>
-      <w:ins w:id="49" w:author="PR Preview" w:date="2026-01-01T00:00:00Z">
-        <w:r>
-          <w:t xml:space="preserve"> </w:t>
-        </w:r>
-      </w:ins>
-      <w:ins w:id="50" w:author="PR Preview" w:date="2026-01-01T00:00:00Z">
-        <w:r>
-          <w:t xml:space="preserve">or</w:t>
-        </w:r>
-      </w:ins>
-      <w:ins w:id="51" w:author="PR Preview" w:date="2026-01-01T00:00:00Z">
-        <w:r>
-          <w:t xml:space="preserve"> </w:t>
-        </w:r>
-      </w:ins>
-      <w:hyperlink w:anchor="def-discrete-var">
-        <w:ins w:id="52" w:author="PR Preview" w:date="2026-01-01T00:00:00Z">
-          <w:r>
-            <w:rPr>
-              <w:rStyle w:val="Hyperlink"/>
-            </w:rPr>
-            <w:t xml:space="preserve">discrete</w:t>
-          </w:r>
-        </w:ins>
-      </w:hyperlink>
-      <w:ins w:id="53" w:author="PR Preview" w:date="2026-01-01T00:00:00Z">
-        <w:r>
-          <w:t xml:space="preserve">.</w:t>
-        </w:r>
-      </w:ins>
+      <w:r>
+        <w:rPr>
+          <w:b/>
+          <w:bCs/>
+        </w:rPr>
+        <w:t xml:space="preserve">Definition 1 (Numerical variable (quantitative variable))</w:t>
+      </w:r>
+      <w:r>
+        <w:t xml:space="preserve"> </w:t>
+      </w:r>
+      <w:r>
+        <w:t xml:space="preserve">A</w:t>
+      </w:r>
+      <w:r>
+        <w:t xml:space="preserve"> </w:t>
+      </w:r>
+      <w:r>
+        <w:rPr>
+          <w:b/>
+          <w:bCs/>
+        </w:rPr>
+        <w:t xml:space="preserve">numerical</w:t>
+      </w:r>
+      <w:r>
+        <w:t xml:space="preserve"> </w:t>
+      </w:r>
+      <w:r>
+        <w:t xml:space="preserve">(or</w:t>
+      </w:r>
+      <w:r>
+        <w:t xml:space="preserve"> </w:t>
+      </w:r>
+      <w:r>
+        <w:rPr>
+          <w:b/>
+          <w:bCs/>
+        </w:rPr>
+        <w:t xml:space="preserve">quantitative</w:t>
+      </w:r>
+      <w:r>
+        <w:t xml:space="preserve">) variable is a variable that takes</w:t>
+      </w:r>
+      <w:r>
+        <w:t xml:space="preserve"> </w:t>
+      </w:r>
+      <w:r>
+        <w:t xml:space="preserve">values on a numeric scale,</w:t>
+      </w:r>
+      <w:r>
+        <w:t xml:space="preserve"> </w:t>
+      </w:r>
+      <w:r>
+        <w:t xml:space="preserve">where arithmetic operations such as subtraction (and possibly division)</w:t>
+      </w:r>
+      <w:r>
+        <w:t xml:space="preserve"> </w:t>
+      </w:r>
+      <w:r>
+        <w:t xml:space="preserve">are meaningful.</w:t>
+      </w:r>
     </w:p>
     <w:bookmarkEnd w:id="9"/>
     <w:bookmarkStart w:id="10" w:name="exm-numerical-var"/>
@@ -809,336 +565,176 @@
       </w:r>
     </w:p>
     <w:bookmarkEnd w:id="18"/>
-    <w:bookmarkStart w:id="19" w:name="rem-discrete-var-types"/>
+    <w:bookmarkStart w:id="19" w:name="rem-numerical-var-subtypes"/>
     <w:p>
       <w:pPr>
         <w:pStyle w:val="FirstParagraph"/>
       </w:pPr>
-      <w:del w:id="54" w:author="PR Preview" w:date="2026-01-01T00:00:00Z">
+      <w:r>
+        <w:rPr>
+          <w:i/>
+          <w:iCs/>
+        </w:rPr>
+        <w:t xml:space="preserve">Remark 1</w:t>
+      </w:r>
+      <w:r>
+        <w:t xml:space="preserve"> (Subtypes of numerical variables). </w:t>
+      </w:r>
+      <w:r>
+        <w:t xml:space="preserve">A</w:t>
+      </w:r>
+      <w:r>
+        <w:t xml:space="preserve"> </w:t>
+      </w:r>
+      <w:hyperlink w:anchor="def-numerical-var">
         <w:r>
           <w:rPr>
-            <w:i/>
-            <w:iCs/>
+            <w:rStyle w:val="Hyperlink"/>
           </w:rPr>
-          <w:delText xml:space="preserve">Remark 1</w:delText>
+          <w:t xml:space="preserve">numerical variable</w:t>
         </w:r>
-      </w:del>
-      <w:del w:id="55" w:author="PR Preview" w:date="2026-01-01T00:00:00Z">
-        <w:r>
-          <w:delText xml:space="preserve"> (Subtypes of numerical variables). </w:delText>
-        </w:r>
-      </w:del>
-      <w:del w:id="56" w:author="PR Preview" w:date="2026-01-01T00:00:00Z">
-        <w:r>
-          <w:delText xml:space="preserve">A</w:delText>
-        </w:r>
-      </w:del>
-      <w:del w:id="57" w:author="PR Preview" w:date="2026-01-01T00:00:00Z">
-        <w:r>
-          <w:delText xml:space="preserve"> </w:delText>
-        </w:r>
-      </w:del>
-      <w:hyperlink w:anchor="def-numerical-var">
-        <w:del w:id="58" w:author="PR Preview" w:date="2026-01-01T00:00:00Z">
-          <w:r>
-            <w:rPr>
-              <w:rStyle w:val="Hyperlink"/>
-            </w:rPr>
-            <w:delText xml:space="preserve">numerical variable</w:delText>
-          </w:r>
-        </w:del>
       </w:hyperlink>
-      <w:del w:id="59" w:author="PR Preview" w:date="2026-01-01T00:00:00Z">
-        <w:r>
-          <w:delText xml:space="preserve"> </w:delText>
-        </w:r>
-      </w:del>
-      <w:del w:id="60" w:author="PR Preview" w:date="2026-01-01T00:00:00Z">
-        <w:r>
-          <w:delText xml:space="preserve">may be classified in two ways:</w:delText>
-        </w:r>
-      </w:del>
-      <w:del w:id="61" w:author="PR Preview" w:date="2026-01-01T00:00:00Z">
-        <w:r>
-          <w:delText xml:space="preserve"> </w:delText>
-        </w:r>
-      </w:del>
-      <w:del w:id="62" w:author="PR Preview" w:date="2026-01-01T00:00:00Z">
-        <w:r>
-          <w:delText xml:space="preserve">as an</w:delText>
-        </w:r>
-      </w:del>
-      <w:del w:id="63" w:author="PR Preview" w:date="2026-01-01T00:00:00Z">
-        <w:r>
-          <w:delText xml:space="preserve"> </w:delText>
-        </w:r>
-      </w:del>
+      <w:r>
+        <w:t xml:space="preserve"> </w:t>
+      </w:r>
+      <w:r>
+        <w:t xml:space="preserve">may be classified in two ways:</w:t>
+      </w:r>
+      <w:r>
+        <w:t xml:space="preserve"> </w:t>
+      </w:r>
+      <w:r>
+        <w:t xml:space="preserve">as an</w:t>
+      </w:r>
+      <w:r>
+        <w:t xml:space="preserve"> </w:t>
+      </w:r>
       <w:hyperlink w:anchor="def-interval-var">
-        <w:del w:id="64" w:author="PR Preview" w:date="2026-01-01T00:00:00Z">
-          <w:r>
-            <w:rPr>
-              <w:rStyle w:val="Hyperlink"/>
-            </w:rPr>
-            <w:delText xml:space="preserve">interval variable</w:delText>
-          </w:r>
-        </w:del>
-      </w:hyperlink>
-      <w:del w:id="65" w:author="PR Preview" w:date="2026-01-01T00:00:00Z">
-        <w:r>
-          <w:delText xml:space="preserve"> </w:delText>
-        </w:r>
-      </w:del>
-      <w:del w:id="66" w:author="PR Preview" w:date="2026-01-01T00:00:00Z">
-        <w:r>
-          <w:delText xml:space="preserve">or a</w:delText>
-        </w:r>
-      </w:del>
-      <w:del w:id="67" w:author="PR Preview" w:date="2026-01-01T00:00:00Z">
-        <w:r>
-          <w:delText xml:space="preserve"> </w:delText>
-        </w:r>
-      </w:del>
-      <w:hyperlink w:anchor="def-ratio-var">
-        <w:del w:id="68" w:author="PR Preview" w:date="2026-01-01T00:00:00Z">
-          <w:r>
-            <w:rPr>
-              <w:rStyle w:val="Hyperlink"/>
-            </w:rPr>
-            <w:delText xml:space="preserve">ratio variable</w:delText>
-          </w:r>
-        </w:del>
-      </w:hyperlink>
-      <w:del w:id="69" w:author="PR Preview" w:date="2026-01-01T00:00:00Z">
-        <w:r>
-          <w:delText xml:space="preserve">,</w:delText>
-        </w:r>
-      </w:del>
-      <w:del w:id="70" w:author="PR Preview" w:date="2026-01-01T00:00:00Z">
-        <w:r>
-          <w:delText xml:space="preserve"> </w:delText>
-        </w:r>
-      </w:del>
-      <w:del w:id="71" w:author="PR Preview" w:date="2026-01-01T00:00:00Z">
-        <w:r>
-          <w:delText xml:space="preserve">and as a</w:delText>
-        </w:r>
-      </w:del>
-      <w:del w:id="72" w:author="PR Preview" w:date="2026-01-01T00:00:00Z">
-        <w:r>
-          <w:delText xml:space="preserve"> </w:delText>
-        </w:r>
-      </w:del>
-      <w:hyperlink w:anchor="def-continuous-var">
-        <w:del w:id="73" w:author="PR Preview" w:date="2026-01-01T00:00:00Z">
-          <w:r>
-            <w:rPr>
-              <w:rStyle w:val="Hyperlink"/>
-            </w:rPr>
-            <w:delText xml:space="preserve">continuous variable</w:delText>
-          </w:r>
-        </w:del>
-      </w:hyperlink>
-      <w:del w:id="74" w:author="PR Preview" w:date="2026-01-01T00:00:00Z">
-        <w:r>
-          <w:delText xml:space="preserve"> </w:delText>
-        </w:r>
-      </w:del>
-      <w:del w:id="75" w:author="PR Preview" w:date="2026-01-01T00:00:00Z">
-        <w:r>
-          <w:delText xml:space="preserve">or a</w:delText>
-        </w:r>
-      </w:del>
-      <w:del w:id="76" w:author="PR Preview" w:date="2026-01-01T00:00:00Z">
-        <w:r>
-          <w:delText xml:space="preserve"> </w:delText>
-        </w:r>
-      </w:del>
-      <w:hyperlink w:anchor="def-discrete-var">
-        <w:del w:id="77" w:author="PR Preview" w:date="2026-01-01T00:00:00Z">
-          <w:r>
-            <w:rPr>
-              <w:rStyle w:val="Hyperlink"/>
-            </w:rPr>
-            <w:delText xml:space="preserve">discrete variable</w:delText>
-          </w:r>
-        </w:del>
-      </w:hyperlink>
-      <w:del w:id="78" w:author="PR Preview" w:date="2026-01-01T00:00:00Z">
-        <w:r>
-          <w:delText xml:space="preserve">.</w:delText>
-        </w:r>
-      </w:del>
-    </w:p>
-    <w:p>
-      <w:pPr>
-        <w:pStyle w:val="BodyText"/>
-      </w:pPr>
-      <w:del w:id="79" w:author="PR Preview" w:date="2026-01-01T00:00:00Z">
         <w:r>
           <w:rPr>
-            <w:i/>
-            <w:iCs/>
+            <w:rStyle w:val="Hyperlink"/>
           </w:rPr>
-          <w:delText xml:space="preserve">Remark 2</w:delText>
+          <w:t xml:space="preserve">interval variable</w:t>
         </w:r>
-      </w:del>
-      <w:del w:id="80" w:author="PR Preview" w:date="2026-01-01T00:00:00Z">
-        <w:r>
-          <w:delText xml:space="preserve"> (Types of discrete variables). </w:delText>
-        </w:r>
-      </w:del>
-      <w:del w:id="81" w:author="PR Preview" w:date="2026-01-01T00:00:00Z">
-        <w:r>
-          <w:delText xml:space="preserve">Discrete variables include both numerical types</w:delText>
-        </w:r>
-      </w:del>
-      <w:del w:id="82" w:author="PR Preview" w:date="2026-01-01T00:00:00Z">
-        <w:r>
-          <w:delText xml:space="preserve"> </w:delText>
-        </w:r>
-      </w:del>
-      <w:del w:id="83" w:author="PR Preview" w:date="2026-01-01T00:00:00Z">
-        <w:r>
-          <w:delText xml:space="preserve">(such as</w:delText>
-        </w:r>
-      </w:del>
-      <w:del w:id="84" w:author="PR Preview" w:date="2026-01-01T00:00:00Z">
-        <w:r>
-          <w:delText xml:space="preserve"> </w:delText>
-        </w:r>
-      </w:del>
-      <w:hyperlink w:anchor="def-count">
-        <w:del w:id="85" w:author="PR Preview" w:date="2026-01-01T00:00:00Z">
-          <w:r>
-            <w:rPr>
-              <w:rStyle w:val="Hyperlink"/>
-            </w:rPr>
-            <w:delText xml:space="preserve">count variables</w:delText>
-          </w:r>
-        </w:del>
       </w:hyperlink>
-      <w:del w:id="86" w:author="PR Preview" w:date="2026-01-01T00:00:00Z">
-        <w:r>
-          <w:delText xml:space="preserve">) and</w:delText>
-        </w:r>
-      </w:del>
-      <w:del w:id="87" w:author="PR Preview" w:date="2026-01-01T00:00:00Z">
-        <w:r>
-          <w:delText xml:space="preserve"> </w:delText>
-        </w:r>
-      </w:del>
-      <w:del w:id="88" w:author="PR Preview" w:date="2026-01-01T00:00:00Z">
-        <w:r>
-          <w:delText xml:space="preserve">categorical types</w:delText>
-        </w:r>
-      </w:del>
-      <w:del w:id="89" w:author="PR Preview" w:date="2026-01-01T00:00:00Z">
-        <w:r>
-          <w:delText xml:space="preserve"> </w:delText>
-        </w:r>
-      </w:del>
-      <w:del w:id="90" w:author="PR Preview" w:date="2026-01-01T00:00:00Z">
-        <w:r>
-          <w:delText xml:space="preserve">(such as binary, nominal, and ordinal variables).</w:delText>
-        </w:r>
-      </w:del>
-      <w:del w:id="91" w:author="PR Preview" w:date="2026-01-01T00:00:00Z">
-        <w:r>
-          <w:delText xml:space="preserve"> </w:delText>
-        </w:r>
-      </w:del>
-      <w:del w:id="92" w:author="PR Preview" w:date="2026-01-01T00:00:00Z">
-        <w:r>
-          <w:delText xml:space="preserve">In contrast, continuous variables are always numerical.</w:delText>
-        </w:r>
-      </w:del>
-    </w:p>
-    <w:p>
-      <w:pPr>
-        <w:pStyle w:val="FirstParagraph"/>
-      </w:pPr>
-      <w:ins w:id="93" w:author="PR Preview" w:date="2026-01-01T00:00:00Z">
+      <w:r>
+        <w:t xml:space="preserve"> </w:t>
+      </w:r>
+      <w:r>
+        <w:t xml:space="preserve">or a</w:t>
+      </w:r>
+      <w:r>
+        <w:t xml:space="preserve"> </w:t>
+      </w:r>
+      <w:hyperlink w:anchor="def-ratio-var">
         <w:r>
           <w:rPr>
-            <w:i/>
-            <w:iCs/>
+            <w:rStyle w:val="Hyperlink"/>
           </w:rPr>
-          <w:t xml:space="preserve">Remark 1</w:t>
+          <w:t xml:space="preserve">ratio variable</w:t>
         </w:r>
-      </w:ins>
-      <w:ins w:id="94" w:author="PR Preview" w:date="2026-01-01T00:00:00Z">
+      </w:hyperlink>
+      <w:r>
+        <w:t xml:space="preserve">,</w:t>
+      </w:r>
+      <w:r>
+        <w:t xml:space="preserve"> </w:t>
+      </w:r>
+      <w:r>
+        <w:t xml:space="preserve">and as a</w:t>
+      </w:r>
+      <w:r>
+        <w:t xml:space="preserve"> </w:t>
+      </w:r>
+      <w:hyperlink w:anchor="def-continuous-var">
         <w:r>
-          <w:t xml:space="preserve"> (Types of discrete variables). </w:t>
+          <w:rPr>
+            <w:rStyle w:val="Hyperlink"/>
+          </w:rPr>
+          <w:t xml:space="preserve">continuous variable</w:t>
         </w:r>
-      </w:ins>
-      <w:ins w:id="95" w:author="PR Preview" w:date="2026-01-01T00:00:00Z">
+      </w:hyperlink>
+      <w:r>
+        <w:t xml:space="preserve"> </w:t>
+      </w:r>
+      <w:r>
+        <w:t xml:space="preserve">or a</w:t>
+      </w:r>
+      <w:r>
+        <w:t xml:space="preserve"> </w:t>
+      </w:r>
+      <w:hyperlink w:anchor="def-discrete-var">
         <w:r>
-          <w:t xml:space="preserve">Discrete variables include both numerical types</w:t>
+          <w:rPr>
+            <w:rStyle w:val="Hyperlink"/>
+          </w:rPr>
+          <w:t xml:space="preserve">discrete variable</w:t>
         </w:r>
-      </w:ins>
-      <w:ins w:id="96" w:author="PR Preview" w:date="2026-01-01T00:00:00Z">
-        <w:r>
-          <w:t xml:space="preserve"> </w:t>
-        </w:r>
-      </w:ins>
-      <w:ins w:id="97" w:author="PR Preview" w:date="2026-01-01T00:00:00Z">
-        <w:r>
-          <w:t xml:space="preserve">(such as</w:t>
-        </w:r>
-      </w:ins>
-      <w:ins w:id="98" w:author="PR Preview" w:date="2026-01-01T00:00:00Z">
-        <w:r>
-          <w:t xml:space="preserve"> </w:t>
-        </w:r>
-      </w:ins>
-      <w:hyperlink w:anchor="def-count">
-        <w:ins w:id="99" w:author="PR Preview" w:date="2026-01-01T00:00:00Z">
-          <w:r>
-            <w:rPr>
-              <w:rStyle w:val="Hyperlink"/>
-            </w:rPr>
-            <w:t xml:space="preserve">count variables</w:t>
-          </w:r>
-        </w:ins>
       </w:hyperlink>
-      <w:ins w:id="100" w:author="PR Preview" w:date="2026-01-01T00:00:00Z">
-        <w:r>
-          <w:t xml:space="preserve">) and</w:t>
-        </w:r>
-      </w:ins>
-      <w:ins w:id="101" w:author="PR Preview" w:date="2026-01-01T00:00:00Z">
-        <w:r>
-          <w:t xml:space="preserve"> </w:t>
-        </w:r>
-      </w:ins>
-      <w:ins w:id="102" w:author="PR Preview" w:date="2026-01-01T00:00:00Z">
-        <w:r>
-          <w:t xml:space="preserve">categorical types</w:t>
-        </w:r>
-      </w:ins>
-      <w:ins w:id="103" w:author="PR Preview" w:date="2026-01-01T00:00:00Z">
-        <w:r>
-          <w:t xml:space="preserve"> </w:t>
-        </w:r>
-      </w:ins>
-      <w:ins w:id="104" w:author="PR Preview" w:date="2026-01-01T00:00:00Z">
-        <w:r>
-          <w:t xml:space="preserve">(such as binary, nominal, and ordinal variables).</w:t>
-        </w:r>
-      </w:ins>
-      <w:ins w:id="105" w:author="PR Preview" w:date="2026-01-01T00:00:00Z">
-        <w:r>
-          <w:t xml:space="preserve"> </w:t>
-        </w:r>
-      </w:ins>
-      <w:ins w:id="106" w:author="PR Preview" w:date="2026-01-01T00:00:00Z">
-        <w:r>
-          <w:t xml:space="preserve">In contrast, continuous variables are always numerical.</w:t>
-        </w:r>
-      </w:ins>
+      <w:r>
+        <w:t xml:space="preserve">.</w:t>
+      </w:r>
     </w:p>
     <w:bookmarkEnd w:id="19"/>
-    <w:bookmarkStart w:id="20" w:name="def-categorical-var"/>
+    <w:bookmarkStart w:id="20" w:name="rem-discrete-var-types"/>
+    <w:p>
+      <w:pPr>
+        <w:pStyle w:val="BodyText"/>
+      </w:pPr>
+      <w:r>
+        <w:rPr>
+          <w:i/>
+          <w:iCs/>
+        </w:rPr>
+        <w:t xml:space="preserve">Remark 2</w:t>
+      </w:r>
+      <w:r>
+        <w:t xml:space="preserve"> (Types of discrete variables). </w:t>
+      </w:r>
+      <w:r>
+        <w:t xml:space="preserve">Discrete variables include both numerical types</w:t>
+      </w:r>
+      <w:r>
+        <w:t xml:space="preserve"> </w:t>
+      </w:r>
+      <w:r>
+        <w:t xml:space="preserve">(such as</w:t>
+      </w:r>
+      <w:r>
+        <w:t xml:space="preserve"> </w:t>
+      </w:r>
+      <w:hyperlink w:anchor="def-count">
+        <w:r>
+          <w:rPr>
+            <w:rStyle w:val="Hyperlink"/>
+          </w:rPr>
+          <w:t xml:space="preserve">count variables</w:t>
+        </w:r>
+      </w:hyperlink>
+      <w:r>
+        <w:t xml:space="preserve">) and</w:t>
+      </w:r>
+      <w:r>
+        <w:t xml:space="preserve"> </w:t>
+      </w:r>
+      <w:r>
+        <w:t xml:space="preserve">categorical types</w:t>
+      </w:r>
+      <w:r>
+        <w:t xml:space="preserve"> </w:t>
+      </w:r>
+      <w:r>
+        <w:t xml:space="preserve">(such as binary, nominal, and ordinal variables).</w:t>
+      </w:r>
+      <w:r>
+        <w:t xml:space="preserve"> </w:t>
+      </w:r>
+      <w:r>
+        <w:t xml:space="preserve">In contrast, continuous variables are always numerical.</w:t>
+      </w:r>
+    </w:p>
+    <w:bookmarkEnd w:id="20"/>
+    <w:bookmarkStart w:id="21" w:name="def-categorical-var"/>
     <w:p>
       <w:pPr>
         <w:pStyle w:val="BodyText"/>
@@ -1198,8 +794,8 @@
         <w:t xml:space="preserve">where arithmetic operations such as differences are not meaningful.</w:t>
       </w:r>
     </w:p>
-    <w:bookmarkEnd w:id="20"/>
-    <w:bookmarkStart w:id="21" w:name="exm-categorical-var"/>
+    <w:bookmarkEnd w:id="21"/>
+    <w:bookmarkStart w:id="22" w:name="exm-categorical-var"/>
     <w:p>
       <w:pPr>
         <w:pStyle w:val="BodyText"/>
@@ -1224,78 +820,34 @@
         <w:t xml:space="preserve">weight category are categorical variables in the WCGS dataset.</w:t>
       </w:r>
     </w:p>
-    <w:bookmarkEnd w:id="21"/>
-    <w:bookmarkStart w:id="22" w:name="rem-categorical-var-kinds"/>
+    <w:bookmarkEnd w:id="22"/>
+    <w:bookmarkStart w:id="23" w:name="rem-categorical-var-kinds"/>
     <w:p>
       <w:pPr>
         <w:pStyle w:val="BodyText"/>
       </w:pPr>
-      <w:del w:id="107" w:author="PR Preview" w:date="2026-01-01T00:00:00Z">
-        <w:r>
-          <w:rPr>
-            <w:i/>
-            <w:iCs/>
-          </w:rPr>
-          <w:delText xml:space="preserve">Remark 3</w:delText>
-        </w:r>
-      </w:del>
-      <w:del w:id="108" w:author="PR Preview" w:date="2026-01-01T00:00:00Z">
-        <w:r>
-          <w:delText xml:space="preserve"> (Kinds of categorical variables). </w:delText>
-        </w:r>
-      </w:del>
-      <w:del w:id="109" w:author="PR Preview" w:date="2026-01-01T00:00:00Z">
-        <w:r>
-          <w:delText xml:space="preserve">Categorical variables may be nominal (unordered) or ordinal (ordered),</w:delText>
-        </w:r>
-      </w:del>
-      <w:del w:id="110" w:author="PR Preview" w:date="2026-01-01T00:00:00Z">
-        <w:r>
-          <w:delText xml:space="preserve"> </w:delText>
-        </w:r>
-      </w:del>
-      <w:del w:id="111" w:author="PR Preview" w:date="2026-01-01T00:00:00Z">
-        <w:r>
-          <w:delText xml:space="preserve">and are always discrete.</w:delText>
-        </w:r>
-      </w:del>
+      <w:r>
+        <w:rPr>
+          <w:i/>
+          <w:iCs/>
+        </w:rPr>
+        <w:t xml:space="preserve">Remark 3</w:t>
+      </w:r>
+      <w:r>
+        <w:t xml:space="preserve"> (Kinds of categorical variables). </w:t>
+      </w:r>
+      <w:r>
+        <w:t xml:space="preserve">Categorical variables may be nominal (unordered) or ordinal (ordered),</w:t>
+      </w:r>
+      <w:r>
+        <w:t xml:space="preserve"> </w:t>
+      </w:r>
+      <w:r>
+        <w:t xml:space="preserve">and are always discrete.</w:t>
+      </w:r>
     </w:p>
-    <w:p>
-      <w:pPr>
-        <w:pStyle w:val="BodyText"/>
-      </w:pPr>
-      <w:ins w:id="112" w:author="PR Preview" w:date="2026-01-01T00:00:00Z">
-        <w:r>
-          <w:rPr>
-            <w:i/>
-            <w:iCs/>
-          </w:rPr>
-          <w:t xml:space="preserve">Remark 2</w:t>
-        </w:r>
-      </w:ins>
-      <w:ins w:id="113" w:author="PR Preview" w:date="2026-01-01T00:00:00Z">
-        <w:r>
-          <w:t xml:space="preserve"> (Kinds of categorical variables). </w:t>
-        </w:r>
-      </w:ins>
-      <w:ins w:id="114" w:author="PR Preview" w:date="2026-01-01T00:00:00Z">
-        <w:r>
-          <w:t xml:space="preserve">Categorical variables may be nominal (unordered) or ordinal (ordered),</w:t>
-        </w:r>
-      </w:ins>
-      <w:ins w:id="115" w:author="PR Preview" w:date="2026-01-01T00:00:00Z">
-        <w:r>
-          <w:t xml:space="preserve"> </w:t>
-        </w:r>
-      </w:ins>
-      <w:ins w:id="116" w:author="PR Preview" w:date="2026-01-01T00:00:00Z">
-        <w:r>
-          <w:t xml:space="preserve">and are always discrete.</w:t>
-        </w:r>
-      </w:ins>
-    </w:p>
-    <w:bookmarkEnd w:id="22"/>
-    <w:bookmarkStart w:id="23" w:name="def-nominal-var"/>
+    <w:bookmarkEnd w:id="23"/>
+    <w:bookmarkStart w:id="24" w:name="def-nominal-var"/>
     <w:p>
       <w:pPr>
         <w:pStyle w:val="BodyText"/>
@@ -1336,8 +888,8 @@
         <w:t xml:space="preserve">no natural ordering.</w:t>
       </w:r>
     </w:p>
-    <w:bookmarkEnd w:id="23"/>
-    <w:bookmarkStart w:id="24" w:name="exm-nominal-var"/>
+    <w:bookmarkEnd w:id="24"/>
+    <w:bookmarkStart w:id="25" w:name="exm-nominal-var"/>
     <w:p>
       <w:pPr>
         <w:pStyle w:val="BodyText"/>
@@ -1368,8 +920,8 @@
         <w:t xml:space="preserve">there is no natural numerical ordering among the categories.</w:t>
       </w:r>
     </w:p>
-    <w:bookmarkEnd w:id="24"/>
-    <w:bookmarkStart w:id="25" w:name="def-ordinal-var"/>
+    <w:bookmarkEnd w:id="25"/>
+    <w:bookmarkStart w:id="26" w:name="def-ordinal-var"/>
     <w:p>
       <w:pPr>
         <w:pStyle w:val="BodyText"/>
@@ -1410,8 +962,8 @@
         <w:t xml:space="preserve">natural ordering.</w:t>
       </w:r>
     </w:p>
-    <w:bookmarkEnd w:id="25"/>
-    <w:bookmarkStart w:id="26" w:name="exm-ordinal-var"/>
+    <w:bookmarkEnd w:id="26"/>
+    <w:bookmarkStart w:id="27" w:name="exm-ordinal-var"/>
     <w:p>
       <w:pPr>
         <w:pStyle w:val="BodyText"/>
@@ -1442,8 +994,8 @@
         <w:t xml:space="preserve">though the distances between categories are not measured on a numeric scale.</w:t>
       </w:r>
     </w:p>
-    <w:bookmarkEnd w:id="26"/>
-    <w:bookmarkStart w:id="27" w:name="def-binary-var"/>
+    <w:bookmarkEnd w:id="27"/>
+    <w:bookmarkStart w:id="28" w:name="def-binary-var"/>
     <w:p>
       <w:pPr>
         <w:pStyle w:val="BodyText"/>
@@ -1490,8 +1042,8 @@
         <w:t xml:space="preserve">A binary variable is a special case of a nominal variable.</w:t>
       </w:r>
     </w:p>
-    <w:bookmarkEnd w:id="27"/>
-    <w:bookmarkStart w:id="28" w:name="exm-binary-var"/>
+    <w:bookmarkEnd w:id="28"/>
+    <w:bookmarkStart w:id="29" w:name="exm-binary-var"/>
     <w:p>
       <w:pPr>
         <w:pStyle w:val="BodyText"/>
@@ -1534,9 +1086,9 @@
         <w:t xml:space="preserve">, yes/no) are binary variables.</w:t>
       </w:r>
     </w:p>
-    <w:bookmarkEnd w:id="28"/>
     <w:bookmarkEnd w:id="29"/>
-    <w:bookmarkStart w:id="41" w:name="sec-dummy-coding"/>
+    <w:bookmarkEnd w:id="30"/>
+    <w:bookmarkStart w:id="42" w:name="sec-dummy-coding"/>
     <w:p>
       <w:pPr>
         <w:pStyle w:val="Heading2"/>
@@ -1545,7 +1097,7 @@
         <w:t xml:space="preserve">2 Coding a categorical variable with numbers</w:t>
       </w:r>
     </w:p>
-    <w:bookmarkStart w:id="30" w:name="exr-dummy-coding"/>
+    <w:bookmarkStart w:id="31" w:name="exr-dummy-coding"/>
     <w:p>
       <w:pPr>
         <w:pStyle w:val="FirstParagraph"/>
@@ -1642,8 +1194,8 @@
         <w:t xml:space="preserve">and for a person in category A1.</w:t>
       </w:r>
     </w:p>
-    <w:bookmarkEnd w:id="30"/>
-    <w:bookmarkStart w:id="31" w:name="sol-dummy-coding"/>
+    <w:bookmarkEnd w:id="31"/>
+    <w:bookmarkStart w:id="32" w:name="sol-dummy-coding"/>
     <w:p>
       <w:pPr>
         <w:pStyle w:val="FirstParagraph"/>
@@ -1713,8 +1265,8 @@
         <w:t xml:space="preserve">The reference level is the case where all indicators are 0.</w:t>
       </w:r>
     </w:p>
-    <w:bookmarkEnd w:id="31"/>
-    <w:bookmarkStart w:id="32" w:name="def-dummy-variable"/>
+    <w:bookmarkEnd w:id="32"/>
+    <w:bookmarkStart w:id="33" w:name="def-dummy-variable"/>
     <w:p>
       <w:pPr>
         <w:pStyle w:val="BodyText"/>
@@ -1766,8 +1318,8 @@
         <w:t xml:space="preserve">.</w:t>
       </w:r>
     </w:p>
-    <w:bookmarkEnd w:id="32"/>
-    <w:bookmarkStart w:id="33" w:name="exm-dummy-sex"/>
+    <w:bookmarkEnd w:id="33"/>
+    <w:bookmarkStart w:id="34" w:name="exm-dummy-sex"/>
     <w:p>
       <w:pPr>
         <w:pStyle w:val="BodyText"/>
@@ -2074,46 +1626,34 @@
         <w:t xml:space="preserve">.</w:t>
       </w:r>
     </w:p>
-    <w:bookmarkEnd w:id="33"/>
-    <w:bookmarkStart w:id="34" w:name="rem-dummy-other-codings"/>
+    <w:bookmarkEnd w:id="34"/>
+    <w:bookmarkStart w:id="35" w:name="rem-dummy-other-codings"/>
     <w:p>
       <w:pPr>
         <w:pStyle w:val="BodyText"/>
       </w:pPr>
-      <w:del w:id="117" w:author="PR Preview" w:date="2026-01-01T00:00:00Z">
-        <w:r>
-          <w:rPr>
-            <w:i/>
-            <w:iCs/>
-          </w:rPr>
-          <w:delText xml:space="preserve">Remark 4</w:delText>
-        </w:r>
-      </w:del>
-      <w:del w:id="118" w:author="PR Preview" w:date="2026-01-01T00:00:00Z">
-        <w:r>
-          <w:delText xml:space="preserve"> (Other ways to code dummy variables). </w:delText>
-        </w:r>
-      </w:del>
-      <w:del w:id="119" w:author="PR Preview" w:date="2026-01-01T00:00:00Z">
-        <w:r>
-          <w:delText xml:space="preserve">There are other ways to construct dummy variables.</w:delText>
-        </w:r>
-      </w:del>
-      <w:del w:id="120" w:author="PR Preview" w:date="2026-01-01T00:00:00Z">
-        <w:r>
-          <w:delText xml:space="preserve"> </w:delText>
-        </w:r>
-      </w:del>
-      <w:del w:id="121" w:author="PR Preview" w:date="2026-01-01T00:00:00Z">
-        <w:r>
-          <w:delText xml:space="preserve">One is to use the values</w:delText>
-        </w:r>
-      </w:del>
-      <w:del w:id="122" w:author="PR Preview" w:date="2026-01-01T00:00:00Z">
-        <w:r>
-          <w:delText xml:space="preserve"> </w:delText>
-        </w:r>
-      </w:del>
+      <w:r>
+        <w:rPr>
+          <w:i/>
+          <w:iCs/>
+        </w:rPr>
+        <w:t xml:space="preserve">Remark 4</w:t>
+      </w:r>
+      <w:r>
+        <w:t xml:space="preserve"> (Other ways to code dummy variables). </w:t>
+      </w:r>
+      <w:r>
+        <w:t xml:space="preserve">There are other ways to construct dummy variables.</w:t>
+      </w:r>
+      <w:r>
+        <w:t xml:space="preserve"> </w:t>
+      </w:r>
+      <w:r>
+        <w:t xml:space="preserve">One is to use the values</w:t>
+      </w:r>
+      <w:r>
+        <w:t xml:space="preserve"> </w:t>
+      </w:r>
       <m:oMath>
         <m:r>
           <m:rPr>
@@ -2125,46 +1665,32 @@
           <m:t>1</m:t>
         </m:r>
       </m:oMath>
-      <w:del w:id="123" w:author="PR Preview" w:date="2026-01-01T00:00:00Z">
-        <w:r>
-          <w:delText xml:space="preserve"> </w:delText>
-        </w:r>
-      </w:del>
-      <w:del w:id="124" w:author="PR Preview" w:date="2026-01-01T00:00:00Z">
-        <w:r>
-          <w:delText xml:space="preserve">and</w:delText>
-        </w:r>
-      </w:del>
-      <w:del w:id="125" w:author="PR Preview" w:date="2026-01-01T00:00:00Z">
-        <w:r>
-          <w:delText xml:space="preserve"> </w:delText>
-        </w:r>
-      </w:del>
+      <w:r>
+        <w:t xml:space="preserve"> </w:t>
+      </w:r>
+      <w:r>
+        <w:t xml:space="preserve">and</w:t>
+      </w:r>
+      <w:r>
+        <w:t xml:space="preserve"> </w:t>
+      </w:r>
       <m:oMath>
         <m:r>
           <m:t>1</m:t>
         </m:r>
       </m:oMath>
-      <w:del w:id="126" w:author="PR Preview" w:date="2026-01-01T00:00:00Z">
-        <w:r>
-          <w:delText xml:space="preserve">:</w:delText>
-        </w:r>
-      </w:del>
-      <w:del w:id="127" w:author="PR Preview" w:date="2026-01-01T00:00:00Z">
-        <w:r>
-          <w:delText xml:space="preserve"> </w:delText>
-        </w:r>
-      </w:del>
-      <w:del w:id="128" w:author="PR Preview" w:date="2026-01-01T00:00:00Z">
-        <w:r>
-          <w:delText xml:space="preserve">for example,</w:delText>
-        </w:r>
-      </w:del>
-      <w:del w:id="129" w:author="PR Preview" w:date="2026-01-01T00:00:00Z">
-        <w:r>
-          <w:delText xml:space="preserve"> </w:delText>
-        </w:r>
-      </w:del>
+      <w:r>
+        <w:t xml:space="preserve">:</w:t>
+      </w:r>
+      <w:r>
+        <w:t xml:space="preserve"> </w:t>
+      </w:r>
+      <w:r>
+        <w:t xml:space="preserve">for example,</w:t>
+      </w:r>
+      <w:r>
+        <w:t xml:space="preserve"> </w:t>
+      </w:r>
       <m:oMath>
         <m:r>
           <m:rPr>
@@ -2176,135 +1702,209 @@
           <m:t>1</m:t>
         </m:r>
       </m:oMath>
-      <w:del w:id="130" w:author="PR Preview" w:date="2026-01-01T00:00:00Z">
-        <w:r>
-          <w:delText xml:space="preserve"> </w:delText>
-        </w:r>
-      </w:del>
-      <w:del w:id="131" w:author="PR Preview" w:date="2026-01-01T00:00:00Z">
-        <w:r>
-          <w:delText xml:space="preserve">for</w:delText>
-        </w:r>
-      </w:del>
-      <w:del w:id="132" w:author="PR Preview" w:date="2026-01-01T00:00:00Z">
-        <w:r>
-          <w:delText xml:space="preserve"> </w:delText>
-        </w:r>
-      </w:del>
-      <w:del w:id="133" w:author="PR Preview" w:date="2026-01-01T00:00:00Z">
-        <w:r>
-          <w:delText xml:space="preserve">“female”</w:delText>
-        </w:r>
-      </w:del>
-      <w:del w:id="134" w:author="PR Preview" w:date="2026-01-01T00:00:00Z">
-        <w:r>
-          <w:delText xml:space="preserve"> </w:delText>
-        </w:r>
-      </w:del>
-      <w:del w:id="135" w:author="PR Preview" w:date="2026-01-01T00:00:00Z">
-        <w:r>
-          <w:delText xml:space="preserve">and</w:delText>
-        </w:r>
-      </w:del>
-      <w:del w:id="136" w:author="PR Preview" w:date="2026-01-01T00:00:00Z">
-        <w:r>
-          <w:delText xml:space="preserve"> </w:delText>
-        </w:r>
-      </w:del>
+      <w:r>
+        <w:t xml:space="preserve"> </w:t>
+      </w:r>
+      <w:r>
+        <w:t xml:space="preserve">for</w:t>
+      </w:r>
+      <w:r>
+        <w:t xml:space="preserve"> </w:t>
+      </w:r>
+      <w:r>
+        <w:t xml:space="preserve">“female”</w:t>
+      </w:r>
+      <w:r>
+        <w:t xml:space="preserve"> </w:t>
+      </w:r>
+      <w:r>
+        <w:t xml:space="preserve">and</w:t>
+      </w:r>
+      <w:r>
+        <w:t xml:space="preserve"> </w:t>
+      </w:r>
       <m:oMath>
         <m:r>
           <m:t>1</m:t>
         </m:r>
       </m:oMath>
-      <w:del w:id="137" w:author="PR Preview" w:date="2026-01-01T00:00:00Z">
+      <w:r>
+        <w:t xml:space="preserve"> </w:t>
+      </w:r>
+      <w:r>
+        <w:t xml:space="preserve">for</w:t>
+      </w:r>
+      <w:r>
+        <w:t xml:space="preserve"> </w:t>
+      </w:r>
+      <w:r>
+        <w:t xml:space="preserve">“male”</w:t>
+      </w:r>
+      <w:r>
+        <w:t xml:space="preserve">.</w:t>
+      </w:r>
+      <w:r>
+        <w:t xml:space="preserve"> </w:t>
+      </w:r>
+      <w:r>
+        <w:t xml:space="preserve">See</w:t>
+      </w:r>
+      <w:r>
+        <w:t xml:space="preserve"> </w:t>
+      </w:r>
+      <w:r>
+        <w:t xml:space="preserve">Dobson and Barnett [1]</w:t>
+      </w:r>
+      <w:r>
+        <w:t xml:space="preserve">, section 2.4, for details.</w:t>
+      </w:r>
+    </w:p>
+    <w:bookmarkEnd w:id="35"/>
+    <w:bookmarkStart w:id="36" w:name="def-indicator-variable"/>
+    <w:p>
+      <w:pPr>
+        <w:pStyle w:val="BodyText"/>
+      </w:pPr>
+      <w:r>
+        <w:rPr>
+          <w:b/>
+          <w:bCs/>
+        </w:rPr>
+        <w:t xml:space="preserve">Definition 11 (Indicator variable)</w:t>
+      </w:r>
+      <w:r>
+        <w:t xml:space="preserve"> </w:t>
+      </w:r>
+      <w:r>
+        <w:t xml:space="preserve">An</w:t>
+      </w:r>
+      <w:r>
+        <w:t xml:space="preserve"> </w:t>
+      </w:r>
+      <w:r>
+        <w:rPr>
+          <w:b/>
+          <w:bCs/>
+        </w:rPr>
+        <w:t xml:space="preserve">indicator variable</w:t>
+      </w:r>
+      <w:r>
+        <w:t xml:space="preserve"> </w:t>
+      </w:r>
+      <w:r>
+        <w:t xml:space="preserve">is a</w:t>
+      </w:r>
+      <w:r>
+        <w:t xml:space="preserve"> </w:t>
+      </w:r>
+      <w:hyperlink w:anchor="def-dummy-variable">
         <w:r>
-          <w:delText xml:space="preserve"> </w:delText>
+          <w:rPr>
+            <w:rStyle w:val="Hyperlink"/>
+          </w:rPr>
+          <w:t xml:space="preserve">dummy variable</w:t>
         </w:r>
-      </w:del>
-      <w:del w:id="138" w:author="PR Preview" w:date="2026-01-01T00:00:00Z">
-        <w:r>
-          <w:delText xml:space="preserve">for</w:delText>
-        </w:r>
-      </w:del>
-      <w:del w:id="139" w:author="PR Preview" w:date="2026-01-01T00:00:00Z">
-        <w:r>
-          <w:delText xml:space="preserve"> </w:delText>
-        </w:r>
-      </w:del>
-      <w:del w:id="140" w:author="PR Preview" w:date="2026-01-01T00:00:00Z">
-        <w:r>
-          <w:delText xml:space="preserve">“male”</w:delText>
-        </w:r>
-      </w:del>
-      <w:del w:id="141" w:author="PR Preview" w:date="2026-01-01T00:00:00Z">
-        <w:r>
-          <w:delText xml:space="preserve">.</w:delText>
-        </w:r>
-      </w:del>
-      <w:del w:id="142" w:author="PR Preview" w:date="2026-01-01T00:00:00Z">
-        <w:r>
-          <w:delText xml:space="preserve"> </w:delText>
-        </w:r>
-      </w:del>
-      <w:del w:id="143" w:author="PR Preview" w:date="2026-01-01T00:00:00Z">
-        <w:r>
-          <w:delText xml:space="preserve">See</w:delText>
-        </w:r>
-      </w:del>
-      <w:del w:id="144" w:author="PR Preview" w:date="2026-01-01T00:00:00Z">
-        <w:r>
-          <w:delText xml:space="preserve"> </w:delText>
-        </w:r>
-      </w:del>
-      <w:del w:id="145" w:author="PR Preview" w:date="2026-01-01T00:00:00Z">
-        <w:r>
-          <w:delText xml:space="preserve">Dobson and Barnett [1]</w:delText>
-        </w:r>
-      </w:del>
-      <w:del w:id="146" w:author="PR Preview" w:date="2026-01-01T00:00:00Z">
-        <w:r>
-          <w:delText xml:space="preserve">, section 2.4, for details.</w:delText>
-        </w:r>
-      </w:del>
+      </w:hyperlink>
+      <w:r>
+        <w:t xml:space="preserve"> </w:t>
+      </w:r>
+      <w:r>
+        <w:t xml:space="preserve">whose only values are 0 and 1.</w:t>
+      </w:r>
     </w:p>
     <w:p>
       <w:pPr>
         <w:pStyle w:val="BodyText"/>
       </w:pPr>
-      <w:ins w:id="147" w:author="PR Preview" w:date="2026-01-01T00:00:00Z">
+      <w:r>
+        <w:t xml:space="preserve">Source:</w:t>
+      </w:r>
+      <w:r>
+        <w:t xml:space="preserve"> </w:t>
+      </w:r>
+      <w:r>
+        <w:t xml:space="preserve">Dobson and Barnett [1, Sec. 2.4]</w:t>
+      </w:r>
+      <w:r>
+        <w:t xml:space="preserve">.</w:t>
+      </w:r>
+    </w:p>
+    <w:bookmarkEnd w:id="36"/>
+    <w:bookmarkStart w:id="37" w:name="exm-indicator-sex"/>
+    <w:p>
+      <w:pPr>
+        <w:pStyle w:val="BodyText"/>
+      </w:pPr>
+      <w:r>
+        <w:rPr>
+          <w:b/>
+          <w:bCs/>
+        </w:rPr>
+        <w:t xml:space="preserve">Example 11 (Indicator variables for chromosomal sex)</w:t>
+      </w:r>
+      <w:r>
+        <w:t xml:space="preserve"> </w:t>
+      </w:r>
+      <w:r>
+        <w:t xml:space="preserve">In</w:t>
+      </w:r>
+      <w:r>
+        <w:t xml:space="preserve"> </w:t>
+      </w:r>
+      <w:hyperlink w:anchor="exm-dummy-sex">
         <w:r>
           <w:rPr>
-            <w:i/>
-            <w:iCs/>
+            <w:rStyle w:val="Hyperlink"/>
           </w:rPr>
-          <w:t xml:space="preserve">Remark 3</w:t>
+          <w:t xml:space="preserve">Example 10</w:t>
         </w:r>
-      </w:ins>
-      <w:ins w:id="148" w:author="PR Preview" w:date="2026-01-01T00:00:00Z">
-        <w:r>
-          <w:t xml:space="preserve"> (Other ways to code dummy variables). </w:t>
-        </w:r>
-      </w:ins>
-      <w:ins w:id="149" w:author="PR Preview" w:date="2026-01-01T00:00:00Z">
-        <w:r>
-          <w:t xml:space="preserve">There are other ways to construct dummy variables.</w:t>
-        </w:r>
-      </w:ins>
-      <w:ins w:id="150" w:author="PR Preview" w:date="2026-01-01T00:00:00Z">
-        <w:r>
-          <w:t xml:space="preserve"> </w:t>
-        </w:r>
-      </w:ins>
-      <w:ins w:id="151" w:author="PR Preview" w:date="2026-01-01T00:00:00Z">
-        <w:r>
-          <w:t xml:space="preserve">One is to use the values</w:t>
-        </w:r>
-      </w:ins>
-      <w:ins w:id="152" w:author="PR Preview" w:date="2026-01-01T00:00:00Z">
-        <w:r>
-          <w:t xml:space="preserve"> </w:t>
-        </w:r>
-      </w:ins>
+      </w:hyperlink>
+      <w:r>
+        <w:t xml:space="preserve">,</w:t>
+      </w:r>
+      <w:r>
+        <w:t xml:space="preserve"> </w:t>
+      </w:r>
+      <m:oMath>
+        <m:r>
+          <m:t>M</m:t>
+        </m:r>
+      </m:oMath>
+      <w:r>
+        <w:t xml:space="preserve"> </w:t>
+      </w:r>
+      <w:r>
+        <w:t xml:space="preserve">and</w:t>
+      </w:r>
+      <w:r>
+        <w:t xml:space="preserve"> </w:t>
+      </w:r>
+      <m:oMath>
+        <m:r>
+          <m:t>F</m:t>
+        </m:r>
+      </m:oMath>
+      <w:r>
+        <w:t xml:space="preserve"> </w:t>
+      </w:r>
+      <w:r>
+        <w:t xml:space="preserve">are indicator variables:</w:t>
+      </w:r>
+      <w:r>
+        <w:t xml:space="preserve"> </w:t>
+      </w:r>
+      <w:r>
+        <w:t xml:space="preserve">each takes only the values 0 and 1.</w:t>
+      </w:r>
+      <w:r>
+        <w:t xml:space="preserve"> </w:t>
+      </w:r>
+      <w:r>
+        <w:t xml:space="preserve">A dummy variable that uses the values</w:t>
+      </w:r>
+      <w:r>
+        <w:t xml:space="preserve"> </w:t>
+      </w:r>
       <m:oMath>
         <m:r>
           <m:rPr>
@@ -2316,552 +1916,40 @@
           <m:t>1</m:t>
         </m:r>
       </m:oMath>
-      <w:ins w:id="153" w:author="PR Preview" w:date="2026-01-01T00:00:00Z">
-        <w:r>
-          <w:t xml:space="preserve"> </w:t>
-        </w:r>
-      </w:ins>
-      <w:ins w:id="154" w:author="PR Preview" w:date="2026-01-01T00:00:00Z">
-        <w:r>
-          <w:t xml:space="preserve">and</w:t>
-        </w:r>
-      </w:ins>
-      <w:ins w:id="155" w:author="PR Preview" w:date="2026-01-01T00:00:00Z">
-        <w:r>
-          <w:t xml:space="preserve"> </w:t>
-        </w:r>
-      </w:ins>
+      <w:r>
+        <w:t xml:space="preserve"> </w:t>
+      </w:r>
+      <w:r>
+        <w:t xml:space="preserve">and</w:t>
+      </w:r>
+      <w:r>
+        <w:t xml:space="preserve"> </w:t>
+      </w:r>
       <m:oMath>
         <m:r>
           <m:t>1</m:t>
         </m:r>
       </m:oMath>
-      <w:ins w:id="156" w:author="PR Preview" w:date="2026-01-01T00:00:00Z">
-        <w:r>
-          <w:t xml:space="preserve">:</w:t>
-        </w:r>
-      </w:ins>
-      <w:ins w:id="157" w:author="PR Preview" w:date="2026-01-01T00:00:00Z">
-        <w:r>
-          <w:t xml:space="preserve"> </w:t>
-        </w:r>
-      </w:ins>
-      <w:ins w:id="158" w:author="PR Preview" w:date="2026-01-01T00:00:00Z">
-        <w:r>
-          <w:t xml:space="preserve">for example,</w:t>
-        </w:r>
-      </w:ins>
-      <w:ins w:id="159" w:author="PR Preview" w:date="2026-01-01T00:00:00Z">
-        <w:r>
-          <w:t xml:space="preserve"> </w:t>
-        </w:r>
-      </w:ins>
-      <m:oMath>
-        <m:r>
-          <m:rPr>
-            <m:sty m:val="p"/>
-          </m:rPr>
-          <m:t>−</m:t>
-        </m:r>
-        <m:r>
-          <m:t>1</m:t>
-        </m:r>
-      </m:oMath>
-      <w:ins w:id="160" w:author="PR Preview" w:date="2026-01-01T00:00:00Z">
-        <w:r>
-          <w:t xml:space="preserve"> </w:t>
-        </w:r>
-      </w:ins>
-      <w:ins w:id="161" w:author="PR Preview" w:date="2026-01-01T00:00:00Z">
-        <w:r>
-          <w:t xml:space="preserve">for</w:t>
-        </w:r>
-      </w:ins>
-      <w:ins w:id="162" w:author="PR Preview" w:date="2026-01-01T00:00:00Z">
-        <w:r>
-          <w:t xml:space="preserve"> </w:t>
-        </w:r>
-      </w:ins>
-      <w:ins w:id="163" w:author="PR Preview" w:date="2026-01-01T00:00:00Z">
-        <w:r>
-          <w:t xml:space="preserve">“female”</w:t>
-        </w:r>
-      </w:ins>
-      <w:ins w:id="164" w:author="PR Preview" w:date="2026-01-01T00:00:00Z">
-        <w:r>
-          <w:t xml:space="preserve"> </w:t>
-        </w:r>
-      </w:ins>
-      <w:ins w:id="165" w:author="PR Preview" w:date="2026-01-01T00:00:00Z">
-        <w:r>
-          <w:t xml:space="preserve">and</w:t>
-        </w:r>
-      </w:ins>
-      <w:ins w:id="166" w:author="PR Preview" w:date="2026-01-01T00:00:00Z">
-        <w:r>
-          <w:t xml:space="preserve"> </w:t>
-        </w:r>
-      </w:ins>
-      <m:oMath>
-        <m:r>
-          <m:t>1</m:t>
-        </m:r>
-      </m:oMath>
-      <w:ins w:id="167" w:author="PR Preview" w:date="2026-01-01T00:00:00Z">
-        <w:r>
-          <w:t xml:space="preserve"> </w:t>
-        </w:r>
-      </w:ins>
-      <w:ins w:id="168" w:author="PR Preview" w:date="2026-01-01T00:00:00Z">
-        <w:r>
-          <w:t xml:space="preserve">for</w:t>
-        </w:r>
-      </w:ins>
-      <w:ins w:id="169" w:author="PR Preview" w:date="2026-01-01T00:00:00Z">
-        <w:r>
-          <w:t xml:space="preserve"> </w:t>
-        </w:r>
-      </w:ins>
-      <w:ins w:id="170" w:author="PR Preview" w:date="2026-01-01T00:00:00Z">
-        <w:r>
-          <w:t xml:space="preserve">“male”</w:t>
-        </w:r>
-      </w:ins>
-      <w:ins w:id="171" w:author="PR Preview" w:date="2026-01-01T00:00:00Z">
-        <w:r>
-          <w:t xml:space="preserve">.</w:t>
-        </w:r>
-      </w:ins>
-      <w:ins w:id="172" w:author="PR Preview" w:date="2026-01-01T00:00:00Z">
-        <w:r>
-          <w:t xml:space="preserve"> </w:t>
-        </w:r>
-      </w:ins>
-      <w:ins w:id="173" w:author="PR Preview" w:date="2026-01-01T00:00:00Z">
-        <w:r>
-          <w:t xml:space="preserve">See</w:t>
-        </w:r>
-      </w:ins>
-      <w:ins w:id="174" w:author="PR Preview" w:date="2026-01-01T00:00:00Z">
-        <w:r>
-          <w:t xml:space="preserve"> </w:t>
-        </w:r>
-      </w:ins>
-      <w:ins w:id="175" w:author="PR Preview" w:date="2026-01-01T00:00:00Z">
-        <w:r>
-          <w:t xml:space="preserve">Dobson and Barnett [1]</w:t>
-        </w:r>
-      </w:ins>
-      <w:ins w:id="176" w:author="PR Preview" w:date="2026-01-01T00:00:00Z">
-        <w:r>
-          <w:t xml:space="preserve">, section 2.4, for details.</w:t>
-        </w:r>
-      </w:ins>
-    </w:p>
-    <w:bookmarkEnd w:id="34"/>
-    <w:bookmarkStart w:id="35" w:name="def-indicator-variable"/>
-    <w:p>
-      <w:pPr>
-        <w:pStyle w:val="BodyText"/>
-      </w:pPr>
-      <w:r>
-        <w:rPr>
-          <w:b/>
-          <w:bCs/>
-        </w:rPr>
-        <w:t xml:space="preserve">Definition 11 (Indicator variable)</w:t>
-      </w:r>
-      <w:r>
-        <w:t xml:space="preserve"> </w:t>
-      </w:r>
-      <w:r>
-        <w:t xml:space="preserve">An</w:t>
-      </w:r>
-      <w:r>
-        <w:t xml:space="preserve"> </w:t>
-      </w:r>
-      <w:r>
-        <w:rPr>
-          <w:b/>
-          <w:bCs/>
-        </w:rPr>
-        <w:t xml:space="preserve">indicator variable</w:t>
-      </w:r>
-      <w:r>
-        <w:t xml:space="preserve"> </w:t>
-      </w:r>
-      <w:r>
-        <w:t xml:space="preserve">is a</w:t>
-      </w:r>
-      <w:r>
-        <w:t xml:space="preserve"> </w:t>
-      </w:r>
-      <w:hyperlink w:anchor="def-dummy-variable">
+      <w:r>
+        <w:t xml:space="preserve"> </w:t>
+      </w:r>
+      <w:r>
+        <w:t xml:space="preserve">(</w:t>
+      </w:r>
+      <w:hyperlink w:anchor="rem-dummy-other-codings">
         <w:r>
           <w:rPr>
             <w:rStyle w:val="Hyperlink"/>
           </w:rPr>
-          <w:t xml:space="preserve">dummy variable</w:t>
+          <w:t xml:space="preserve">Remark 4</w:t>
         </w:r>
       </w:hyperlink>
       <w:r>
-        <w:t xml:space="preserve"> </w:t>
-      </w:r>
-      <w:r>
-        <w:t xml:space="preserve">whose only values are 0 and 1.</w:t>
+        <w:t xml:space="preserve">) is not an indicator variable.</w:t>
       </w:r>
     </w:p>
-    <w:p>
-      <w:pPr>
-        <w:pStyle w:val="BodyText"/>
-      </w:pPr>
-      <w:r>
-        <w:t xml:space="preserve">Source:</w:t>
-      </w:r>
-      <w:r>
-        <w:t xml:space="preserve"> </w:t>
-      </w:r>
-      <w:r>
-        <w:t xml:space="preserve">Dobson and Barnett [1, Sec. 2.4]</w:t>
-      </w:r>
-      <w:r>
-        <w:t xml:space="preserve">.</w:t>
-      </w:r>
-    </w:p>
-    <w:bookmarkEnd w:id="35"/>
-    <w:bookmarkStart w:id="36" w:name="exm-indicator-sex"/>
-    <w:p>
-      <w:pPr>
-        <w:pStyle w:val="BodyText"/>
-      </w:pPr>
-      <w:del w:id="177" w:author="PR Preview" w:date="2026-01-01T00:00:00Z">
-        <w:r>
-          <w:rPr>
-            <w:b/>
-            <w:bCs/>
-          </w:rPr>
-          <w:delText xml:space="preserve">Example 11 (Indicator variables for chromosomal sex)</w:delText>
-        </w:r>
-      </w:del>
-      <w:del w:id="178" w:author="PR Preview" w:date="2026-01-01T00:00:00Z">
-        <w:r>
-          <w:delText xml:space="preserve"> </w:delText>
-        </w:r>
-      </w:del>
-      <w:del w:id="179" w:author="PR Preview" w:date="2026-01-01T00:00:00Z">
-        <w:r>
-          <w:delText xml:space="preserve">In</w:delText>
-        </w:r>
-      </w:del>
-      <w:del w:id="180" w:author="PR Preview" w:date="2026-01-01T00:00:00Z">
-        <w:r>
-          <w:delText xml:space="preserve"> </w:delText>
-        </w:r>
-      </w:del>
-      <w:hyperlink w:anchor="exm-dummy-sex">
-        <w:del w:id="181" w:author="PR Preview" w:date="2026-01-01T00:00:00Z">
-          <w:r>
-            <w:rPr>
-              <w:rStyle w:val="Hyperlink"/>
-            </w:rPr>
-            <w:delText xml:space="preserve">Example 10</w:delText>
-          </w:r>
-        </w:del>
-      </w:hyperlink>
-      <w:del w:id="182" w:author="PR Preview" w:date="2026-01-01T00:00:00Z">
-        <w:r>
-          <w:delText xml:space="preserve">,</w:delText>
-        </w:r>
-      </w:del>
-      <w:del w:id="183" w:author="PR Preview" w:date="2026-01-01T00:00:00Z">
-        <w:r>
-          <w:delText xml:space="preserve"> </w:delText>
-        </w:r>
-      </w:del>
-      <m:oMath>
-        <m:r>
-          <m:t>M</m:t>
-        </m:r>
-      </m:oMath>
-      <w:del w:id="184" w:author="PR Preview" w:date="2026-01-01T00:00:00Z">
-        <w:r>
-          <w:delText xml:space="preserve"> </w:delText>
-        </w:r>
-      </w:del>
-      <w:del w:id="185" w:author="PR Preview" w:date="2026-01-01T00:00:00Z">
-        <w:r>
-          <w:delText xml:space="preserve">and</w:delText>
-        </w:r>
-      </w:del>
-      <w:del w:id="186" w:author="PR Preview" w:date="2026-01-01T00:00:00Z">
-        <w:r>
-          <w:delText xml:space="preserve"> </w:delText>
-        </w:r>
-      </w:del>
-      <m:oMath>
-        <m:r>
-          <m:t>F</m:t>
-        </m:r>
-      </m:oMath>
-      <w:del w:id="187" w:author="PR Preview" w:date="2026-01-01T00:00:00Z">
-        <w:r>
-          <w:delText xml:space="preserve"> </w:delText>
-        </w:r>
-      </w:del>
-      <w:del w:id="188" w:author="PR Preview" w:date="2026-01-01T00:00:00Z">
-        <w:r>
-          <w:delText xml:space="preserve">are indicator variables:</w:delText>
-        </w:r>
-      </w:del>
-      <w:del w:id="189" w:author="PR Preview" w:date="2026-01-01T00:00:00Z">
-        <w:r>
-          <w:delText xml:space="preserve"> </w:delText>
-        </w:r>
-      </w:del>
-      <w:del w:id="190" w:author="PR Preview" w:date="2026-01-01T00:00:00Z">
-        <w:r>
-          <w:delText xml:space="preserve">each takes only the values 0 and 1.</w:delText>
-        </w:r>
-      </w:del>
-      <w:del w:id="191" w:author="PR Preview" w:date="2026-01-01T00:00:00Z">
-        <w:r>
-          <w:delText xml:space="preserve"> </w:delText>
-        </w:r>
-      </w:del>
-      <w:del w:id="192" w:author="PR Preview" w:date="2026-01-01T00:00:00Z">
-        <w:r>
-          <w:delText xml:space="preserve">A dummy variable that uses the values</w:delText>
-        </w:r>
-      </w:del>
-      <w:del w:id="193" w:author="PR Preview" w:date="2026-01-01T00:00:00Z">
-        <w:r>
-          <w:delText xml:space="preserve"> </w:delText>
-        </w:r>
-      </w:del>
-      <m:oMath>
-        <m:r>
-          <m:rPr>
-            <m:sty m:val="p"/>
-          </m:rPr>
-          <m:t>−</m:t>
-        </m:r>
-        <m:r>
-          <m:t>1</m:t>
-        </m:r>
-      </m:oMath>
-      <w:del w:id="194" w:author="PR Preview" w:date="2026-01-01T00:00:00Z">
-        <w:r>
-          <w:delText xml:space="preserve"> </w:delText>
-        </w:r>
-      </w:del>
-      <w:del w:id="195" w:author="PR Preview" w:date="2026-01-01T00:00:00Z">
-        <w:r>
-          <w:delText xml:space="preserve">and</w:delText>
-        </w:r>
-      </w:del>
-      <w:del w:id="196" w:author="PR Preview" w:date="2026-01-01T00:00:00Z">
-        <w:r>
-          <w:delText xml:space="preserve"> </w:delText>
-        </w:r>
-      </w:del>
-      <m:oMath>
-        <m:r>
-          <m:t>1</m:t>
-        </m:r>
-      </m:oMath>
-      <w:del w:id="197" w:author="PR Preview" w:date="2026-01-01T00:00:00Z">
-        <w:r>
-          <w:delText xml:space="preserve"> </w:delText>
-        </w:r>
-      </w:del>
-      <w:del w:id="198" w:author="PR Preview" w:date="2026-01-01T00:00:00Z">
-        <w:r>
-          <w:delText xml:space="preserve">(</w:delText>
-        </w:r>
-      </w:del>
-      <w:hyperlink w:anchor="rem-dummy-other-codings">
-        <w:del w:id="199" w:author="PR Preview" w:date="2026-01-01T00:00:00Z">
-          <w:r>
-            <w:rPr>
-              <w:rStyle w:val="Hyperlink"/>
-            </w:rPr>
-            <w:delText xml:space="preserve">Remark 4</w:delText>
-          </w:r>
-        </w:del>
-      </w:hyperlink>
-      <w:del w:id="200" w:author="PR Preview" w:date="2026-01-01T00:00:00Z">
-        <w:r>
-          <w:delText xml:space="preserve">) is not an indicator variable.</w:delText>
-        </w:r>
-      </w:del>
-    </w:p>
-    <w:p>
-      <w:pPr>
-        <w:pStyle w:val="BodyText"/>
-      </w:pPr>
-      <w:ins w:id="201" w:author="PR Preview" w:date="2026-01-01T00:00:00Z">
-        <w:r>
-          <w:rPr>
-            <w:b/>
-            <w:bCs/>
-          </w:rPr>
-          <w:t xml:space="preserve">Example 11 (Indicator variables for chromosomal sex)</w:t>
-        </w:r>
-      </w:ins>
-      <w:ins w:id="202" w:author="PR Preview" w:date="2026-01-01T00:00:00Z">
-        <w:r>
-          <w:t xml:space="preserve"> </w:t>
-        </w:r>
-      </w:ins>
-      <w:ins w:id="203" w:author="PR Preview" w:date="2026-01-01T00:00:00Z">
-        <w:r>
-          <w:t xml:space="preserve">In</w:t>
-        </w:r>
-      </w:ins>
-      <w:ins w:id="204" w:author="PR Preview" w:date="2026-01-01T00:00:00Z">
-        <w:r>
-          <w:t xml:space="preserve"> </w:t>
-        </w:r>
-      </w:ins>
-      <w:hyperlink w:anchor="exm-dummy-sex">
-        <w:ins w:id="205" w:author="PR Preview" w:date="2026-01-01T00:00:00Z">
-          <w:r>
-            <w:rPr>
-              <w:rStyle w:val="Hyperlink"/>
-            </w:rPr>
-            <w:t xml:space="preserve">Example 10</w:t>
-          </w:r>
-        </w:ins>
-      </w:hyperlink>
-      <w:ins w:id="206" w:author="PR Preview" w:date="2026-01-01T00:00:00Z">
-        <w:r>
-          <w:t xml:space="preserve">,</w:t>
-        </w:r>
-      </w:ins>
-      <w:ins w:id="207" w:author="PR Preview" w:date="2026-01-01T00:00:00Z">
-        <w:r>
-          <w:t xml:space="preserve"> </w:t>
-        </w:r>
-      </w:ins>
-      <m:oMath>
-        <m:r>
-          <m:t>M</m:t>
-        </m:r>
-      </m:oMath>
-      <w:ins w:id="208" w:author="PR Preview" w:date="2026-01-01T00:00:00Z">
-        <w:r>
-          <w:t xml:space="preserve"> </w:t>
-        </w:r>
-      </w:ins>
-      <w:ins w:id="209" w:author="PR Preview" w:date="2026-01-01T00:00:00Z">
-        <w:r>
-          <w:t xml:space="preserve">and</w:t>
-        </w:r>
-      </w:ins>
-      <w:ins w:id="210" w:author="PR Preview" w:date="2026-01-01T00:00:00Z">
-        <w:r>
-          <w:t xml:space="preserve"> </w:t>
-        </w:r>
-      </w:ins>
-      <m:oMath>
-        <m:r>
-          <m:t>F</m:t>
-        </m:r>
-      </m:oMath>
-      <w:ins w:id="211" w:author="PR Preview" w:date="2026-01-01T00:00:00Z">
-        <w:r>
-          <w:t xml:space="preserve"> </w:t>
-        </w:r>
-      </w:ins>
-      <w:ins w:id="212" w:author="PR Preview" w:date="2026-01-01T00:00:00Z">
-        <w:r>
-          <w:t xml:space="preserve">are indicator variables:</w:t>
-        </w:r>
-      </w:ins>
-      <w:ins w:id="213" w:author="PR Preview" w:date="2026-01-01T00:00:00Z">
-        <w:r>
-          <w:t xml:space="preserve"> </w:t>
-        </w:r>
-      </w:ins>
-      <w:ins w:id="214" w:author="PR Preview" w:date="2026-01-01T00:00:00Z">
-        <w:r>
-          <w:t xml:space="preserve">each takes only the values 0 and 1.</w:t>
-        </w:r>
-      </w:ins>
-      <w:ins w:id="215" w:author="PR Preview" w:date="2026-01-01T00:00:00Z">
-        <w:r>
-          <w:t xml:space="preserve"> </w:t>
-        </w:r>
-      </w:ins>
-      <w:ins w:id="216" w:author="PR Preview" w:date="2026-01-01T00:00:00Z">
-        <w:r>
-          <w:t xml:space="preserve">A dummy variable that uses the values</w:t>
-        </w:r>
-      </w:ins>
-      <w:ins w:id="217" w:author="PR Preview" w:date="2026-01-01T00:00:00Z">
-        <w:r>
-          <w:t xml:space="preserve"> </w:t>
-        </w:r>
-      </w:ins>
-      <m:oMath>
-        <m:r>
-          <m:rPr>
-            <m:sty m:val="p"/>
-          </m:rPr>
-          <m:t>−</m:t>
-        </m:r>
-        <m:r>
-          <m:t>1</m:t>
-        </m:r>
-      </m:oMath>
-      <w:ins w:id="218" w:author="PR Preview" w:date="2026-01-01T00:00:00Z">
-        <w:r>
-          <w:t xml:space="preserve"> </w:t>
-        </w:r>
-      </w:ins>
-      <w:ins w:id="219" w:author="PR Preview" w:date="2026-01-01T00:00:00Z">
-        <w:r>
-          <w:t xml:space="preserve">and</w:t>
-        </w:r>
-      </w:ins>
-      <w:ins w:id="220" w:author="PR Preview" w:date="2026-01-01T00:00:00Z">
-        <w:r>
-          <w:t xml:space="preserve"> </w:t>
-        </w:r>
-      </w:ins>
-      <m:oMath>
-        <m:r>
-          <m:t>1</m:t>
-        </m:r>
-      </m:oMath>
-      <w:ins w:id="221" w:author="PR Preview" w:date="2026-01-01T00:00:00Z">
-        <w:r>
-          <w:t xml:space="preserve"> </w:t>
-        </w:r>
-      </w:ins>
-      <w:ins w:id="222" w:author="PR Preview" w:date="2026-01-01T00:00:00Z">
-        <w:r>
-          <w:t xml:space="preserve">(</w:t>
-        </w:r>
-      </w:ins>
-      <w:hyperlink w:anchor="rem-dummy-other-codings">
-        <w:ins w:id="223" w:author="PR Preview" w:date="2026-01-01T00:00:00Z">
-          <w:r>
-            <w:rPr>
-              <w:rStyle w:val="Hyperlink"/>
-            </w:rPr>
-            <w:t xml:space="preserve">Remark 3</w:t>
-          </w:r>
-        </w:ins>
-      </w:hyperlink>
-      <w:ins w:id="224" w:author="PR Preview" w:date="2026-01-01T00:00:00Z">
-        <w:r>
-          <w:t xml:space="preserve">) is not an indicator variable.</w:t>
-        </w:r>
-      </w:ins>
-    </w:p>
-    <w:bookmarkEnd w:id="36"/>
-    <w:bookmarkStart w:id="37" w:name="def-reference-level"/>
+    <w:bookmarkEnd w:id="37"/>
+    <w:bookmarkStart w:id="38" w:name="def-reference-level"/>
     <w:p>
       <w:pPr>
         <w:pStyle w:val="BodyText"/>
@@ -2928,68 +2016,31 @@
         <w:t xml:space="preserve">for every indicator variable of that categorical variable.</w:t>
       </w:r>
     </w:p>
-    <w:bookmarkEnd w:id="37"/>
-    <w:bookmarkStart w:id="38" w:name="rem-source-reference-level"/>
+    <w:bookmarkEnd w:id="38"/>
+    <w:bookmarkStart w:id="39" w:name="rem-source-reference-level"/>
     <w:p>
       <w:pPr>
         <w:pStyle w:val="BodyText"/>
       </w:pPr>
-      <w:del w:id="225" w:author="PR Preview" w:date="2026-01-01T00:00:00Z">
-        <w:r>
-          <w:rPr>
-            <w:i/>
-            <w:iCs/>
-          </w:rPr>
-          <w:delText xml:space="preserve">Remark 5</w:delText>
-        </w:r>
-      </w:del>
-      <w:del w:id="226" w:author="PR Preview" w:date="2026-01-01T00:00:00Z">
-        <w:r>
-          <w:delText xml:space="preserve"> (Source: Reference level). </w:delText>
-        </w:r>
-      </w:del>
-      <w:del w:id="227" w:author="PR Preview" w:date="2026-01-01T00:00:00Z">
-        <w:r>
-          <w:delText xml:space="preserve">Dobson and Barnett [1, Sec. 2.4]</w:delText>
-        </w:r>
-      </w:del>
-      <w:del w:id="228" w:author="PR Preview" w:date="2026-01-01T00:00:00Z">
-        <w:r>
-          <w:delText xml:space="preserve">, who call this the corner point parameterization.</w:delText>
-        </w:r>
-      </w:del>
+      <w:r>
+        <w:rPr>
+          <w:i/>
+          <w:iCs/>
+        </w:rPr>
+        <w:t xml:space="preserve">Remark 5</w:t>
+      </w:r>
+      <w:r>
+        <w:t xml:space="preserve"> (Source: Reference level). </w:t>
+      </w:r>
+      <w:r>
+        <w:t xml:space="preserve">Dobson and Barnett [1, Sec. 2.4]</w:t>
+      </w:r>
+      <w:r>
+        <w:t xml:space="preserve">, who call this the corner point parameterization.</w:t>
+      </w:r>
     </w:p>
-    <w:p>
-      <w:pPr>
-        <w:pStyle w:val="BodyText"/>
-      </w:pPr>
-      <w:ins w:id="229" w:author="PR Preview" w:date="2026-01-01T00:00:00Z">
-        <w:r>
-          <w:rPr>
-            <w:i/>
-            <w:iCs/>
-          </w:rPr>
-          <w:t xml:space="preserve">Remark 4</w:t>
-        </w:r>
-      </w:ins>
-      <w:ins w:id="230" w:author="PR Preview" w:date="2026-01-01T00:00:00Z">
-        <w:r>
-          <w:t xml:space="preserve"> (Source: Reference level). </w:t>
-        </w:r>
-      </w:ins>
-      <w:ins w:id="231" w:author="PR Preview" w:date="2026-01-01T00:00:00Z">
-        <w:r>
-          <w:t xml:space="preserve">Dobson and Barnett [1, Sec. 2.4]</w:t>
-        </w:r>
-      </w:ins>
-      <w:ins w:id="232" w:author="PR Preview" w:date="2026-01-01T00:00:00Z">
-        <w:r>
-          <w:t xml:space="preserve">, who call this the corner point parameterization.</w:t>
-        </w:r>
-      </w:ins>
-    </w:p>
-    <w:bookmarkEnd w:id="38"/>
-    <w:bookmarkStart w:id="39" w:name="exm-reference-level-sex"/>
+    <w:bookmarkEnd w:id="39"/>
+    <w:bookmarkStart w:id="40" w:name="exm-reference-level-sex"/>
     <w:p>
       <w:pPr>
         <w:pStyle w:val="BodyText"/>
@@ -3156,309 +2207,108 @@
         <w:t xml:space="preserve">is the reference level.</w:t>
       </w:r>
     </w:p>
-    <w:bookmarkEnd w:id="39"/>
-    <w:bookmarkStart w:id="40" w:name="rem-reference-level-choice"/>
+    <w:bookmarkEnd w:id="40"/>
+    <w:bookmarkStart w:id="41" w:name="rem-reference-level-choice"/>
     <w:p>
       <w:pPr>
         <w:pStyle w:val="BodyText"/>
       </w:pPr>
-      <w:del w:id="233" w:author="PR Preview" w:date="2026-01-01T00:00:00Z">
+      <w:r>
+        <w:rPr>
+          <w:i/>
+          <w:iCs/>
+        </w:rPr>
+        <w:t xml:space="preserve">Remark 6</w:t>
+      </w:r>
+      <w:r>
+        <w:t xml:space="preserve"> (Any category can be the reference level). </w:t>
+      </w:r>
+      <w:r>
+        <w:t xml:space="preserve">The choice of reference level changes how we code the categories.</w:t>
+      </w:r>
+      <w:r>
+        <w:t xml:space="preserve"> </w:t>
+      </w:r>
+      <w:r>
+        <w:t xml:space="preserve">It does not change what the data say.</w:t>
+      </w:r>
+      <w:r>
+        <w:t xml:space="preserve"> </w:t>
+      </w:r>
+      <w:r>
+        <w:t xml:space="preserve">For example, in</w:t>
+      </w:r>
+      <w:r>
+        <w:t xml:space="preserve"> </w:t>
+      </w:r>
+      <w:hyperlink w:anchor="exm-reference-level-sex">
         <w:r>
           <w:rPr>
-            <w:i/>
-            <w:iCs/>
+            <w:rStyle w:val="Hyperlink"/>
           </w:rPr>
-          <w:delText xml:space="preserve">Remark 6</w:delText>
+          <w:t xml:space="preserve">Example 12</w:t>
         </w:r>
-      </w:del>
-      <w:del w:id="234" w:author="PR Preview" w:date="2026-01-01T00:00:00Z">
-        <w:r>
-          <w:delText xml:space="preserve"> (Any category can be the reference level). </w:delText>
-        </w:r>
-      </w:del>
-      <w:del w:id="235" w:author="PR Preview" w:date="2026-01-01T00:00:00Z">
-        <w:r>
-          <w:delText xml:space="preserve">The choice of reference level changes how we code the categories.</w:delText>
-        </w:r>
-      </w:del>
-      <w:del w:id="236" w:author="PR Preview" w:date="2026-01-01T00:00:00Z">
-        <w:r>
-          <w:delText xml:space="preserve"> </w:delText>
-        </w:r>
-      </w:del>
-      <w:del w:id="237" w:author="PR Preview" w:date="2026-01-01T00:00:00Z">
-        <w:r>
-          <w:delText xml:space="preserve">It does not change what the data say.</w:delText>
-        </w:r>
-      </w:del>
-      <w:del w:id="238" w:author="PR Preview" w:date="2026-01-01T00:00:00Z">
-        <w:r>
-          <w:delText xml:space="preserve"> </w:delText>
-        </w:r>
-      </w:del>
-      <w:del w:id="239" w:author="PR Preview" w:date="2026-01-01T00:00:00Z">
-        <w:r>
-          <w:delText xml:space="preserve">For example, in</w:delText>
-        </w:r>
-      </w:del>
-      <w:del w:id="240" w:author="PR Preview" w:date="2026-01-01T00:00:00Z">
-        <w:r>
-          <w:delText xml:space="preserve"> </w:delText>
-        </w:r>
-      </w:del>
-      <w:hyperlink w:anchor="exm-reference-level-sex">
-        <w:del w:id="241" w:author="PR Preview" w:date="2026-01-01T00:00:00Z">
-          <w:r>
-            <w:rPr>
-              <w:rStyle w:val="Hyperlink"/>
-            </w:rPr>
-            <w:delText xml:space="preserve">Example 12</w:delText>
-          </w:r>
-        </w:del>
       </w:hyperlink>
-      <w:del w:id="242" w:author="PR Preview" w:date="2026-01-01T00:00:00Z">
-        <w:r>
-          <w:delText xml:space="preserve">,</w:delText>
-        </w:r>
-      </w:del>
-      <w:del w:id="243" w:author="PR Preview" w:date="2026-01-01T00:00:00Z">
-        <w:r>
-          <w:delText xml:space="preserve"> </w:delText>
-        </w:r>
-      </w:del>
-      <w:del w:id="244" w:author="PR Preview" w:date="2026-01-01T00:00:00Z">
-        <w:r>
-          <w:delText xml:space="preserve">we could instead use</w:delText>
-        </w:r>
-      </w:del>
-      <w:del w:id="245" w:author="PR Preview" w:date="2026-01-01T00:00:00Z">
-        <w:r>
-          <w:delText xml:space="preserve"> </w:delText>
-        </w:r>
-      </w:del>
-      <w:del w:id="246" w:author="PR Preview" w:date="2026-01-01T00:00:00Z">
-        <w:r>
-          <w:delText xml:space="preserve">“male”</w:delText>
-        </w:r>
-      </w:del>
-      <w:del w:id="247" w:author="PR Preview" w:date="2026-01-01T00:00:00Z">
-        <w:r>
-          <w:delText xml:space="preserve"> </w:delText>
-        </w:r>
-      </w:del>
-      <w:del w:id="248" w:author="PR Preview" w:date="2026-01-01T00:00:00Z">
-        <w:r>
-          <w:delText xml:space="preserve">as the reference level</w:delText>
-        </w:r>
-      </w:del>
-      <w:del w:id="249" w:author="PR Preview" w:date="2026-01-01T00:00:00Z">
-        <w:r>
-          <w:delText xml:space="preserve"> </w:delText>
-        </w:r>
-      </w:del>
-      <w:del w:id="250" w:author="PR Preview" w:date="2026-01-01T00:00:00Z">
-        <w:r>
-          <w:delText xml:space="preserve">and the indicator variable</w:delText>
-        </w:r>
-      </w:del>
-      <w:del w:id="251" w:author="PR Preview" w:date="2026-01-01T00:00:00Z">
-        <w:r>
-          <w:delText xml:space="preserve"> </w:delText>
-        </w:r>
-      </w:del>
+      <w:r>
+        <w:t xml:space="preserve">,</w:t>
+      </w:r>
+      <w:r>
+        <w:t xml:space="preserve"> </w:t>
+      </w:r>
+      <w:r>
+        <w:t xml:space="preserve">we could instead use</w:t>
+      </w:r>
+      <w:r>
+        <w:t xml:space="preserve"> </w:t>
+      </w:r>
+      <w:r>
+        <w:t xml:space="preserve">“male”</w:t>
+      </w:r>
+      <w:r>
+        <w:t xml:space="preserve"> </w:t>
+      </w:r>
+      <w:r>
+        <w:t xml:space="preserve">as the reference level</w:t>
+      </w:r>
+      <w:r>
+        <w:t xml:space="preserve"> </w:t>
+      </w:r>
+      <w:r>
+        <w:t xml:space="preserve">and the indicator variable</w:t>
+      </w:r>
+      <w:r>
+        <w:t xml:space="preserve"> </w:t>
+      </w:r>
       <m:oMath>
         <m:r>
           <m:t>F</m:t>
         </m:r>
       </m:oMath>
-      <w:del w:id="252" w:author="PR Preview" w:date="2026-01-01T00:00:00Z">
-        <w:r>
-          <w:delText xml:space="preserve"> </w:delText>
-        </w:r>
-      </w:del>
-      <w:del w:id="253" w:author="PR Preview" w:date="2026-01-01T00:00:00Z">
-        <w:r>
-          <w:delText xml:space="preserve">for</w:delText>
-        </w:r>
-      </w:del>
-      <w:del w:id="254" w:author="PR Preview" w:date="2026-01-01T00:00:00Z">
-        <w:r>
-          <w:delText xml:space="preserve"> </w:delText>
-        </w:r>
-      </w:del>
-      <w:del w:id="255" w:author="PR Preview" w:date="2026-01-01T00:00:00Z">
-        <w:r>
-          <w:delText xml:space="preserve">“female”</w:delText>
-        </w:r>
-      </w:del>
-      <w:del w:id="256" w:author="PR Preview" w:date="2026-01-01T00:00:00Z">
-        <w:r>
-          <w:delText xml:space="preserve">.</w:delText>
-        </w:r>
-      </w:del>
-      <w:del w:id="257" w:author="PR Preview" w:date="2026-01-01T00:00:00Z">
-        <w:r>
-          <w:delText xml:space="preserve"> </w:delText>
-        </w:r>
-      </w:del>
-      <w:del w:id="258" w:author="PR Preview" w:date="2026-01-01T00:00:00Z">
-        <w:r>
-          <w:delText xml:space="preserve">Both choices describe the same two groups.</w:delText>
-        </w:r>
-      </w:del>
+      <w:r>
+        <w:t xml:space="preserve"> </w:t>
+      </w:r>
+      <w:r>
+        <w:t xml:space="preserve">for</w:t>
+      </w:r>
+      <w:r>
+        <w:t xml:space="preserve"> </w:t>
+      </w:r>
+      <w:r>
+        <w:t xml:space="preserve">“female”</w:t>
+      </w:r>
+      <w:r>
+        <w:t xml:space="preserve">.</w:t>
+      </w:r>
+      <w:r>
+        <w:t xml:space="preserve"> </w:t>
+      </w:r>
+      <w:r>
+        <w:t xml:space="preserve">Both choices describe the same two groups.</w:t>
+      </w:r>
     </w:p>
-    <w:p>
-      <w:pPr>
-        <w:pStyle w:val="BodyText"/>
-      </w:pPr>
-      <w:ins w:id="259" w:author="PR Preview" w:date="2026-01-01T00:00:00Z">
-        <w:r>
-          <w:rPr>
-            <w:i/>
-            <w:iCs/>
-          </w:rPr>
-          <w:t xml:space="preserve">Remark 5</w:t>
-        </w:r>
-      </w:ins>
-      <w:ins w:id="260" w:author="PR Preview" w:date="2026-01-01T00:00:00Z">
-        <w:r>
-          <w:t xml:space="preserve"> (Any category can be the reference level). </w:t>
-        </w:r>
-      </w:ins>
-      <w:ins w:id="261" w:author="PR Preview" w:date="2026-01-01T00:00:00Z">
-        <w:r>
-          <w:t xml:space="preserve">The choice of reference level changes how we code the categories.</w:t>
-        </w:r>
-      </w:ins>
-      <w:ins w:id="262" w:author="PR Preview" w:date="2026-01-01T00:00:00Z">
-        <w:r>
-          <w:t xml:space="preserve"> </w:t>
-        </w:r>
-      </w:ins>
-      <w:ins w:id="263" w:author="PR Preview" w:date="2026-01-01T00:00:00Z">
-        <w:r>
-          <w:t xml:space="preserve">It does not change what the data say.</w:t>
-        </w:r>
-      </w:ins>
-      <w:ins w:id="264" w:author="PR Preview" w:date="2026-01-01T00:00:00Z">
-        <w:r>
-          <w:t xml:space="preserve"> </w:t>
-        </w:r>
-      </w:ins>
-      <w:ins w:id="265" w:author="PR Preview" w:date="2026-01-01T00:00:00Z">
-        <w:r>
-          <w:t xml:space="preserve">For example, in</w:t>
-        </w:r>
-      </w:ins>
-      <w:ins w:id="266" w:author="PR Preview" w:date="2026-01-01T00:00:00Z">
-        <w:r>
-          <w:t xml:space="preserve"> </w:t>
-        </w:r>
-      </w:ins>
-      <w:hyperlink w:anchor="exm-reference-level-sex">
-        <w:ins w:id="267" w:author="PR Preview" w:date="2026-01-01T00:00:00Z">
-          <w:r>
-            <w:rPr>
-              <w:rStyle w:val="Hyperlink"/>
-            </w:rPr>
-            <w:t xml:space="preserve">Example 12</w:t>
-          </w:r>
-        </w:ins>
-      </w:hyperlink>
-      <w:ins w:id="268" w:author="PR Preview" w:date="2026-01-01T00:00:00Z">
-        <w:r>
-          <w:t xml:space="preserve">,</w:t>
-        </w:r>
-      </w:ins>
-      <w:ins w:id="269" w:author="PR Preview" w:date="2026-01-01T00:00:00Z">
-        <w:r>
-          <w:t xml:space="preserve"> </w:t>
-        </w:r>
-      </w:ins>
-      <w:ins w:id="270" w:author="PR Preview" w:date="2026-01-01T00:00:00Z">
-        <w:r>
-          <w:t xml:space="preserve">we could instead use</w:t>
-        </w:r>
-      </w:ins>
-      <w:ins w:id="271" w:author="PR Preview" w:date="2026-01-01T00:00:00Z">
-        <w:r>
-          <w:t xml:space="preserve"> </w:t>
-        </w:r>
-      </w:ins>
-      <w:ins w:id="272" w:author="PR Preview" w:date="2026-01-01T00:00:00Z">
-        <w:r>
-          <w:t xml:space="preserve">“male”</w:t>
-        </w:r>
-      </w:ins>
-      <w:ins w:id="273" w:author="PR Preview" w:date="2026-01-01T00:00:00Z">
-        <w:r>
-          <w:t xml:space="preserve"> </w:t>
-        </w:r>
-      </w:ins>
-      <w:ins w:id="274" w:author="PR Preview" w:date="2026-01-01T00:00:00Z">
-        <w:r>
-          <w:t xml:space="preserve">as the reference level</w:t>
-        </w:r>
-      </w:ins>
-      <w:ins w:id="275" w:author="PR Preview" w:date="2026-01-01T00:00:00Z">
-        <w:r>
-          <w:t xml:space="preserve"> </w:t>
-        </w:r>
-      </w:ins>
-      <w:ins w:id="276" w:author="PR Preview" w:date="2026-01-01T00:00:00Z">
-        <w:r>
-          <w:t xml:space="preserve">and the indicator variable</w:t>
-        </w:r>
-      </w:ins>
-      <w:ins w:id="277" w:author="PR Preview" w:date="2026-01-01T00:00:00Z">
-        <w:r>
-          <w:t xml:space="preserve"> </w:t>
-        </w:r>
-      </w:ins>
-      <m:oMath>
-        <m:r>
-          <m:t>F</m:t>
-        </m:r>
-      </m:oMath>
-      <w:ins w:id="278" w:author="PR Preview" w:date="2026-01-01T00:00:00Z">
-        <w:r>
-          <w:t xml:space="preserve"> </w:t>
-        </w:r>
-      </w:ins>
-      <w:ins w:id="279" w:author="PR Preview" w:date="2026-01-01T00:00:00Z">
-        <w:r>
-          <w:t xml:space="preserve">for</w:t>
-        </w:r>
-      </w:ins>
-      <w:ins w:id="280" w:author="PR Preview" w:date="2026-01-01T00:00:00Z">
-        <w:r>
-          <w:t xml:space="preserve"> </w:t>
-        </w:r>
-      </w:ins>
-      <w:ins w:id="281" w:author="PR Preview" w:date="2026-01-01T00:00:00Z">
-        <w:r>
-          <w:t xml:space="preserve">“female”</w:t>
-        </w:r>
-      </w:ins>
-      <w:ins w:id="282" w:author="PR Preview" w:date="2026-01-01T00:00:00Z">
-        <w:r>
-          <w:t xml:space="preserve">.</w:t>
-        </w:r>
-      </w:ins>
-      <w:ins w:id="283" w:author="PR Preview" w:date="2026-01-01T00:00:00Z">
-        <w:r>
-          <w:t xml:space="preserve"> </w:t>
-        </w:r>
-      </w:ins>
-      <w:ins w:id="284" w:author="PR Preview" w:date="2026-01-01T00:00:00Z">
-        <w:r>
-          <w:t xml:space="preserve">Both choices describe the same two groups.</w:t>
-        </w:r>
-      </w:ins>
-    </w:p>
-    <w:bookmarkEnd w:id="40"/>
     <w:bookmarkEnd w:id="41"/>
-    <w:bookmarkStart w:id="49" w:name="taxonomy-of-variable-types"/>
+    <w:bookmarkEnd w:id="42"/>
+    <w:bookmarkStart w:id="50" w:name="taxonomy-of-variable-types"/>
     <w:p>
       <w:pPr>
         <w:pStyle w:val="Heading2"/>
@@ -3499,7 +2349,7 @@
       <w:tr>
         <w:tc>
           <w:tcPr/>
-          <w:bookmarkStart w:id="45" w:name="fig-var-taxonomy"/>
+          <w:bookmarkStart w:id="46" w:name="fig-var-taxonomy"/>
           <w:p>
             <w:pPr>
               <w:pStyle w:val="SourceCode"/>
@@ -6689,18 +5539,18 @@
                 <wp:inline>
                   <wp:extent cx="4620126" cy="3696101"/>
                   <wp:effectExtent b="0" l="0" r="0" t="0"/>
-                  <wp:docPr descr="" title="" id="43" name="Picture"/>
+                  <wp:docPr descr="" title="" id="44" name="Picture"/>
                   <a:graphic>
                     <a:graphicData uri="http://schemas.openxmlformats.org/drawingml/2006/picture">
                       <pic:pic>
                         <pic:nvPicPr>
-                          <pic:cNvPr descr="data_files/figure-docx/unnamed-chunk-1-1.png" id="44" name="Picture"/>
+                          <pic:cNvPr descr="data_files/figure-docx/unnamed-chunk-1-1.png" id="45" name="Picture"/>
                           <pic:cNvPicPr>
                             <a:picLocks noChangeArrowheads="1" noChangeAspect="1"/>
                           </pic:cNvPicPr>
                         </pic:nvPicPr>
                         <pic:blipFill>
-                          <a:blip r:embed="rId42"/>
+                          <a:blip r:embed="rId43"/>
                           <a:stretch>
                             <a:fillRect/>
                           </a:stretch>
@@ -6752,7 +5602,7 @@
               <w:t xml:space="preserve">binary, nominal, and ordinal variables are discrete and categorical.</w:t>
             </w:r>
           </w:p>
-          <w:bookmarkEnd w:id="45"/>
+          <w:bookmarkEnd w:id="46"/>
         </w:tc>
       </w:tr>
     </w:tbl>
@@ -6805,18 +5655,18 @@
                 <wp:inline>
                   <wp:extent cx="152400" cy="152400"/>
                   <wp:effectExtent b="0" l="0" r="0" t="0"/>
-                  <wp:docPr descr="" title="" id="47" name="Picture"/>
+                  <wp:docPr descr="" title="" id="48" name="Picture"/>
                   <a:graphic>
                     <a:graphicData uri="http://schemas.openxmlformats.org/drawingml/2006/picture">
                       <pic:pic>
                         <pic:nvPicPr>
-                          <pic:cNvPr descr="/opt/quarto/share/formats/docx/note.png" id="48" name="Picture"/>
+                          <pic:cNvPr descr="/opt/quarto/share/formats/docx/note.png" id="49" name="Picture"/>
                           <pic:cNvPicPr>
                             <a:picLocks noChangeArrowheads="1" noChangeAspect="1"/>
                           </pic:cNvPicPr>
                         </pic:nvPicPr>
                         <pic:blipFill>
-                          <a:blip r:embed="rId46"/>
+                          <a:blip r:embed="rId47"/>
                           <a:stretch>
                             <a:fillRect/>
                           </a:stretch>
@@ -6904,8 +5754,8 @@
         </w:tc>
       </w:tr>
     </w:tbl>
-    <w:bookmarkEnd w:id="49"/>
-    <w:bookmarkStart w:id="51" w:name="variables-in-the-wcgs-dataset"/>
+    <w:bookmarkEnd w:id="50"/>
+    <w:bookmarkStart w:id="52" w:name="variables-in-the-wcgs-dataset"/>
     <w:p>
       <w:pPr>
         <w:pStyle w:val="Heading2"/>
@@ -6952,7 +5802,7 @@
       <w:tr>
         <w:tc>
           <w:tcPr/>
-          <w:bookmarkStart w:id="50" w:name="tbl-wcgs-vartypes"/>
+          <w:bookmarkStart w:id="51" w:name="tbl-wcgs-vartypes"/>
           <w:p>
             <w:pPr>
               <w:jc w:val="center"/>
@@ -8652,13 +7502,13 @@
               </w:tc>
             </w:tr>
           </w:tbl>
-          <w:bookmarkEnd w:id="50"/>
+          <w:bookmarkEnd w:id="51"/>
           <w:p/>
         </w:tc>
       </w:tr>
     </w:tbl>
-    <w:bookmarkEnd w:id="51"/>
-    <w:bookmarkStart w:id="63" w:name="random-variables"/>
+    <w:bookmarkEnd w:id="52"/>
+    <w:bookmarkStart w:id="64" w:name="random-variables"/>
     <w:p>
       <w:pPr>
         <w:pStyle w:val="Heading2"/>
@@ -8667,7 +7517,7 @@
         <w:t xml:space="preserve">5 Random variables</w:t>
       </w:r>
     </w:p>
-    <w:bookmarkStart w:id="55" w:name="sec-binary-vars"/>
+    <w:bookmarkStart w:id="56" w:name="sec-binary-vars"/>
     <w:p>
       <w:pPr>
         <w:pStyle w:val="Heading3"/>
@@ -8676,7 +7526,7 @@
         <w:t xml:space="preserve">5.1 Binary variables</w:t>
       </w:r>
     </w:p>
-    <w:bookmarkStart w:id="52" w:name="def-binary"/>
+    <w:bookmarkStart w:id="53" w:name="def-binary"/>
     <w:p>
       <w:pPr>
         <w:pStyle w:val="FirstParagraph"/>
@@ -8711,13 +7561,13 @@
         <w:t xml:space="preserve">is a random variable which has only two possible values in its range.</w:t>
       </w:r>
     </w:p>
-    <w:bookmarkEnd w:id="52"/>
-    <w:bookmarkStart w:id="53" w:name="exr-binary-examples"/>
+    <w:bookmarkEnd w:id="53"/>
+    <w:bookmarkStart w:id="54" w:name="exr-binary-examples"/>
     <w:p>
       <w:pPr>
         <w:pStyle w:val="BodyText"/>
       </w:pPr>
-      <w:del w:id="285" w:author="PR Preview" w:date="2026-01-01T00:00:00Z">
+      <w:del w:id="3" w:author="PR Preview" w:date="2026-01-01T00:00:00Z">
         <w:r>
           <w:rPr>
             <w:b/>
@@ -8726,12 +7576,12 @@
           <w:delText xml:space="preserve">Exercise 2 (Examples of binary variables)</w:delText>
         </w:r>
       </w:del>
-      <w:del w:id="286" w:author="PR Preview" w:date="2026-01-01T00:00:00Z">
+      <w:del w:id="4" w:author="PR Preview" w:date="2026-01-01T00:00:00Z">
         <w:r>
           <w:delText xml:space="preserve"> </w:delText>
         </w:r>
       </w:del>
-      <w:del w:id="287" w:author="PR Preview" w:date="2026-01-01T00:00:00Z">
+      <w:del w:id="5" w:author="PR Preview" w:date="2026-01-01T00:00:00Z">
         <w:r>
           <w:delText xml:space="preserve">What are some examples of binary variables in health sciences and data science?</w:delText>
         </w:r>
@@ -8741,7 +7591,7 @@
       <w:pPr>
         <w:pStyle w:val="BodyText"/>
       </w:pPr>
-      <w:ins w:id="288" w:author="PR Preview" w:date="2026-01-01T00:00:00Z">
+      <w:ins w:id="6" w:author="PR Preview" w:date="2026-01-01T00:00:00Z">
         <w:r>
           <w:rPr>
             <w:b/>
@@ -8750,23 +7600,23 @@
           <w:t xml:space="preserve">Exercise 2 (Examples of binary variables)</w:t>
         </w:r>
       </w:ins>
-      <w:ins w:id="289" w:author="PR Preview" w:date="2026-01-01T00:00:00Z">
+      <w:ins w:id="7" w:author="PR Preview" w:date="2026-01-01T00:00:00Z">
         <w:r>
           <w:t xml:space="preserve"> </w:t>
         </w:r>
       </w:ins>
-      <w:ins w:id="290" w:author="PR Preview" w:date="2026-01-01T00:00:00Z">
+      <w:ins w:id="8" w:author="PR Preview" w:date="2026-01-01T00:00:00Z">
         <w:r>
           <w:t xml:space="preserve">What are some examples of</w:t>
         </w:r>
       </w:ins>
-      <w:ins w:id="291" w:author="PR Preview" w:date="2026-01-01T00:00:00Z">
+      <w:ins w:id="9" w:author="PR Preview" w:date="2026-01-01T00:00:00Z">
         <w:r>
           <w:t xml:space="preserve"> </w:t>
         </w:r>
       </w:ins>
       <w:hyperlink w:anchor="def-binary-var">
-        <w:ins w:id="292" w:author="PR Preview" w:date="2026-01-01T00:00:00Z">
+        <w:ins w:id="10" w:author="PR Preview" w:date="2026-01-01T00:00:00Z">
           <w:r>
             <w:rPr>
               <w:rStyle w:val="Hyperlink"/>
@@ -8775,19 +7625,19 @@
           </w:r>
         </w:ins>
       </w:hyperlink>
-      <w:ins w:id="293" w:author="PR Preview" w:date="2026-01-01T00:00:00Z">
+      <w:ins w:id="11" w:author="PR Preview" w:date="2026-01-01T00:00:00Z">
         <w:r>
           <w:t xml:space="preserve"> </w:t>
         </w:r>
       </w:ins>
-      <w:ins w:id="294" w:author="PR Preview" w:date="2026-01-01T00:00:00Z">
+      <w:ins w:id="12" w:author="PR Preview" w:date="2026-01-01T00:00:00Z">
         <w:r>
           <w:t xml:space="preserve">in the health sciences?</w:t>
         </w:r>
       </w:ins>
     </w:p>
-    <w:bookmarkEnd w:id="53"/>
-    <w:bookmarkStart w:id="54" w:name="sol-binary-examples"/>
+    <w:bookmarkEnd w:id="54"/>
+    <w:bookmarkStart w:id="55" w:name="sol-binary-examples"/>
     <w:p>
       <w:pPr>
         <w:pStyle w:val="BodyText"/>
@@ -8878,9 +7728,9 @@
         <w:t xml:space="preserve">vital status (dead vs alive)</w:t>
       </w:r>
     </w:p>
-    <w:bookmarkEnd w:id="54"/>
     <w:bookmarkEnd w:id="55"/>
-    <w:bookmarkStart w:id="62" w:name="sec-count-vars"/>
+    <w:bookmarkEnd w:id="56"/>
+    <w:bookmarkStart w:id="63" w:name="sec-count-vars"/>
     <w:p>
       <w:pPr>
         <w:pStyle w:val="Heading3"/>
@@ -8889,7 +7739,7 @@
         <w:t xml:space="preserve">5.2 Count variables</w:t>
       </w:r>
     </w:p>
-    <w:bookmarkStart w:id="56" w:name="def-count"/>
+    <w:bookmarkStart w:id="57" w:name="def-count"/>
     <w:p>
       <w:pPr>
         <w:pStyle w:val="FirstParagraph"/>
@@ -8997,8 +7847,8 @@
         </m:oMath>
       </m:oMathPara>
     </w:p>
-    <w:bookmarkEnd w:id="56"/>
-    <w:bookmarkStart w:id="57" w:name="exr-count-examples"/>
+    <w:bookmarkEnd w:id="57"/>
+    <w:bookmarkStart w:id="58" w:name="exr-count-examples"/>
     <w:p>
       <w:pPr>
         <w:pStyle w:val="FirstParagraph"/>
@@ -9017,8 +7867,8 @@
         <w:t xml:space="preserve">What are some examples of count variables?</w:t>
       </w:r>
     </w:p>
-    <w:bookmarkEnd w:id="57"/>
-    <w:bookmarkStart w:id="58" w:name="sol-count-examples"/>
+    <w:bookmarkEnd w:id="58"/>
+    <w:bookmarkStart w:id="59" w:name="sol-count-examples"/>
     <w:p>
       <w:pPr>
         <w:pStyle w:val="BodyText"/>
@@ -9109,8 +7959,8 @@
         <w:t xml:space="preserve">car accidents per 1,000 miles driven</w:t>
       </w:r>
     </w:p>
-    <w:bookmarkEnd w:id="58"/>
-    <w:bookmarkStart w:id="61" w:name="X6b0346f757a1c2a16c9954023d63d8ec54b03e4"/>
+    <w:bookmarkEnd w:id="59"/>
+    <w:bookmarkStart w:id="62" w:name="X6b0346f757a1c2a16c9954023d63d8ec54b03e4"/>
     <w:p>
       <w:pPr>
         <w:pStyle w:val="Heading4"/>
@@ -9135,7 +7985,7 @@
           <w:numId w:val="1006"/>
         </w:numPr>
       </w:pPr>
-      <w:hyperlink r:id="rId59">
+      <w:hyperlink r:id="rId60">
         <w:r>
           <w:rPr>
             <w:rStyle w:val="Hyperlink"/>
@@ -9152,7 +8002,7 @@
           <w:numId w:val="1006"/>
         </w:numPr>
       </w:pPr>
-      <w:hyperlink r:id="rId60">
+      <w:hyperlink r:id="rId61">
         <w:r>
           <w:rPr>
             <w:rStyle w:val="Hyperlink"/>
@@ -9161,10 +8011,10 @@
         </w:r>
       </w:hyperlink>
     </w:p>
-    <w:bookmarkEnd w:id="61"/>
     <w:bookmarkEnd w:id="62"/>
     <w:bookmarkEnd w:id="63"/>
-    <w:bookmarkStart w:id="67" w:name="references"/>
+    <w:bookmarkEnd w:id="64"/>
+    <w:bookmarkStart w:id="68" w:name="references"/>
     <w:p>
       <w:pPr>
         <w:pStyle w:val="Heading2"/>
@@ -9173,8 +8023,8 @@
         <w:t xml:space="preserve">References</w:t>
       </w:r>
     </w:p>
-    <w:bookmarkStart w:id="66" w:name="refs"/>
-    <w:bookmarkStart w:id="65" w:name="ref-dobson4e"/>
+    <w:bookmarkStart w:id="67" w:name="refs"/>
+    <w:bookmarkStart w:id="66" w:name="ref-dobson4e"/>
     <w:p>
       <w:pPr>
         <w:pStyle w:val="Bibliography"/>
@@ -9207,7 +8057,7 @@
       <w:r>
         <w:t xml:space="preserve"> </w:t>
       </w:r>
-      <w:hyperlink r:id="rId64">
+      <w:hyperlink r:id="rId65">
         <w:r>
           <w:rPr>
             <w:rStyle w:val="Hyperlink"/>
@@ -9219,9 +8069,9 @@
         <w:t xml:space="preserve">.</w:t>
       </w:r>
     </w:p>
-    <w:bookmarkEnd w:id="65"/>
     <w:bookmarkEnd w:id="66"/>
     <w:bookmarkEnd w:id="67"/>
+    <w:bookmarkEnd w:id="68"/>
     <w:sectPr>
       <w:footnotePr>
         <w:numRestart w:val="eachSect"/>
